--- a/docs/When_Explanations_Outlive_Their_Data_DMU_Thesis.docx
+++ b/docs/When_Explanations_Outlive_Their_Data_DMU_Thesis.docx
@@ -350,18 +350,14 @@
       <w:pPr>
         <w:keepLines/>
         <w:tabs>
-          <w:tab w:val="right" w:leader="dot" w:pos="8784"/>
+          <w:tab w:pos="8784" w:val="right" w:leader="dot"/>
         </w:tabs>
         <w:spacing w:after="40" w:line="240" w:lineRule="auto"/>
         <w:ind w:left="0"/>
       </w:pPr>
       <w:r>
-        <w:t>Figure 3.1  Observation graph and request-to-action mapping</w:t>
-      </w:r>
-      <w:r>
+        <w:t>Figure 3.1  Local observation graph and request-to-action mapping</w:t>
         <w:tab/>
-      </w:r>
-      <w:r>
         <w:t>7</w:t>
       </w:r>
     </w:p>
@@ -369,18 +365,14 @@
       <w:pPr>
         <w:keepLines/>
         <w:tabs>
-          <w:tab w:val="right" w:leader="dot" w:pos="8784"/>
+          <w:tab w:pos="8784" w:val="right" w:leader="dot"/>
         </w:tabs>
         <w:spacing w:after="40" w:line="240" w:lineRule="auto"/>
         <w:ind w:left="0"/>
       </w:pPr>
       <w:r>
-        <w:t>Figure 3.2  Simplified graph-attention design</w:t>
-      </w:r>
-      <w:r>
+        <w:t>Figure 3.2  Graph-attention policy and audit channel</w:t>
         <w:tab/>
-      </w:r>
-      <w:r>
         <w:t>7</w:t>
       </w:r>
     </w:p>
@@ -388,18 +380,14 @@
       <w:pPr>
         <w:keepLines/>
         <w:tabs>
-          <w:tab w:val="right" w:leader="dot" w:pos="8784"/>
+          <w:tab w:pos="8784" w:val="right" w:leader="dot"/>
         </w:tabs>
         <w:spacing w:after="40" w:line="240" w:lineRule="auto"/>
         <w:ind w:left="0"/>
       </w:pPr>
       <w:r>
-        <w:t>Figure 3.3  Model conditions and training process</w:t>
-      </w:r>
-      <w:r>
+        <w:t>Figure 3.3  Training, selection and held-out evaluation</w:t>
         <w:tab/>
-      </w:r>
-      <w:r>
         <w:t>8</w:t>
       </w:r>
     </w:p>
@@ -407,18 +395,14 @@
       <w:pPr>
         <w:keepLines/>
         <w:tabs>
-          <w:tab w:val="right" w:leader="dot" w:pos="8784"/>
+          <w:tab w:pos="8784" w:val="right" w:leader="dot"/>
         </w:tabs>
         <w:spacing w:after="40" w:line="240" w:lineRule="auto"/>
         <w:ind w:left="0"/>
       </w:pPr>
       <w:r>
         <w:t>Figure 3.4  Tunnel-triggered observation-layer telemetry degradation</w:t>
-      </w:r>
-      <w:r>
         <w:tab/>
-      </w:r>
-      <w:r>
         <w:t>9</w:t>
       </w:r>
     </w:p>
@@ -426,18 +410,14 @@
       <w:pPr>
         <w:keepLines/>
         <w:tabs>
-          <w:tab w:val="right" w:leader="dot" w:pos="8784"/>
+          <w:tab w:pos="8784" w:val="right" w:leader="dot"/>
         </w:tabs>
         <w:spacing w:after="40" w:line="240" w:lineRule="auto"/>
         <w:ind w:left="0"/>
       </w:pPr>
       <w:r>
         <w:t>Figure 3.5  Construct-validity controls for action-linked request nodes</w:t>
-      </w:r>
-      <w:r>
         <w:tab/>
-      </w:r>
-      <w:r>
         <w:t>10</w:t>
       </w:r>
     </w:p>
@@ -445,18 +425,14 @@
       <w:pPr>
         <w:keepLines/>
         <w:tabs>
-          <w:tab w:val="right" w:leader="dot" w:pos="8784"/>
+          <w:tab w:pos="8784" w:val="right" w:leader="dot"/>
         </w:tabs>
         <w:spacing w:after="40" w:line="240" w:lineRule="auto"/>
         <w:ind w:left="0"/>
       </w:pPr>
       <w:r>
         <w:t>Figure 4.1  Validation checkpoint selection by model and training seed</w:t>
-      </w:r>
-      <w:r>
         <w:tab/>
-      </w:r>
-      <w:r>
         <w:t>12</w:t>
       </w:r>
     </w:p>
@@ -464,18 +440,14 @@
       <w:pPr>
         <w:keepLines/>
         <w:tabs>
-          <w:tab w:val="right" w:leader="dot" w:pos="8784"/>
+          <w:tab w:pos="8784" w:val="right" w:leader="dot"/>
         </w:tabs>
         <w:spacing w:after="40" w:line="240" w:lineRule="auto"/>
         <w:ind w:left="0"/>
       </w:pPr>
       <w:r>
         <w:t>Figure 4.2  Clean-test pickups by training seed</w:t>
-      </w:r>
-      <w:r>
         <w:tab/>
-      </w:r>
-      <w:r>
         <w:t>13</w:t>
       </w:r>
     </w:p>
@@ -483,18 +455,14 @@
       <w:pPr>
         <w:keepLines/>
         <w:tabs>
-          <w:tab w:val="right" w:leader="dot" w:pos="8784"/>
+          <w:tab w:pos="8784" w:val="right" w:leader="dot"/>
         </w:tabs>
         <w:spacing w:after="40" w:line="240" w:lineRule="auto"/>
         <w:ind w:left="0"/>
       </w:pPr>
       <w:r>
-        <w:t>Figure 4.3  Stale exposure, faithfulness and pickups by outage duration</w:t>
-      </w:r>
-      <w:r>
+        <w:t>Figure 4.3  Outage-duration sweep by policy and training seed</w:t>
         <w:tab/>
-      </w:r>
-      <w:r>
         <w:t>14</w:t>
       </w:r>
     </w:p>
@@ -502,18 +470,14 @@
       <w:pPr>
         <w:keepLines/>
         <w:tabs>
-          <w:tab w:val="right" w:leader="dot" w:pos="8784"/>
+          <w:tab w:pos="8784" w:val="right" w:leader="dot"/>
         </w:tabs>
         <w:spacing w:after="40" w:line="240" w:lineRule="auto"/>
         <w:ind w:left="0"/>
       </w:pPr>
       <w:r>
         <w:t>Figure 4.4  Paired stale-attention shift by training seed</w:t>
-      </w:r>
-      <w:r>
         <w:tab/>
-      </w:r>
-      <w:r>
         <w:t>15</w:t>
       </w:r>
     </w:p>
@@ -521,18 +485,14 @@
       <w:pPr>
         <w:keepLines/>
         <w:tabs>
-          <w:tab w:val="right" w:leader="dot" w:pos="8784"/>
+          <w:tab w:pos="8784" w:val="right" w:leader="dot"/>
         </w:tabs>
         <w:spacing w:after="40" w:line="240" w:lineRule="auto"/>
         <w:ind w:left="0"/>
       </w:pPr>
       <w:r>
         <w:t>Figure 4.5  WAMSN-DEF correlation by training seed</w:t>
-      </w:r>
-      <w:r>
         <w:tab/>
-      </w:r>
-      <w:r>
         <w:t>16</w:t>
       </w:r>
     </w:p>
@@ -540,18 +500,14 @@
       <w:pPr>
         <w:keepLines/>
         <w:tabs>
-          <w:tab w:val="right" w:leader="dot" w:pos="8784"/>
+          <w:tab w:pos="8784" w:val="right" w:leader="dot"/>
         </w:tabs>
         <w:spacing w:after="40" w:line="240" w:lineRule="auto"/>
         <w:ind w:left="0"/>
       </w:pPr>
       <w:r>
-        <w:t>Figure 5.1  Evidence path and final cross-seed verdicts</w:t>
-      </w:r>
-      <w:r>
+        <w:t>Figure 5.1  Cross-seed evidence matrix</w:t>
         <w:tab/>
-      </w:r>
-      <w:r>
         <w:t>17</w:t>
       </w:r>
     </w:p>
@@ -560,12 +516,120 @@
         <w:keepNext/>
         <w:spacing w:after="360"/>
         <w:jc w:val="center"/>
+      </w:pPr>
+      <w:r>
         <w:rPr>
           <w:rFonts w:ascii="Times New Roman" w:hAnsi="Times New Roman"/>
           <w:b/>
           <w:sz w:val="28"/>
         </w:rPr>
-      </w:pPr>
+        <w:t>LIST OF TABLES</w:t>
+      </w:r>
+    </w:p>
+    <w:p>
+      <w:pPr>
+        <w:keepLines/>
+        <w:tabs>
+          <w:tab w:pos="8784" w:val="right" w:leader="dot"/>
+        </w:tabs>
+        <w:spacing w:after="40" w:line="240" w:lineRule="auto"/>
+        <w:ind w:left="0"/>
+      </w:pPr>
+      <w:r>
+        <w:t>Table 3.1  Observation graph node types and roles</w:t>
+        <w:tab/>
+        <w:t>6</w:t>
+      </w:r>
+    </w:p>
+    <w:p>
+      <w:pPr>
+        <w:keepLines/>
+        <w:tabs>
+          <w:tab w:pos="8784" w:val="right" w:leader="dot"/>
+        </w:tabs>
+        <w:spacing w:after="40" w:line="240" w:lineRule="auto"/>
+        <w:ind w:left="0"/>
+      </w:pPr>
+      <w:r>
+        <w:t>Table 3.2  Policy conditions used in the v4 experiment</w:t>
+        <w:tab/>
+        <w:t>7</w:t>
+      </w:r>
+    </w:p>
+    <w:p>
+      <w:pPr>
+        <w:keepLines/>
+        <w:tabs>
+          <w:tab w:pos="8784" w:val="right" w:leader="dot"/>
+        </w:tabs>
+        <w:spacing w:after="40" w:line="240" w:lineRule="auto"/>
+        <w:ind w:left="0"/>
+      </w:pPr>
+      <w:r>
+        <w:t>Table 3.3  Validation-selected checkpoint epochs</w:t>
+        <w:tab/>
+        <w:t>8</w:t>
+      </w:r>
+    </w:p>
+    <w:p>
+      <w:pPr>
+        <w:keepLines/>
+        <w:tabs>
+          <w:tab w:pos="8784" w:val="right" w:leader="dot"/>
+        </w:tabs>
+        <w:spacing w:after="40" w:line="240" w:lineRule="auto"/>
+        <w:ind w:left="0"/>
+      </w:pPr>
+      <w:r>
+        <w:t>Table 4.1  Clean-test performance context across training seeds</w:t>
+        <w:tab/>
+        <w:t>12</w:t>
+      </w:r>
+    </w:p>
+    <w:p>
+      <w:pPr>
+        <w:keepLines/>
+        <w:tabs>
+          <w:tab w:pos="8784" w:val="right" w:leader="dot"/>
+        </w:tabs>
+        <w:spacing w:after="40" w:line="240" w:lineRule="auto"/>
+        <w:ind w:left="0"/>
+      </w:pPr>
+      <w:r>
+        <w:t>Table 4.2  Construct-validity audit of random controls</w:t>
+        <w:tab/>
+        <w:t>13</w:t>
+      </w:r>
+    </w:p>
+    <w:p>
+      <w:pPr>
+        <w:keepLines/>
+        <w:tabs>
+          <w:tab w:pos="8784" w:val="right" w:leader="dot"/>
+        </w:tabs>
+        <w:spacing w:after="40" w:line="240" w:lineRule="auto"/>
+        <w:ind w:left="0"/>
+      </w:pPr>
+      <w:r>
+        <w:t>Table 4.3  Paired stale-attention shift estimates and confidence intervals</w:t>
+        <w:tab/>
+        <w:t>14</w:t>
+      </w:r>
+    </w:p>
+    <w:p>
+      <w:pPr>
+        <w:keepLines/>
+        <w:tabs>
+          <w:tab w:pos="8784" w:val="right" w:leader="dot"/>
+        </w:tabs>
+        <w:spacing w:after="40" w:line="240" w:lineRule="auto"/>
+        <w:ind w:left="0"/>
+      </w:pPr>
+      <w:r>
+        <w:t>Table 4.4  Hypothesis outcomes across training seeds</w:t>
+        <w:tab/>
+        <w:t>16</w:t>
+      </w:r>
     </w:p>
     <w:p>
       <w:pPr>
@@ -579,189 +643,23 @@
           <w:b/>
           <w:sz w:val="28"/>
         </w:rPr>
-        <w:t>LIST OF TABLES</w:t>
-      </w:r>
-    </w:p>
-    <w:p>
-      <w:pPr>
-        <w:keepLines/>
-        <w:tabs>
-          <w:tab w:val="right" w:leader="dot" w:pos="8784"/>
-        </w:tabs>
-        <w:spacing w:after="40" w:line="240" w:lineRule="auto"/>
-        <w:ind w:left="0"/>
-      </w:pPr>
-      <w:r>
-        <w:t>Table 3.1  Observation graph node types and roles</w:t>
-      </w:r>
-      <w:r>
-        <w:tab/>
-      </w:r>
-      <w:r>
-        <w:t>6</w:t>
-      </w:r>
-    </w:p>
-    <w:p>
-      <w:pPr>
-        <w:keepLines/>
-        <w:tabs>
-          <w:tab w:val="right" w:leader="dot" w:pos="8784"/>
-        </w:tabs>
-        <w:spacing w:after="40" w:line="240" w:lineRule="auto"/>
-        <w:ind w:left="0"/>
-      </w:pPr>
-      <w:r>
-        <w:t>Table 3.2  Policy conditions used in the v4 experiment</w:t>
-      </w:r>
-      <w:r>
-        <w:tab/>
-      </w:r>
-      <w:r>
-        <w:t>7</w:t>
-      </w:r>
-    </w:p>
-    <w:p>
-      <w:pPr>
-        <w:keepLines/>
-        <w:tabs>
-          <w:tab w:val="right" w:leader="dot" w:pos="8784"/>
-        </w:tabs>
-        <w:spacing w:after="40" w:line="240" w:lineRule="auto"/>
-        <w:ind w:left="0"/>
-      </w:pPr>
-      <w:r>
-        <w:t>Table 3.3  Validation-selected checkpoint epochs</w:t>
-      </w:r>
-      <w:r>
-        <w:tab/>
-      </w:r>
-      <w:r>
-        <w:t>8</w:t>
-      </w:r>
-    </w:p>
-    <w:p>
-      <w:pPr>
-        <w:keepLines/>
-        <w:tabs>
-          <w:tab w:val="right" w:leader="dot" w:pos="8784"/>
-        </w:tabs>
-        <w:spacing w:after="40" w:line="240" w:lineRule="auto"/>
-        <w:ind w:left="0"/>
-      </w:pPr>
-      <w:r>
-        <w:t>Table 4.1  Clean-test performance context across training seeds</w:t>
-      </w:r>
-      <w:r>
-        <w:tab/>
-      </w:r>
-      <w:r>
-        <w:t>12</w:t>
-      </w:r>
-    </w:p>
-    <w:p>
-      <w:pPr>
-        <w:keepLines/>
-        <w:tabs>
-          <w:tab w:val="right" w:leader="dot" w:pos="8784"/>
-        </w:tabs>
-        <w:spacing w:after="40" w:line="240" w:lineRule="auto"/>
-        <w:ind w:left="0"/>
-      </w:pPr>
-      <w:r>
-        <w:t>Table 4.2  Construct-validity audit of random controls</w:t>
-      </w:r>
-      <w:r>
-        <w:tab/>
-      </w:r>
-      <w:r>
-        <w:t>13</w:t>
-      </w:r>
-    </w:p>
-    <w:p>
-      <w:pPr>
-        <w:keepLines/>
-        <w:tabs>
-          <w:tab w:val="right" w:leader="dot" w:pos="8784"/>
-        </w:tabs>
-        <w:spacing w:after="40" w:line="240" w:lineRule="auto"/>
-        <w:ind w:left="0"/>
-      </w:pPr>
-      <w:r>
-        <w:t>Table 4.3  Paired stale-attention shift estimates and confidence intervals</w:t>
-      </w:r>
-      <w:r>
-        <w:tab/>
-      </w:r>
-      <w:r>
-        <w:t>14</w:t>
-      </w:r>
-    </w:p>
-    <w:p>
-      <w:pPr>
-        <w:keepLines/>
-        <w:tabs>
-          <w:tab w:val="right" w:leader="dot" w:pos="8784"/>
-        </w:tabs>
-        <w:spacing w:after="40" w:line="240" w:lineRule="auto"/>
-        <w:ind w:left="0"/>
-      </w:pPr>
-      <w:r>
-        <w:t>Table 4.4  Hypothesis outcomes across training seeds</w:t>
-      </w:r>
-      <w:r>
-        <w:tab/>
-      </w:r>
-      <w:r>
-        <w:t>16</w:t>
-      </w:r>
-    </w:p>
-    <w:p>
-      <w:pPr>
-        <w:keepNext/>
-        <w:spacing w:after="360"/>
-        <w:jc w:val="center"/>
-        <w:rPr>
-          <w:rFonts w:ascii="Times New Roman" w:hAnsi="Times New Roman"/>
-          <w:b/>
-          <w:sz w:val="28"/>
-        </w:rPr>
-      </w:pPr>
-    </w:p>
-    <w:p>
-      <w:pPr>
-        <w:keepNext/>
-        <w:spacing w:after="360"/>
-        <w:jc w:val="center"/>
-      </w:pPr>
-      <w:r>
-        <w:rPr>
-          <w:rFonts w:ascii="Times New Roman" w:hAnsi="Times New Roman"/>
-          <w:b/>
-          <w:sz w:val="28"/>
-        </w:rPr>
         <w:t>LIST OF ABBREVIATIONS</w:t>
       </w:r>
     </w:p>
     <w:tbl>
       <w:tblPr>
-        <w:tblStyle w:val="6"/>
-        <w:tblW w:w="9020" w:type="dxa"/>
+        <w:tblW w:type="dxa" w:w="9020"/>
         <w:jc w:val="center"/>
+        <w:tblLayout w:type="fixed"/>
+        <w:tblLook w:firstColumn="1" w:firstRow="1" w:lastColumn="0" w:lastRow="0" w:noHBand="0" w:noVBand="1" w:val="04A0"/>
         <w:tblBorders>
-          <w:top w:val="single" w:color="7F7F7F" w:sz="8" w:space="0"/>
-          <w:left w:val="none" w:color="FFFFFF" w:sz="0" w:space="0"/>
-          <w:bottom w:val="single" w:color="7F7F7F" w:sz="8" w:space="0"/>
-          <w:right w:val="none" w:color="FFFFFF" w:sz="0" w:space="0"/>
-          <w:insideH w:val="single" w:color="D9D9D9" w:sz="4" w:space="0"/>
-          <w:insideV w:val="none" w:color="FFFFFF" w:sz="0" w:space="0"/>
+          <w:top w:val="single" w:sz="8" w:color="7F7F7F"/>
+          <w:bottom w:val="single" w:sz="8" w:color="7F7F7F"/>
+          <w:left w:val="nil" w:sz="0" w:color="FFFFFF"/>
+          <w:right w:val="nil" w:sz="0" w:color="FFFFFF"/>
+          <w:insideH w:val="single" w:sz="4" w:color="D9D9D9"/>
+          <w:insideV w:val="nil" w:sz="0" w:color="FFFFFF"/>
         </w:tblBorders>
-        <w:tblLayout w:type="fixed"/>
-        <w:tblCellMar>
-          <w:top w:w="0" w:type="dxa"/>
-          <w:left w:w="108" w:type="dxa"/>
-          <w:bottom w:w="0" w:type="dxa"/>
-          <w:right w:w="108" w:type="dxa"/>
-        </w:tblCellMar>
       </w:tblPr>
       <w:tblGrid>
         <w:gridCol w:w="1900"/>
@@ -770,20 +668,19 @@
       <w:tr>
         <w:trPr>
           <w:cantSplit/>
-          <w:tblHeader/>
-          <w:jc w:val="center"/>
+          <w:tblHeader w:val="true"/>
         </w:trPr>
         <w:tc>
           <w:tcPr>
-            <w:tcW w:w="1900" w:type="dxa"/>
-            <w:shd w:val="clear" w:color="auto" w:fill="E7E6E6"/>
-            <w:tcMar>
-              <w:top w:w="45" w:type="dxa"/>
-              <w:left w:w="90" w:type="dxa"/>
-              <w:bottom w:w="45" w:type="dxa"/>
-              <w:right w:w="90" w:type="dxa"/>
-            </w:tcMar>
-            <w:vAlign w:val="center"/>
+            <w:tcW w:type="dxa" w:w="1900"/>
+            <w:tcMar>
+              <w:top w:w="45" w:type="dxa"/>
+              <w:start w:w="90" w:type="dxa"/>
+              <w:bottom w:w="45" w:type="dxa"/>
+              <w:end w:w="90" w:type="dxa"/>
+            </w:tcMar>
+            <w:vAlign w:val="center"/>
+            <w:shd w:fill="E7E6E6"/>
           </w:tcPr>
           <w:p>
             <w:pPr>
@@ -802,15 +699,15 @@
         </w:tc>
         <w:tc>
           <w:tcPr>
-            <w:tcW w:w="7120" w:type="dxa"/>
-            <w:shd w:val="clear" w:color="auto" w:fill="E7E6E6"/>
-            <w:tcMar>
-              <w:top w:w="45" w:type="dxa"/>
-              <w:left w:w="90" w:type="dxa"/>
-              <w:bottom w:w="45" w:type="dxa"/>
-              <w:right w:w="90" w:type="dxa"/>
-            </w:tcMar>
-            <w:vAlign w:val="center"/>
+            <w:tcW w:type="dxa" w:w="7120"/>
+            <w:tcMar>
+              <w:top w:w="45" w:type="dxa"/>
+              <w:start w:w="90" w:type="dxa"/>
+              <w:bottom w:w="45" w:type="dxa"/>
+              <w:end w:w="90" w:type="dxa"/>
+            </w:tcMar>
+            <w:vAlign w:val="center"/>
+            <w:shd w:fill="E7E6E6"/>
           </w:tcPr>
           <w:p>
             <w:pPr>
@@ -831,16 +728,15 @@
       <w:tr>
         <w:trPr>
           <w:cantSplit/>
-          <w:jc w:val="center"/>
         </w:trPr>
         <w:tc>
           <w:tcPr>
-            <w:tcW w:w="1900" w:type="dxa"/>
-            <w:tcMar>
-              <w:top w:w="45" w:type="dxa"/>
-              <w:left w:w="90" w:type="dxa"/>
-              <w:bottom w:w="45" w:type="dxa"/>
-              <w:right w:w="90" w:type="dxa"/>
+            <w:tcW w:type="dxa" w:w="1900"/>
+            <w:tcMar>
+              <w:top w:w="45" w:type="dxa"/>
+              <w:start w:w="90" w:type="dxa"/>
+              <w:bottom w:w="45" w:type="dxa"/>
+              <w:end w:w="90" w:type="dxa"/>
             </w:tcMar>
             <w:vAlign w:val="center"/>
           </w:tcPr>
@@ -860,12 +756,12 @@
         </w:tc>
         <w:tc>
           <w:tcPr>
-            <w:tcW w:w="7120" w:type="dxa"/>
-            <w:tcMar>
-              <w:top w:w="45" w:type="dxa"/>
-              <w:left w:w="90" w:type="dxa"/>
-              <w:bottom w:w="45" w:type="dxa"/>
-              <w:right w:w="90" w:type="dxa"/>
+            <w:tcW w:type="dxa" w:w="7120"/>
+            <w:tcMar>
+              <w:top w:w="45" w:type="dxa"/>
+              <w:start w:w="90" w:type="dxa"/>
+              <w:bottom w:w="45" w:type="dxa"/>
+              <w:end w:w="90" w:type="dxa"/>
             </w:tcMar>
             <w:vAlign w:val="center"/>
           </w:tcPr>
@@ -887,16 +783,15 @@
       <w:tr>
         <w:trPr>
           <w:cantSplit/>
-          <w:jc w:val="center"/>
         </w:trPr>
         <w:tc>
           <w:tcPr>
-            <w:tcW w:w="1900" w:type="dxa"/>
-            <w:tcMar>
-              <w:top w:w="45" w:type="dxa"/>
-              <w:left w:w="90" w:type="dxa"/>
-              <w:bottom w:w="45" w:type="dxa"/>
-              <w:right w:w="90" w:type="dxa"/>
+            <w:tcW w:type="dxa" w:w="1900"/>
+            <w:tcMar>
+              <w:top w:w="45" w:type="dxa"/>
+              <w:start w:w="90" w:type="dxa"/>
+              <w:bottom w:w="45" w:type="dxa"/>
+              <w:end w:w="90" w:type="dxa"/>
             </w:tcMar>
             <w:vAlign w:val="center"/>
           </w:tcPr>
@@ -916,12 +811,12 @@
         </w:tc>
         <w:tc>
           <w:tcPr>
-            <w:tcW w:w="7120" w:type="dxa"/>
-            <w:tcMar>
-              <w:top w:w="45" w:type="dxa"/>
-              <w:left w:w="90" w:type="dxa"/>
-              <w:bottom w:w="45" w:type="dxa"/>
-              <w:right w:w="90" w:type="dxa"/>
+            <w:tcW w:type="dxa" w:w="7120"/>
+            <w:tcMar>
+              <w:top w:w="45" w:type="dxa"/>
+              <w:start w:w="90" w:type="dxa"/>
+              <w:bottom w:w="45" w:type="dxa"/>
+              <w:end w:w="90" w:type="dxa"/>
             </w:tcMar>
             <w:vAlign w:val="center"/>
           </w:tcPr>
@@ -943,16 +838,15 @@
       <w:tr>
         <w:trPr>
           <w:cantSplit/>
-          <w:jc w:val="center"/>
         </w:trPr>
         <w:tc>
           <w:tcPr>
-            <w:tcW w:w="1900" w:type="dxa"/>
-            <w:tcMar>
-              <w:top w:w="45" w:type="dxa"/>
-              <w:left w:w="90" w:type="dxa"/>
-              <w:bottom w:w="45" w:type="dxa"/>
-              <w:right w:w="90" w:type="dxa"/>
+            <w:tcW w:type="dxa" w:w="1900"/>
+            <w:tcMar>
+              <w:top w:w="45" w:type="dxa"/>
+              <w:start w:w="90" w:type="dxa"/>
+              <w:bottom w:w="45" w:type="dxa"/>
+              <w:end w:w="90" w:type="dxa"/>
             </w:tcMar>
             <w:vAlign w:val="center"/>
           </w:tcPr>
@@ -972,12 +866,12 @@
         </w:tc>
         <w:tc>
           <w:tcPr>
-            <w:tcW w:w="7120" w:type="dxa"/>
-            <w:tcMar>
-              <w:top w:w="45" w:type="dxa"/>
-              <w:left w:w="90" w:type="dxa"/>
-              <w:bottom w:w="45" w:type="dxa"/>
-              <w:right w:w="90" w:type="dxa"/>
+            <w:tcW w:type="dxa" w:w="7120"/>
+            <w:tcMar>
+              <w:top w:w="45" w:type="dxa"/>
+              <w:start w:w="90" w:type="dxa"/>
+              <w:bottom w:w="45" w:type="dxa"/>
+              <w:end w:w="90" w:type="dxa"/>
             </w:tcMar>
             <w:vAlign w:val="center"/>
           </w:tcPr>
@@ -999,16 +893,15 @@
       <w:tr>
         <w:trPr>
           <w:cantSplit/>
-          <w:jc w:val="center"/>
         </w:trPr>
         <w:tc>
           <w:tcPr>
-            <w:tcW w:w="1900" w:type="dxa"/>
-            <w:tcMar>
-              <w:top w:w="45" w:type="dxa"/>
-              <w:left w:w="90" w:type="dxa"/>
-              <w:bottom w:w="45" w:type="dxa"/>
-              <w:right w:w="90" w:type="dxa"/>
+            <w:tcW w:type="dxa" w:w="1900"/>
+            <w:tcMar>
+              <w:top w:w="45" w:type="dxa"/>
+              <w:start w:w="90" w:type="dxa"/>
+              <w:bottom w:w="45" w:type="dxa"/>
+              <w:end w:w="90" w:type="dxa"/>
             </w:tcMar>
             <w:vAlign w:val="center"/>
           </w:tcPr>
@@ -1028,12 +921,12 @@
         </w:tc>
         <w:tc>
           <w:tcPr>
-            <w:tcW w:w="7120" w:type="dxa"/>
-            <w:tcMar>
-              <w:top w:w="45" w:type="dxa"/>
-              <w:left w:w="90" w:type="dxa"/>
-              <w:bottom w:w="45" w:type="dxa"/>
-              <w:right w:w="90" w:type="dxa"/>
+            <w:tcW w:type="dxa" w:w="7120"/>
+            <w:tcMar>
+              <w:top w:w="45" w:type="dxa"/>
+              <w:start w:w="90" w:type="dxa"/>
+              <w:bottom w:w="45" w:type="dxa"/>
+              <w:end w:w="90" w:type="dxa"/>
             </w:tcMar>
             <w:vAlign w:val="center"/>
           </w:tcPr>
@@ -1055,16 +948,15 @@
       <w:tr>
         <w:trPr>
           <w:cantSplit/>
-          <w:jc w:val="center"/>
         </w:trPr>
         <w:tc>
           <w:tcPr>
-            <w:tcW w:w="1900" w:type="dxa"/>
-            <w:tcMar>
-              <w:top w:w="45" w:type="dxa"/>
-              <w:left w:w="90" w:type="dxa"/>
-              <w:bottom w:w="45" w:type="dxa"/>
-              <w:right w:w="90" w:type="dxa"/>
+            <w:tcW w:type="dxa" w:w="1900"/>
+            <w:tcMar>
+              <w:top w:w="45" w:type="dxa"/>
+              <w:start w:w="90" w:type="dxa"/>
+              <w:bottom w:w="45" w:type="dxa"/>
+              <w:end w:w="90" w:type="dxa"/>
             </w:tcMar>
             <w:vAlign w:val="center"/>
           </w:tcPr>
@@ -1084,12 +976,12 @@
         </w:tc>
         <w:tc>
           <w:tcPr>
-            <w:tcW w:w="7120" w:type="dxa"/>
-            <w:tcMar>
-              <w:top w:w="45" w:type="dxa"/>
-              <w:left w:w="90" w:type="dxa"/>
-              <w:bottom w:w="45" w:type="dxa"/>
-              <w:right w:w="90" w:type="dxa"/>
+            <w:tcW w:type="dxa" w:w="7120"/>
+            <w:tcMar>
+              <w:top w:w="45" w:type="dxa"/>
+              <w:start w:w="90" w:type="dxa"/>
+              <w:bottom w:w="45" w:type="dxa"/>
+              <w:end w:w="90" w:type="dxa"/>
             </w:tcMar>
             <w:vAlign w:val="center"/>
           </w:tcPr>
@@ -1111,16 +1003,15 @@
       <w:tr>
         <w:trPr>
           <w:cantSplit/>
-          <w:jc w:val="center"/>
         </w:trPr>
         <w:tc>
           <w:tcPr>
-            <w:tcW w:w="1900" w:type="dxa"/>
-            <w:tcMar>
-              <w:top w:w="45" w:type="dxa"/>
-              <w:left w:w="90" w:type="dxa"/>
-              <w:bottom w:w="45" w:type="dxa"/>
-              <w:right w:w="90" w:type="dxa"/>
+            <w:tcW w:type="dxa" w:w="1900"/>
+            <w:tcMar>
+              <w:top w:w="45" w:type="dxa"/>
+              <w:start w:w="90" w:type="dxa"/>
+              <w:bottom w:w="45" w:type="dxa"/>
+              <w:end w:w="90" w:type="dxa"/>
             </w:tcMar>
             <w:vAlign w:val="center"/>
           </w:tcPr>
@@ -1140,12 +1031,12 @@
         </w:tc>
         <w:tc>
           <w:tcPr>
-            <w:tcW w:w="7120" w:type="dxa"/>
-            <w:tcMar>
-              <w:top w:w="45" w:type="dxa"/>
-              <w:left w:w="90" w:type="dxa"/>
-              <w:bottom w:w="45" w:type="dxa"/>
-              <w:right w:w="90" w:type="dxa"/>
+            <w:tcW w:type="dxa" w:w="7120"/>
+            <w:tcMar>
+              <w:top w:w="45" w:type="dxa"/>
+              <w:start w:w="90" w:type="dxa"/>
+              <w:bottom w:w="45" w:type="dxa"/>
+              <w:end w:w="90" w:type="dxa"/>
             </w:tcMar>
             <w:vAlign w:val="center"/>
           </w:tcPr>
@@ -1167,16 +1058,15 @@
       <w:tr>
         <w:trPr>
           <w:cantSplit/>
-          <w:jc w:val="center"/>
         </w:trPr>
         <w:tc>
           <w:tcPr>
-            <w:tcW w:w="1900" w:type="dxa"/>
-            <w:tcMar>
-              <w:top w:w="45" w:type="dxa"/>
-              <w:left w:w="90" w:type="dxa"/>
-              <w:bottom w:w="45" w:type="dxa"/>
-              <w:right w:w="90" w:type="dxa"/>
+            <w:tcW w:type="dxa" w:w="1900"/>
+            <w:tcMar>
+              <w:top w:w="45" w:type="dxa"/>
+              <w:start w:w="90" w:type="dxa"/>
+              <w:bottom w:w="45" w:type="dxa"/>
+              <w:end w:w="90" w:type="dxa"/>
             </w:tcMar>
             <w:vAlign w:val="center"/>
           </w:tcPr>
@@ -1196,12 +1086,12 @@
         </w:tc>
         <w:tc>
           <w:tcPr>
-            <w:tcW w:w="7120" w:type="dxa"/>
-            <w:tcMar>
-              <w:top w:w="45" w:type="dxa"/>
-              <w:left w:w="90" w:type="dxa"/>
-              <w:bottom w:w="45" w:type="dxa"/>
-              <w:right w:w="90" w:type="dxa"/>
+            <w:tcW w:type="dxa" w:w="7120"/>
+            <w:tcMar>
+              <w:top w:w="45" w:type="dxa"/>
+              <w:start w:w="90" w:type="dxa"/>
+              <w:bottom w:w="45" w:type="dxa"/>
+              <w:end w:w="90" w:type="dxa"/>
             </w:tcMar>
             <w:vAlign w:val="center"/>
           </w:tcPr>
@@ -1223,16 +1113,15 @@
       <w:tr>
         <w:trPr>
           <w:cantSplit/>
-          <w:jc w:val="center"/>
         </w:trPr>
         <w:tc>
           <w:tcPr>
-            <w:tcW w:w="1900" w:type="dxa"/>
-            <w:tcMar>
-              <w:top w:w="45" w:type="dxa"/>
-              <w:left w:w="90" w:type="dxa"/>
-              <w:bottom w:w="45" w:type="dxa"/>
-              <w:right w:w="90" w:type="dxa"/>
+            <w:tcW w:type="dxa" w:w="1900"/>
+            <w:tcMar>
+              <w:top w:w="45" w:type="dxa"/>
+              <w:start w:w="90" w:type="dxa"/>
+              <w:bottom w:w="45" w:type="dxa"/>
+              <w:end w:w="90" w:type="dxa"/>
             </w:tcMar>
             <w:vAlign w:val="center"/>
           </w:tcPr>
@@ -1252,12 +1141,12 @@
         </w:tc>
         <w:tc>
           <w:tcPr>
-            <w:tcW w:w="7120" w:type="dxa"/>
-            <w:tcMar>
-              <w:top w:w="45" w:type="dxa"/>
-              <w:left w:w="90" w:type="dxa"/>
-              <w:bottom w:w="45" w:type="dxa"/>
-              <w:right w:w="90" w:type="dxa"/>
+            <w:tcW w:type="dxa" w:w="7120"/>
+            <w:tcMar>
+              <w:top w:w="45" w:type="dxa"/>
+              <w:start w:w="90" w:type="dxa"/>
+              <w:bottom w:w="45" w:type="dxa"/>
+              <w:end w:w="90" w:type="dxa"/>
             </w:tcMar>
             <w:vAlign w:val="center"/>
           </w:tcPr>
@@ -1279,16 +1168,15 @@
       <w:tr>
         <w:trPr>
           <w:cantSplit/>
-          <w:jc w:val="center"/>
         </w:trPr>
         <w:tc>
           <w:tcPr>
-            <w:tcW w:w="1900" w:type="dxa"/>
-            <w:tcMar>
-              <w:top w:w="45" w:type="dxa"/>
-              <w:left w:w="90" w:type="dxa"/>
-              <w:bottom w:w="45" w:type="dxa"/>
-              <w:right w:w="90" w:type="dxa"/>
+            <w:tcW w:type="dxa" w:w="1900"/>
+            <w:tcMar>
+              <w:top w:w="45" w:type="dxa"/>
+              <w:start w:w="90" w:type="dxa"/>
+              <w:bottom w:w="45" w:type="dxa"/>
+              <w:end w:w="90" w:type="dxa"/>
             </w:tcMar>
             <w:vAlign w:val="center"/>
           </w:tcPr>
@@ -1308,12 +1196,12 @@
         </w:tc>
         <w:tc>
           <w:tcPr>
-            <w:tcW w:w="7120" w:type="dxa"/>
-            <w:tcMar>
-              <w:top w:w="45" w:type="dxa"/>
-              <w:left w:w="90" w:type="dxa"/>
-              <w:bottom w:w="45" w:type="dxa"/>
-              <w:right w:w="90" w:type="dxa"/>
+            <w:tcW w:type="dxa" w:w="7120"/>
+            <w:tcMar>
+              <w:top w:w="45" w:type="dxa"/>
+              <w:start w:w="90" w:type="dxa"/>
+              <w:bottom w:w="45" w:type="dxa"/>
+              <w:end w:w="90" w:type="dxa"/>
             </w:tcMar>
             <w:vAlign w:val="center"/>
           </w:tcPr>
@@ -1338,12 +1226,76 @@
         <w:keepNext/>
         <w:spacing w:after="360"/>
         <w:jc w:val="center"/>
+      </w:pPr>
+      <w:r>
         <w:rPr>
           <w:rFonts w:ascii="Times New Roman" w:hAnsi="Times New Roman"/>
           <w:b/>
           <w:sz w:val="28"/>
         </w:rPr>
-      </w:pPr>
+        <w:t>ABSTRACT</w:t>
+      </w:r>
+    </w:p>
+    <w:p>
+      <w:pPr>
+        <w:widowControl/>
+      </w:pPr>
+      <w:r>
+        <w:t xml:space="preserve">Graph-attention multi-agent reinforcement learning (GAT-MARL) can expose attention weights as explanations of fleet-dispatch decisions. The practical problem is that an attention map remains available when vehicle telemetry is stale, but it does not warn the operator whether its highlighted evidence is current or decision-relevant. This dissertation asks one central assurance question: </w:t>
+      </w:r>
+      <w:r>
+        <w:rPr>
+          <w:b/>
+          <w:i w:val="0"/>
+        </w:rPr>
+        <w:t>can raw graph-attention weights be trusted as explanations when fleet telemetry is degraded?</w:t>
+      </w:r>
+    </w:p>
+    <w:p>
+      <w:pPr>
+        <w:widowControl/>
+      </w:pPr>
+      <w:r>
+        <w:t>The experiment uses a SUMO simulation of a 20-taxi fleet in Chongqing. Tunnel entry triggers signal loss, while the policy's observation layer freezes the last-known vehicle position and speed for 10, 20, 30, or 60 seconds. SUMO keeps the true state, allowing clean and degraded versions of the same decision to be compared. Clean-trained and degradation-trained GAT policies are evaluated across three training seeds. Decision-level explanation faithfulness (DEF) tests whether highly attended nodes affect the chosen action more than type-matched random nodes. Weighted attention mass on stale nodes (WAMSN) measures stale-data exposure.</w:t>
+      </w:r>
+    </w:p>
+    <w:p>
+      <w:pPr>
+        <w:widowControl/>
+      </w:pPr>
+      <w:r>
+        <w:t xml:space="preserve">The experiment does </w:t>
+      </w:r>
+      <w:r>
+        <w:rPr>
+          <w:b/>
+          <w:i w:val="0"/>
+        </w:rPr>
+        <w:t>not</w:t>
+      </w:r>
+      <w:r>
+        <w:t xml:space="preserve"> validate raw attention weights as dependable explanations. First, under clean telemetry, DEF remains close to the type-matched random baseline, so attention shows no measured faithfulness advantage over a fair random ranking. Second, longer outages increase stale-data exposure in all six GAT policies, but the actual shift of attention toward stale nodes is positive for two training seeds and negative for one in both training regimes. Third, DEF does not decline with outage duration, and degradation-aware training does not remove this variation.</w:t>
+      </w:r>
+    </w:p>
+    <w:p>
+      <w:pPr>
+        <w:widowControl/>
+      </w:pPr>
+      <w:r>
+        <w:t>A supporting construct-validity audit shows why type matching is necessary: deleting a passenger-request node can also delete an action, whereas deleting a nearby-taxi node only hides information. The consistent conclusion is not that stale telemetry always reduces faithfulness. It is that attention provides no stable guarantee of freshness or decision relevance across independently trained policies. An attention map can therefore outlive the data supporting it while still looking complete. Attention weights should be treated as model internals unless each released checkpoint passes separate freshness and faithfulness checks.</w:t>
+      </w:r>
+    </w:p>
+    <w:p>
+      <w:pPr/>
+      <w:r>
+        <w:rPr>
+          <w:b/>
+        </w:rPr>
+        <w:t>Keywords:</w:t>
+      </w:r>
+      <w:r>
+        <w:t xml:space="preserve"> explainable reinforcement learning; graph attention; multi-agent reinforcement learning; fleet dispatch; telemetry degradation; Age of Information; faithfulness.</w:t>
+      </w:r>
     </w:p>
     <w:p>
       <w:pPr>
@@ -1357,81 +1309,6 @@
           <w:b/>
           <w:sz w:val="28"/>
         </w:rPr>
-        <w:t>ABSTRACT</w:t>
-      </w:r>
-    </w:p>
-    <w:p>
-      <w:pPr>
-        <w:widowControl/>
-      </w:pPr>
-      <w:r>
-        <w:t xml:space="preserve">Graph-attention multi-agent reinforcement learning (GAT-MARL) can expose attention weights as explanations of fleet-dispatch decisions. The practical problem is that an attention map remains available when vehicle telemetry is stale, but it does not warn the operator whether its highlighted evidence is current or decision-relevant. This dissertation asks one central assurance question: </w:t>
-      </w:r>
-      <w:r>
-        <w:rPr>
-          <w:b/>
-          <w:i w:val="0"/>
-        </w:rPr>
-        <w:t>can raw graph-attention weights be trusted as explanations when fleet telemetry is degraded?</w:t>
-      </w:r>
-    </w:p>
-    <w:p>
-      <w:pPr>
-        <w:widowControl/>
-      </w:pPr>
-      <w:r>
-        <w:t>The experiment uses a SUMO simulation of a 20-taxi fleet in Chongqing. Tunnel entry triggers signal loss, while the policy's observation layer freezes the last-known vehicle position and speed for 10, 20, 30, or 60 seconds. SUMO keeps the true state, allowing clean and degraded versions of the same decision to be compared. Clean-trained and degradation-trained GAT policies are evaluated across three training seeds. Decision-level explanation faithfulness (DEF) tests whether highly attended nodes affect the chosen action more than type-matched random nodes. Weighted attention mass on stale nodes (WAMSN) measures stale-data exposure.</w:t>
-      </w:r>
-    </w:p>
-    <w:p>
-      <w:pPr>
-        <w:widowControl/>
-      </w:pPr>
-      <w:r>
-        <w:t xml:space="preserve">The experiment does </w:t>
-      </w:r>
-      <w:r>
-        <w:rPr>
-          <w:b/>
-          <w:i w:val="0"/>
-        </w:rPr>
-        <w:t>not</w:t>
-      </w:r>
-      <w:r>
-        <w:t xml:space="preserve"> validate raw attention weights as dependable explanations. First, under clean telemetry, DEF remains close to the type-matched random baseline, so attention shows no measured faithfulness advantage over a fair random ranking. Second, longer outages increase stale-data exposure in all six GAT policies, but the actual shift of attention toward stale nodes is positive for two training seeds and negative for one in both training regimes. Third, DEF does not decline with outage duration, and degradation-aware training does not remove this variation.</w:t>
-      </w:r>
-    </w:p>
-    <w:p>
-      <w:pPr>
-        <w:widowControl/>
-      </w:pPr>
-      <w:r>
-        <w:t>A supporting construct-validity audit shows why type matching is necessary: deleting a passenger-request node can also delete an action, whereas deleting a nearby-taxi node only hides information. The consistent conclusion is not that stale telemetry always reduces faithfulness. It is that attention provides no stable guarantee of freshness or decision relevance across independently trained policies. An attention map can therefore outlive the data supporting it while still looking complete. Attention weights should be treated as model internals unless each released checkpoint passes separate freshness and faithfulness checks.</w:t>
-      </w:r>
-    </w:p>
-    <w:p>
-      <w:r>
-        <w:rPr>
-          <w:b/>
-        </w:rPr>
-        <w:t>Keywords:</w:t>
-      </w:r>
-      <w:r>
-        <w:t xml:space="preserve"> explainable reinforcement learning; graph attention; multi-agent reinforcement learning; fleet dispatch; telemetry degradation; Age of Information; faithfulness.</w:t>
-      </w:r>
-    </w:p>
-    <w:p>
-      <w:pPr>
-        <w:keepNext/>
-        <w:spacing w:after="360"/>
-        <w:jc w:val="center"/>
-      </w:pPr>
-      <w:r>
-        <w:rPr>
-          <w:rFonts w:ascii="Times New Roman" w:hAnsi="Times New Roman"/>
-          <w:b/>
-          <w:sz w:val="28"/>
-        </w:rPr>
         <w:t>TABLE OF CONTENTS</w:t>
       </w:r>
     </w:p>
@@ -1439,18 +1316,14 @@
       <w:pPr>
         <w:keepLines/>
         <w:tabs>
-          <w:tab w:val="right" w:leader="dot" w:pos="8784"/>
+          <w:tab w:pos="8784" w:val="right" w:leader="dot"/>
         </w:tabs>
         <w:spacing w:after="40" w:line="240" w:lineRule="auto"/>
         <w:ind w:left="0"/>
       </w:pPr>
       <w:r>
         <w:t>Chapter 1: Introduction</w:t>
-      </w:r>
-      <w:r>
         <w:tab/>
-      </w:r>
-      <w:r>
         <w:t>1</w:t>
       </w:r>
     </w:p>
@@ -1458,18 +1331,14 @@
       <w:pPr>
         <w:keepLines/>
         <w:tabs>
-          <w:tab w:val="right" w:leader="dot" w:pos="8784"/>
+          <w:tab w:pos="8784" w:val="right" w:leader="dot"/>
         </w:tabs>
         <w:spacing w:after="40" w:line="240" w:lineRule="auto"/>
         <w:ind w:left="360"/>
       </w:pPr>
       <w:r>
         <w:t>1.1 Context</w:t>
-      </w:r>
-      <w:r>
         <w:tab/>
-      </w:r>
-      <w:r>
         <w:t>1</w:t>
       </w:r>
     </w:p>
@@ -1477,18 +1346,14 @@
       <w:pPr>
         <w:keepLines/>
         <w:tabs>
-          <w:tab w:val="right" w:leader="dot" w:pos="8784"/>
+          <w:tab w:pos="8784" w:val="right" w:leader="dot"/>
         </w:tabs>
         <w:spacing w:after="40" w:line="240" w:lineRule="auto"/>
         <w:ind w:left="360"/>
       </w:pPr>
       <w:r>
         <w:t>1.2 Problem statement</w:t>
-      </w:r>
-      <w:r>
         <w:tab/>
-      </w:r>
-      <w:r>
         <w:t>1</w:t>
       </w:r>
     </w:p>
@@ -1496,18 +1361,14 @@
       <w:pPr>
         <w:keepLines/>
         <w:tabs>
-          <w:tab w:val="right" w:leader="dot" w:pos="8784"/>
+          <w:tab w:pos="8784" w:val="right" w:leader="dot"/>
         </w:tabs>
         <w:spacing w:after="40" w:line="240" w:lineRule="auto"/>
         <w:ind w:left="360"/>
       </w:pPr>
       <w:r>
         <w:t>1.3 Research questions</w:t>
-      </w:r>
-      <w:r>
         <w:tab/>
-      </w:r>
-      <w:r>
         <w:t>1</w:t>
       </w:r>
     </w:p>
@@ -1515,18 +1376,14 @@
       <w:pPr>
         <w:keepLines/>
         <w:tabs>
-          <w:tab w:val="right" w:leader="dot" w:pos="8784"/>
+          <w:tab w:pos="8784" w:val="right" w:leader="dot"/>
         </w:tabs>
         <w:spacing w:after="40" w:line="240" w:lineRule="auto"/>
         <w:ind w:left="360"/>
       </w:pPr>
       <w:r>
         <w:t>1.4 Objectives</w:t>
-      </w:r>
-      <w:r>
         <w:tab/>
-      </w:r>
-      <w:r>
         <w:t>2</w:t>
       </w:r>
     </w:p>
@@ -1534,18 +1391,14 @@
       <w:pPr>
         <w:keepLines/>
         <w:tabs>
-          <w:tab w:val="right" w:leader="dot" w:pos="8784"/>
+          <w:tab w:pos="8784" w:val="right" w:leader="dot"/>
         </w:tabs>
         <w:spacing w:after="40" w:line="240" w:lineRule="auto"/>
         <w:ind w:left="360"/>
       </w:pPr>
       <w:r>
         <w:t>1.5 Main findings</w:t>
-      </w:r>
-      <w:r>
         <w:tab/>
-      </w:r>
-      <w:r>
         <w:t>2</w:t>
       </w:r>
     </w:p>
@@ -1553,18 +1406,14 @@
       <w:pPr>
         <w:keepLines/>
         <w:tabs>
-          <w:tab w:val="right" w:leader="dot" w:pos="8784"/>
+          <w:tab w:pos="8784" w:val="right" w:leader="dot"/>
         </w:tabs>
         <w:spacing w:after="40" w:line="240" w:lineRule="auto"/>
         <w:ind w:left="360"/>
       </w:pPr>
       <w:r>
         <w:t>1.6 Contributions</w:t>
-      </w:r>
-      <w:r>
         <w:tab/>
-      </w:r>
-      <w:r>
         <w:t>3</w:t>
       </w:r>
     </w:p>
@@ -1572,18 +1421,14 @@
       <w:pPr>
         <w:keepLines/>
         <w:tabs>
-          <w:tab w:val="right" w:leader="dot" w:pos="8784"/>
+          <w:tab w:pos="8784" w:val="right" w:leader="dot"/>
         </w:tabs>
         <w:spacing w:after="40" w:line="240" w:lineRule="auto"/>
         <w:ind w:left="360"/>
       </w:pPr>
       <w:r>
         <w:t>1.7 Dissertation structure</w:t>
-      </w:r>
-      <w:r>
         <w:tab/>
-      </w:r>
-      <w:r>
         <w:t>3</w:t>
       </w:r>
     </w:p>
@@ -1591,18 +1436,14 @@
       <w:pPr>
         <w:keepLines/>
         <w:tabs>
-          <w:tab w:val="right" w:leader="dot" w:pos="8784"/>
+          <w:tab w:pos="8784" w:val="right" w:leader="dot"/>
         </w:tabs>
         <w:spacing w:after="40" w:line="240" w:lineRule="auto"/>
         <w:ind w:left="0"/>
       </w:pPr>
       <w:r>
         <w:t>Chapter 2: Literature Review</w:t>
-      </w:r>
-      <w:r>
         <w:tab/>
-      </w:r>
-      <w:r>
         <w:t>4</w:t>
       </w:r>
     </w:p>
@@ -1610,18 +1451,14 @@
       <w:pPr>
         <w:keepLines/>
         <w:tabs>
-          <w:tab w:val="right" w:leader="dot" w:pos="8784"/>
+          <w:tab w:pos="8784" w:val="right" w:leader="dot"/>
         </w:tabs>
         <w:spacing w:after="40" w:line="240" w:lineRule="auto"/>
         <w:ind w:left="360"/>
       </w:pPr>
       <w:r>
         <w:t>2.1 Reinforcement learning for fleet dispatch</w:t>
-      </w:r>
-      <w:r>
         <w:tab/>
-      </w:r>
-      <w:r>
         <w:t>4</w:t>
       </w:r>
     </w:p>
@@ -1629,18 +1466,14 @@
       <w:pPr>
         <w:keepLines/>
         <w:tabs>
-          <w:tab w:val="right" w:leader="dot" w:pos="8784"/>
+          <w:tab w:pos="8784" w:val="right" w:leader="dot"/>
         </w:tabs>
         <w:spacing w:after="40" w:line="240" w:lineRule="auto"/>
         <w:ind w:left="360"/>
       </w:pPr>
       <w:r>
         <w:t>2.2 Is attention an explanation?</w:t>
-      </w:r>
-      <w:r>
         <w:tab/>
-      </w:r>
-      <w:r>
         <w:t>4</w:t>
       </w:r>
     </w:p>
@@ -1648,18 +1481,14 @@
       <w:pPr>
         <w:keepLines/>
         <w:tabs>
-          <w:tab w:val="right" w:leader="dot" w:pos="8784"/>
+          <w:tab w:pos="8784" w:val="right" w:leader="dot"/>
         </w:tabs>
         <w:spacing w:after="40" w:line="240" w:lineRule="auto"/>
         <w:ind w:left="360"/>
       </w:pPr>
       <w:r>
         <w:t>2.3 Age of Information</w:t>
-      </w:r>
-      <w:r>
         <w:tab/>
-      </w:r>
-      <w:r>
         <w:t>5</w:t>
       </w:r>
     </w:p>
@@ -1667,18 +1496,14 @@
       <w:pPr>
         <w:keepLines/>
         <w:tabs>
-          <w:tab w:val="right" w:leader="dot" w:pos="8784"/>
+          <w:tab w:pos="8784" w:val="right" w:leader="dot"/>
         </w:tabs>
         <w:spacing w:after="40" w:line="240" w:lineRule="auto"/>
         <w:ind w:left="360"/>
       </w:pPr>
       <w:r>
         <w:t>2.4 Simulation platform</w:t>
-      </w:r>
-      <w:r>
         <w:tab/>
-      </w:r>
-      <w:r>
         <w:t>5</w:t>
       </w:r>
     </w:p>
@@ -1686,18 +1511,14 @@
       <w:pPr>
         <w:keepLines/>
         <w:tabs>
-          <w:tab w:val="right" w:leader="dot" w:pos="8784"/>
+          <w:tab w:pos="8784" w:val="right" w:leader="dot"/>
         </w:tabs>
         <w:spacing w:after="40" w:line="240" w:lineRule="auto"/>
         <w:ind w:left="360"/>
       </w:pPr>
       <w:r>
         <w:t>2.5 Positioning</w:t>
-      </w:r>
-      <w:r>
         <w:tab/>
-      </w:r>
-      <w:r>
         <w:t>5</w:t>
       </w:r>
     </w:p>
@@ -1705,18 +1526,14 @@
       <w:pPr>
         <w:keepLines/>
         <w:tabs>
-          <w:tab w:val="right" w:leader="dot" w:pos="8784"/>
+          <w:tab w:pos="8784" w:val="right" w:leader="dot"/>
         </w:tabs>
         <w:spacing w:after="40" w:line="240" w:lineRule="auto"/>
         <w:ind w:left="0"/>
       </w:pPr>
       <w:r>
         <w:t>Chapter 3: Methodology</w:t>
-      </w:r>
-      <w:r>
         <w:tab/>
-      </w:r>
-      <w:r>
         <w:t>6</w:t>
       </w:r>
     </w:p>
@@ -1724,18 +1541,14 @@
       <w:pPr>
         <w:keepLines/>
         <w:tabs>
-          <w:tab w:val="right" w:leader="dot" w:pos="8784"/>
+          <w:tab w:pos="8784" w:val="right" w:leader="dot"/>
         </w:tabs>
         <w:spacing w:after="40" w:line="240" w:lineRule="auto"/>
         <w:ind w:left="360"/>
       </w:pPr>
       <w:r>
         <w:t>3.1 Study design</w:t>
-      </w:r>
-      <w:r>
         <w:tab/>
-      </w:r>
-      <w:r>
         <w:t>6</w:t>
       </w:r>
     </w:p>
@@ -1743,18 +1556,14 @@
       <w:pPr>
         <w:keepLines/>
         <w:tabs>
-          <w:tab w:val="right" w:leader="dot" w:pos="8784"/>
+          <w:tab w:pos="8784" w:val="right" w:leader="dot"/>
         </w:tabs>
         <w:spacing w:after="40" w:line="240" w:lineRule="auto"/>
         <w:ind w:left="360"/>
       </w:pPr>
       <w:r>
         <w:t>3.2 SUMO environment and data</w:t>
-      </w:r>
-      <w:r>
         <w:tab/>
-      </w:r>
-      <w:r>
         <w:t>6</w:t>
       </w:r>
     </w:p>
@@ -1762,18 +1571,14 @@
       <w:pPr>
         <w:keepLines/>
         <w:tabs>
-          <w:tab w:val="right" w:leader="dot" w:pos="8784"/>
+          <w:tab w:pos="8784" w:val="right" w:leader="dot"/>
         </w:tabs>
         <w:spacing w:after="40" w:line="240" w:lineRule="auto"/>
         <w:ind w:left="360"/>
       </w:pPr>
       <w:r>
         <w:t>3.3 Observation graph and action space</w:t>
-      </w:r>
-      <w:r>
         <w:tab/>
-      </w:r>
-      <w:r>
         <w:t>6</w:t>
       </w:r>
     </w:p>
@@ -1781,18 +1586,14 @@
       <w:pPr>
         <w:keepLines/>
         <w:tabs>
-          <w:tab w:val="right" w:leader="dot" w:pos="8784"/>
+          <w:tab w:pos="8784" w:val="right" w:leader="dot"/>
         </w:tabs>
         <w:spacing w:after="40" w:line="240" w:lineRule="auto"/>
         <w:ind w:left="360"/>
       </w:pPr>
       <w:r>
         <w:t>3.4 Policy models and training</w:t>
-      </w:r>
-      <w:r>
         <w:tab/>
-      </w:r>
-      <w:r>
         <w:t>7</w:t>
       </w:r>
     </w:p>
@@ -1800,18 +1601,14 @@
       <w:pPr>
         <w:keepLines/>
         <w:tabs>
-          <w:tab w:val="right" w:leader="dot" w:pos="8784"/>
+          <w:tab w:pos="8784" w:val="right" w:leader="dot"/>
         </w:tabs>
         <w:spacing w:after="40" w:line="240" w:lineRule="auto"/>
         <w:ind w:left="360"/>
       </w:pPr>
       <w:r>
         <w:t>3.5 Telemetry degradation</w:t>
-      </w:r>
-      <w:r>
         <w:tab/>
-      </w:r>
-      <w:r>
         <w:t>8</w:t>
       </w:r>
     </w:p>
@@ -1819,18 +1616,14 @@
       <w:pPr>
         <w:keepLines/>
         <w:tabs>
-          <w:tab w:val="right" w:leader="dot" w:pos="8784"/>
+          <w:tab w:pos="8784" w:val="right" w:leader="dot"/>
         </w:tabs>
         <w:spacing w:after="40" w:line="240" w:lineRule="auto"/>
         <w:ind w:left="360"/>
       </w:pPr>
       <w:r>
         <w:t>3.6 Explanation measures</w:t>
-      </w:r>
-      <w:r>
         <w:tab/>
-      </w:r>
-      <w:r>
         <w:t>9</w:t>
       </w:r>
     </w:p>
@@ -1838,18 +1631,14 @@
       <w:pPr>
         <w:keepLines/>
         <w:tabs>
-          <w:tab w:val="right" w:leader="dot" w:pos="8784"/>
+          <w:tab w:pos="8784" w:val="right" w:leader="dot"/>
         </w:tabs>
         <w:spacing w:after="40" w:line="240" w:lineRule="auto"/>
         <w:ind w:left="360"/>
       </w:pPr>
       <w:r>
         <w:t>3.6.1 Decision-level explanation faithfulness</w:t>
-      </w:r>
-      <w:r>
         <w:tab/>
-      </w:r>
-      <w:r>
         <w:t>9</w:t>
       </w:r>
     </w:p>
@@ -1857,18 +1646,14 @@
       <w:pPr>
         <w:keepLines/>
         <w:tabs>
-          <w:tab w:val="right" w:leader="dot" w:pos="8784"/>
+          <w:tab w:pos="8784" w:val="right" w:leader="dot"/>
         </w:tabs>
         <w:spacing w:after="40" w:line="240" w:lineRule="auto"/>
         <w:ind w:left="360"/>
       </w:pPr>
       <w:r>
         <w:t>3.6.2 Stale-node attention</w:t>
-      </w:r>
-      <w:r>
         <w:tab/>
-      </w:r>
-      <w:r>
         <w:t>9</w:t>
       </w:r>
     </w:p>
@@ -1876,18 +1661,14 @@
       <w:pPr>
         <w:keepLines/>
         <w:tabs>
-          <w:tab w:val="right" w:leader="dot" w:pos="8784"/>
+          <w:tab w:pos="8784" w:val="right" w:leader="dot"/>
         </w:tabs>
         <w:spacing w:after="40" w:line="240" w:lineRule="auto"/>
         <w:ind w:left="360"/>
       </w:pPr>
       <w:r>
         <w:t>3.7 Construct-validity audit</w:t>
-      </w:r>
-      <w:r>
         <w:tab/>
-      </w:r>
-      <w:r>
         <w:t>10</w:t>
       </w:r>
     </w:p>
@@ -1895,18 +1676,14 @@
       <w:pPr>
         <w:keepLines/>
         <w:tabs>
-          <w:tab w:val="right" w:leader="dot" w:pos="8784"/>
+          <w:tab w:pos="8784" w:val="right" w:leader="dot"/>
         </w:tabs>
         <w:spacing w:after="40" w:line="240" w:lineRule="auto"/>
         <w:ind w:left="360"/>
       </w:pPr>
       <w:r>
         <w:t>3.8 Evaluation matrix</w:t>
-      </w:r>
-      <w:r>
         <w:tab/>
-      </w:r>
-      <w:r>
         <w:t>10</w:t>
       </w:r>
     </w:p>
@@ -1914,18 +1691,14 @@
       <w:pPr>
         <w:keepLines/>
         <w:tabs>
-          <w:tab w:val="right" w:leader="dot" w:pos="8784"/>
+          <w:tab w:pos="8784" w:val="right" w:leader="dot"/>
         </w:tabs>
         <w:spacing w:after="40" w:line="240" w:lineRule="auto"/>
         <w:ind w:left="360"/>
       </w:pPr>
       <w:r>
         <w:t>3.9 Hypotheses and statistics</w:t>
-      </w:r>
-      <w:r>
         <w:tab/>
-      </w:r>
-      <w:r>
         <w:t>11</w:t>
       </w:r>
     </w:p>
@@ -1933,18 +1706,14 @@
       <w:pPr>
         <w:keepLines/>
         <w:tabs>
-          <w:tab w:val="right" w:leader="dot" w:pos="8784"/>
+          <w:tab w:pos="8784" w:val="right" w:leader="dot"/>
         </w:tabs>
         <w:spacing w:after="40" w:line="240" w:lineRule="auto"/>
         <w:ind w:left="360"/>
       </w:pPr>
       <w:r>
         <w:t>3.10 Reproducibility</w:t>
-      </w:r>
-      <w:r>
         <w:tab/>
-      </w:r>
-      <w:r>
         <w:t>11</w:t>
       </w:r>
     </w:p>
@@ -1952,18 +1721,14 @@
       <w:pPr>
         <w:keepLines/>
         <w:tabs>
-          <w:tab w:val="right" w:leader="dot" w:pos="8784"/>
+          <w:tab w:pos="8784" w:val="right" w:leader="dot"/>
         </w:tabs>
         <w:spacing w:after="40" w:line="240" w:lineRule="auto"/>
         <w:ind w:left="0"/>
       </w:pPr>
       <w:r>
         <w:t>Chapter 4: Results</w:t>
-      </w:r>
-      <w:r>
         <w:tab/>
-      </w:r>
-      <w:r>
         <w:t>12</w:t>
       </w:r>
     </w:p>
@@ -1971,18 +1736,14 @@
       <w:pPr>
         <w:keepLines/>
         <w:tabs>
-          <w:tab w:val="right" w:leader="dot" w:pos="8784"/>
+          <w:tab w:pos="8784" w:val="right" w:leader="dot"/>
         </w:tabs>
         <w:spacing w:after="40" w:line="240" w:lineRule="auto"/>
         <w:ind w:left="360"/>
       </w:pPr>
       <w:r>
         <w:t>4.1 Checkpoint selection and performance context</w:t>
-      </w:r>
-      <w:r>
         <w:tab/>
-      </w:r>
-      <w:r>
         <w:t>12</w:t>
       </w:r>
     </w:p>
@@ -1990,18 +1751,14 @@
       <w:pPr>
         <w:keepLines/>
         <w:tabs>
-          <w:tab w:val="right" w:leader="dot" w:pos="8784"/>
+          <w:tab w:pos="8784" w:val="right" w:leader="dot"/>
         </w:tabs>
         <w:spacing w:after="40" w:line="240" w:lineRule="auto"/>
         <w:ind w:left="360"/>
       </w:pPr>
       <w:r>
         <w:t>4.2 Supporting construct-validity result</w:t>
-      </w:r>
-      <w:r>
         <w:tab/>
-      </w:r>
-      <w:r>
         <w:t>13</w:t>
       </w:r>
     </w:p>
@@ -2009,18 +1766,14 @@
       <w:pPr>
         <w:keepLines/>
         <w:tabs>
-          <w:tab w:val="right" w:leader="dot" w:pos="8784"/>
+          <w:tab w:pos="8784" w:val="right" w:leader="dot"/>
         </w:tabs>
         <w:spacing w:after="40" w:line="240" w:lineRule="auto"/>
         <w:ind w:left="360"/>
       </w:pPr>
       <w:r>
         <w:t>4.3 Manipulation check: stale exposure increases</w:t>
-      </w:r>
-      <w:r>
         <w:tab/>
-      </w:r>
-      <w:r>
         <w:t>13</w:t>
       </w:r>
     </w:p>
@@ -2028,18 +1781,14 @@
       <w:pPr>
         <w:keepLines/>
         <w:tabs>
-          <w:tab w:val="right" w:leader="dot" w:pos="8784"/>
+          <w:tab w:pos="8784" w:val="right" w:leader="dot"/>
         </w:tabs>
         <w:spacing w:after="40" w:line="240" w:lineRule="auto"/>
         <w:ind w:left="360"/>
       </w:pPr>
       <w:r>
         <w:t>4.4 Paired attention reallocation is seed-dependent</w:t>
-      </w:r>
-      <w:r>
         <w:tab/>
-      </w:r>
-      <w:r>
         <w:t>14</w:t>
       </w:r>
     </w:p>
@@ -2047,18 +1796,14 @@
       <w:pPr>
         <w:keepLines/>
         <w:tabs>
-          <w:tab w:val="right" w:leader="dot" w:pos="8784"/>
+          <w:tab w:pos="8784" w:val="right" w:leader="dot"/>
         </w:tabs>
         <w:spacing w:after="40" w:line="240" w:lineRule="auto"/>
         <w:ind w:left="360"/>
       </w:pPr>
       <w:r>
         <w:t>4.5 Faithfulness and decoupling hypotheses</w:t>
-      </w:r>
-      <w:r>
         <w:tab/>
-      </w:r>
-      <w:r>
         <w:t>15</w:t>
       </w:r>
     </w:p>
@@ -2066,18 +1811,14 @@
       <w:pPr>
         <w:keepLines/>
         <w:tabs>
-          <w:tab w:val="right" w:leader="dot" w:pos="8784"/>
+          <w:tab w:pos="8784" w:val="right" w:leader="dot"/>
         </w:tabs>
         <w:spacing w:after="40" w:line="240" w:lineRule="auto"/>
         <w:ind w:left="360"/>
       </w:pPr>
       <w:r>
         <w:t>4.6 Degradation-aware training</w:t>
-      </w:r>
-      <w:r>
         <w:tab/>
-      </w:r>
-      <w:r>
         <w:t>16</w:t>
       </w:r>
     </w:p>
@@ -2085,18 +1826,14 @@
       <w:pPr>
         <w:keepLines/>
         <w:tabs>
-          <w:tab w:val="right" w:leader="dot" w:pos="8784"/>
+          <w:tab w:pos="8784" w:val="right" w:leader="dot"/>
         </w:tabs>
         <w:spacing w:after="40" w:line="240" w:lineRule="auto"/>
         <w:ind w:left="360"/>
       </w:pPr>
       <w:r>
         <w:t>4.7 Hypothesis summary</w:t>
-      </w:r>
-      <w:r>
         <w:tab/>
-      </w:r>
-      <w:r>
         <w:t>16</w:t>
       </w:r>
     </w:p>
@@ -2104,18 +1841,14 @@
       <w:pPr>
         <w:keepLines/>
         <w:tabs>
-          <w:tab w:val="right" w:leader="dot" w:pos="8784"/>
+          <w:tab w:pos="8784" w:val="right" w:leader="dot"/>
         </w:tabs>
         <w:spacing w:after="40" w:line="240" w:lineRule="auto"/>
         <w:ind w:left="0"/>
       </w:pPr>
       <w:r>
         <w:t>Chapter 5: Discussion</w:t>
-      </w:r>
-      <w:r>
         <w:tab/>
-      </w:r>
-      <w:r>
         <w:t>17</w:t>
       </w:r>
     </w:p>
@@ -2123,18 +1856,14 @@
       <w:pPr>
         <w:keepLines/>
         <w:tabs>
-          <w:tab w:val="right" w:leader="dot" w:pos="8784"/>
+          <w:tab w:pos="8784" w:val="right" w:leader="dot"/>
         </w:tabs>
         <w:spacing w:after="40" w:line="240" w:lineRule="auto"/>
         <w:ind w:left="360"/>
       </w:pPr>
       <w:r>
         <w:t>5.1 Answer to the central problem</w:t>
-      </w:r>
-      <w:r>
         <w:tab/>
-      </w:r>
-      <w:r>
         <w:t>17</w:t>
       </w:r>
     </w:p>
@@ -2142,18 +1871,14 @@
       <w:pPr>
         <w:keepLines/>
         <w:tabs>
-          <w:tab w:val="right" w:leader="dot" w:pos="8784"/>
+          <w:tab w:pos="8784" w:val="right" w:leader="dot"/>
         </w:tabs>
         <w:spacing w:after="40" w:line="240" w:lineRule="auto"/>
         <w:ind w:left="360"/>
       </w:pPr>
       <w:r>
         <w:t>5.2 Why H3 is useful but limited</w:t>
-      </w:r>
-      <w:r>
         <w:tab/>
-      </w:r>
-      <w:r>
         <w:t>17</w:t>
       </w:r>
     </w:p>
@@ -2161,18 +1886,14 @@
       <w:pPr>
         <w:keepLines/>
         <w:tabs>
-          <w:tab w:val="right" w:leader="dot" w:pos="8784"/>
+          <w:tab w:pos="8784" w:val="right" w:leader="dot"/>
         </w:tabs>
         <w:spacing w:after="40" w:line="240" w:lineRule="auto"/>
         <w:ind w:left="360"/>
       </w:pPr>
       <w:r>
         <w:t>5.3 Meaning of training-seed variation</w:t>
-      </w:r>
-      <w:r>
         <w:tab/>
-      </w:r>
-      <w:r>
         <w:t>18</w:t>
       </w:r>
     </w:p>
@@ -2180,18 +1901,14 @@
       <w:pPr>
         <w:keepLines/>
         <w:tabs>
-          <w:tab w:val="right" w:leader="dot" w:pos="8784"/>
+          <w:tab w:pos="8784" w:val="right" w:leader="dot"/>
         </w:tabs>
         <w:spacing w:after="40" w:line="240" w:lineRule="auto"/>
         <w:ind w:left="360"/>
       </w:pPr>
       <w:r>
         <w:t>5.4 Role of the construct-validity audit</w:t>
-      </w:r>
-      <w:r>
         <w:tab/>
-      </w:r>
-      <w:r>
         <w:t>18</w:t>
       </w:r>
     </w:p>
@@ -2199,18 +1916,14 @@
       <w:pPr>
         <w:keepLines/>
         <w:tabs>
-          <w:tab w:val="right" w:leader="dot" w:pos="8784"/>
+          <w:tab w:pos="8784" w:val="right" w:leader="dot"/>
         </w:tabs>
         <w:spacing w:after="40" w:line="240" w:lineRule="auto"/>
         <w:ind w:left="360"/>
       </w:pPr>
       <w:r>
         <w:t>5.5 Degradation-aware training</w:t>
-      </w:r>
-      <w:r>
         <w:tab/>
-      </w:r>
-      <w:r>
         <w:t>18</w:t>
       </w:r>
     </w:p>
@@ -2218,18 +1931,14 @@
       <w:pPr>
         <w:keepLines/>
         <w:tabs>
-          <w:tab w:val="right" w:leader="dot" w:pos="8784"/>
+          <w:tab w:pos="8784" w:val="right" w:leader="dot"/>
         </w:tabs>
         <w:spacing w:after="40" w:line="240" w:lineRule="auto"/>
         <w:ind w:left="360"/>
       </w:pPr>
       <w:r>
         <w:t>5.6 Practical implications</w:t>
-      </w:r>
-      <w:r>
         <w:tab/>
-      </w:r>
-      <w:r>
         <w:t>18</w:t>
       </w:r>
     </w:p>
@@ -2237,18 +1946,14 @@
       <w:pPr>
         <w:keepLines/>
         <w:tabs>
-          <w:tab w:val="right" w:leader="dot" w:pos="8784"/>
+          <w:tab w:pos="8784" w:val="right" w:leader="dot"/>
         </w:tabs>
         <w:spacing w:after="40" w:line="240" w:lineRule="auto"/>
         <w:ind w:left="360"/>
       </w:pPr>
       <w:r>
         <w:t>5.7 Limitations</w:t>
-      </w:r>
-      <w:r>
         <w:tab/>
-      </w:r>
-      <w:r>
         <w:t>19</w:t>
       </w:r>
     </w:p>
@@ -2256,18 +1961,14 @@
       <w:pPr>
         <w:keepLines/>
         <w:tabs>
-          <w:tab w:val="right" w:leader="dot" w:pos="8784"/>
+          <w:tab w:pos="8784" w:val="right" w:leader="dot"/>
         </w:tabs>
         <w:spacing w:after="40" w:line="240" w:lineRule="auto"/>
         <w:ind w:left="360"/>
       </w:pPr>
       <w:r>
         <w:t>5.8 Future work</w:t>
-      </w:r>
-      <w:r>
         <w:tab/>
-      </w:r>
-      <w:r>
         <w:t>19</w:t>
       </w:r>
     </w:p>
@@ -2275,18 +1976,14 @@
       <w:pPr>
         <w:keepLines/>
         <w:tabs>
-          <w:tab w:val="right" w:leader="dot" w:pos="8784"/>
+          <w:tab w:pos="8784" w:val="right" w:leader="dot"/>
         </w:tabs>
         <w:spacing w:after="40" w:line="240" w:lineRule="auto"/>
         <w:ind w:left="0"/>
       </w:pPr>
       <w:r>
         <w:t>Chapter 6: Conclusion</w:t>
-      </w:r>
-      <w:r>
         <w:tab/>
-      </w:r>
-      <w:r>
         <w:t>20</w:t>
       </w:r>
     </w:p>
@@ -2813,52 +2510,10 @@
     </w:p>
     <w:p>
       <w:pPr>
-        <w:pStyle w:val="13"/>
-        <w:bidi w:val="0"/>
-        <w:ind w:left="460" w:leftChars="0" w:hanging="260" w:firstLineChars="0"/>
-      </w:pPr>
-      <w:r>
-        <w:t>Chapter 2 reviews MARL dispatch, graph attention, explanation faithfulness, and AoI.</w:t>
-      </w:r>
-    </w:p>
-    <w:p>
-      <w:pPr>
-        <w:pStyle w:val="13"/>
-        <w:bidi w:val="0"/>
-        <w:ind w:left="460" w:leftChars="0" w:hanging="260" w:firstLineChars="0"/>
-      </w:pPr>
-      <w:r>
-        <w:t xml:space="preserve">Chapter 3 describes the simulator, models, degradation layer, metrics, and statistical design. </w:t>
-      </w:r>
-    </w:p>
-    <w:p>
-      <w:pPr>
-        <w:pStyle w:val="13"/>
-        <w:bidi w:val="0"/>
-        <w:ind w:left="460" w:leftChars="0" w:hanging="260" w:firstLineChars="0"/>
-      </w:pPr>
-      <w:r>
-        <w:t xml:space="preserve">Chapter 4 reports the v4 results. </w:t>
-      </w:r>
-    </w:p>
-    <w:p>
-      <w:pPr>
-        <w:pStyle w:val="13"/>
-        <w:bidi w:val="0"/>
-        <w:ind w:left="460" w:leftChars="0" w:hanging="260" w:firstLineChars="0"/>
-      </w:pPr>
-      <w:r>
-        <w:t xml:space="preserve">Chapter 5 discusses what can and cannot be concluded. </w:t>
-      </w:r>
-    </w:p>
-    <w:p>
-      <w:pPr>
-        <w:pStyle w:val="13"/>
-        <w:bidi w:val="0"/>
-        <w:ind w:left="460" w:leftChars="0" w:hanging="260" w:firstLineChars="0"/>
-      </w:pPr>
-      <w:r>
-        <w:t>Chapter 6 closes with the practical implications for trustworthy fleet-dispatch explanations.</w:t>
+        <w:widowControl/>
+      </w:pPr>
+      <w:r>
+        <w:t>Chapter 2 reviews MARL dispatch, graph attention, explanation faithfulness, and AoI. Chapter 3 describes the simulator, models, degradation layer, metrics, and statistical design. Chapter 4 reports the v4 results. Chapter 5 discusses what can and cannot be concluded. Chapter 6 closes with the practical implications for trustworthy fleet-dispatch explanations.</w:t>
       </w:r>
     </w:p>
     <w:p>
@@ -3173,24 +2828,18 @@
     </w:p>
     <w:tbl>
       <w:tblPr>
-        <w:tblStyle w:val="6"/>
-        <w:tblW w:w="9020" w:type="dxa"/>
+        <w:tblW w:type="dxa" w:w="9020"/>
         <w:jc w:val="center"/>
+        <w:tblLayout w:type="fixed"/>
+        <w:tblLook w:firstColumn="1" w:firstRow="1" w:lastColumn="0" w:lastRow="0" w:noHBand="0" w:noVBand="1" w:val="04A0"/>
         <w:tblBorders>
-          <w:top w:val="single" w:color="7F7F7F" w:sz="8" w:space="0"/>
-          <w:left w:val="none" w:color="FFFFFF" w:sz="0" w:space="0"/>
-          <w:bottom w:val="single" w:color="7F7F7F" w:sz="8" w:space="0"/>
-          <w:right w:val="none" w:color="FFFFFF" w:sz="0" w:space="0"/>
-          <w:insideH w:val="single" w:color="D9D9D9" w:sz="4" w:space="0"/>
-          <w:insideV w:val="none" w:color="FFFFFF" w:sz="0" w:space="0"/>
+          <w:top w:val="single" w:sz="8" w:color="7F7F7F"/>
+          <w:bottom w:val="single" w:sz="8" w:color="7F7F7F"/>
+          <w:left w:val="nil" w:sz="0" w:color="FFFFFF"/>
+          <w:right w:val="nil" w:sz="0" w:color="FFFFFF"/>
+          <w:insideH w:val="single" w:sz="4" w:color="D9D9D9"/>
+          <w:insideV w:val="nil" w:sz="0" w:color="FFFFFF"/>
         </w:tblBorders>
-        <w:tblLayout w:type="fixed"/>
-        <w:tblCellMar>
-          <w:top w:w="0" w:type="dxa"/>
-          <w:left w:w="108" w:type="dxa"/>
-          <w:bottom w:w="0" w:type="dxa"/>
-          <w:right w:w="108" w:type="dxa"/>
-        </w:tblCellMar>
       </w:tblPr>
       <w:tblGrid>
         <w:gridCol w:w="1703"/>
@@ -3200,20 +2849,19 @@
       <w:tr>
         <w:trPr>
           <w:cantSplit/>
-          <w:tblHeader/>
-          <w:jc w:val="center"/>
+          <w:tblHeader w:val="true"/>
         </w:trPr>
         <w:tc>
           <w:tcPr>
-            <w:tcW w:w="1703" w:type="dxa"/>
-            <w:shd w:val="clear" w:color="auto" w:fill="E7E6E6"/>
-            <w:tcMar>
-              <w:top w:w="45" w:type="dxa"/>
-              <w:left w:w="90" w:type="dxa"/>
-              <w:bottom w:w="45" w:type="dxa"/>
-              <w:right w:w="90" w:type="dxa"/>
-            </w:tcMar>
-            <w:vAlign w:val="center"/>
+            <w:tcW w:type="dxa" w:w="1703"/>
+            <w:tcMar>
+              <w:top w:w="45" w:type="dxa"/>
+              <w:start w:w="90" w:type="dxa"/>
+              <w:bottom w:w="45" w:type="dxa"/>
+              <w:end w:w="90" w:type="dxa"/>
+            </w:tcMar>
+            <w:vAlign w:val="center"/>
+            <w:shd w:fill="E7E6E6"/>
           </w:tcPr>
           <w:p>
             <w:pPr>
@@ -3234,15 +2882,15 @@
         </w:tc>
         <w:tc>
           <w:tcPr>
-            <w:tcW w:w="4510" w:type="dxa"/>
-            <w:shd w:val="clear" w:color="auto" w:fill="E7E6E6"/>
-            <w:tcMar>
-              <w:top w:w="45" w:type="dxa"/>
-              <w:left w:w="90" w:type="dxa"/>
-              <w:bottom w:w="45" w:type="dxa"/>
-              <w:right w:w="90" w:type="dxa"/>
-            </w:tcMar>
-            <w:vAlign w:val="center"/>
+            <w:tcW w:type="dxa" w:w="4510"/>
+            <w:tcMar>
+              <w:top w:w="45" w:type="dxa"/>
+              <w:start w:w="90" w:type="dxa"/>
+              <w:bottom w:w="45" w:type="dxa"/>
+              <w:end w:w="90" w:type="dxa"/>
+            </w:tcMar>
+            <w:vAlign w:val="center"/>
+            <w:shd w:fill="E7E6E6"/>
           </w:tcPr>
           <w:p>
             <w:pPr>
@@ -3263,15 +2911,15 @@
         </w:tc>
         <w:tc>
           <w:tcPr>
-            <w:tcW w:w="2807" w:type="dxa"/>
-            <w:shd w:val="clear" w:color="auto" w:fill="E7E6E6"/>
-            <w:tcMar>
-              <w:top w:w="45" w:type="dxa"/>
-              <w:left w:w="90" w:type="dxa"/>
-              <w:bottom w:w="45" w:type="dxa"/>
-              <w:right w:w="90" w:type="dxa"/>
-            </w:tcMar>
-            <w:vAlign w:val="center"/>
+            <w:tcW w:type="dxa" w:w="2807"/>
+            <w:tcMar>
+              <w:top w:w="45" w:type="dxa"/>
+              <w:start w:w="90" w:type="dxa"/>
+              <w:bottom w:w="45" w:type="dxa"/>
+              <w:end w:w="90" w:type="dxa"/>
+            </w:tcMar>
+            <w:vAlign w:val="center"/>
+            <w:shd w:fill="E7E6E6"/>
           </w:tcPr>
           <w:p>
             <w:pPr>
@@ -3294,16 +2942,15 @@
       <w:tr>
         <w:trPr>
           <w:cantSplit/>
-          <w:jc w:val="center"/>
         </w:trPr>
         <w:tc>
           <w:tcPr>
-            <w:tcW w:w="1703" w:type="dxa"/>
-            <w:tcMar>
-              <w:top w:w="45" w:type="dxa"/>
-              <w:left w:w="90" w:type="dxa"/>
-              <w:bottom w:w="45" w:type="dxa"/>
-              <w:right w:w="90" w:type="dxa"/>
+            <w:tcW w:type="dxa" w:w="1703"/>
+            <w:tcMar>
+              <w:top w:w="45" w:type="dxa"/>
+              <w:start w:w="90" w:type="dxa"/>
+              <w:bottom w:w="45" w:type="dxa"/>
+              <w:end w:w="90" w:type="dxa"/>
             </w:tcMar>
             <w:vAlign w:val="center"/>
           </w:tcPr>
@@ -3325,12 +2972,12 @@
         </w:tc>
         <w:tc>
           <w:tcPr>
-            <w:tcW w:w="4510" w:type="dxa"/>
-            <w:tcMar>
-              <w:top w:w="45" w:type="dxa"/>
-              <w:left w:w="90" w:type="dxa"/>
-              <w:bottom w:w="45" w:type="dxa"/>
-              <w:right w:w="90" w:type="dxa"/>
+            <w:tcW w:type="dxa" w:w="4510"/>
+            <w:tcMar>
+              <w:top w:w="45" w:type="dxa"/>
+              <w:start w:w="90" w:type="dxa"/>
+              <w:bottom w:w="45" w:type="dxa"/>
+              <w:end w:w="90" w:type="dxa"/>
             </w:tcMar>
             <w:vAlign w:val="center"/>
           </w:tcPr>
@@ -3352,12 +2999,12 @@
         </w:tc>
         <w:tc>
           <w:tcPr>
-            <w:tcW w:w="2807" w:type="dxa"/>
-            <w:tcMar>
-              <w:top w:w="45" w:type="dxa"/>
-              <w:left w:w="90" w:type="dxa"/>
-              <w:bottom w:w="45" w:type="dxa"/>
-              <w:right w:w="90" w:type="dxa"/>
+            <w:tcW w:type="dxa" w:w="2807"/>
+            <w:tcMar>
+              <w:top w:w="45" w:type="dxa"/>
+              <w:start w:w="90" w:type="dxa"/>
+              <w:bottom w:w="45" w:type="dxa"/>
+              <w:end w:w="90" w:type="dxa"/>
             </w:tcMar>
             <w:vAlign w:val="center"/>
           </w:tcPr>
@@ -3381,16 +3028,15 @@
       <w:tr>
         <w:trPr>
           <w:cantSplit/>
-          <w:jc w:val="center"/>
         </w:trPr>
         <w:tc>
           <w:tcPr>
-            <w:tcW w:w="1703" w:type="dxa"/>
-            <w:tcMar>
-              <w:top w:w="45" w:type="dxa"/>
-              <w:left w:w="90" w:type="dxa"/>
-              <w:bottom w:w="45" w:type="dxa"/>
-              <w:right w:w="90" w:type="dxa"/>
+            <w:tcW w:type="dxa" w:w="1703"/>
+            <w:tcMar>
+              <w:top w:w="45" w:type="dxa"/>
+              <w:start w:w="90" w:type="dxa"/>
+              <w:bottom w:w="45" w:type="dxa"/>
+              <w:end w:w="90" w:type="dxa"/>
             </w:tcMar>
             <w:vAlign w:val="center"/>
           </w:tcPr>
@@ -3412,12 +3058,12 @@
         </w:tc>
         <w:tc>
           <w:tcPr>
-            <w:tcW w:w="4510" w:type="dxa"/>
-            <w:tcMar>
-              <w:top w:w="45" w:type="dxa"/>
-              <w:left w:w="90" w:type="dxa"/>
-              <w:bottom w:w="45" w:type="dxa"/>
-              <w:right w:w="90" w:type="dxa"/>
+            <w:tcW w:type="dxa" w:w="4510"/>
+            <w:tcMar>
+              <w:top w:w="45" w:type="dxa"/>
+              <w:start w:w="90" w:type="dxa"/>
+              <w:bottom w:w="45" w:type="dxa"/>
+              <w:end w:w="90" w:type="dxa"/>
             </w:tcMar>
             <w:vAlign w:val="center"/>
           </w:tcPr>
@@ -3439,12 +3085,12 @@
         </w:tc>
         <w:tc>
           <w:tcPr>
-            <w:tcW w:w="2807" w:type="dxa"/>
-            <w:tcMar>
-              <w:top w:w="45" w:type="dxa"/>
-              <w:left w:w="90" w:type="dxa"/>
-              <w:bottom w:w="45" w:type="dxa"/>
-              <w:right w:w="90" w:type="dxa"/>
+            <w:tcW w:type="dxa" w:w="2807"/>
+            <w:tcMar>
+              <w:top w:w="45" w:type="dxa"/>
+              <w:start w:w="90" w:type="dxa"/>
+              <w:bottom w:w="45" w:type="dxa"/>
+              <w:end w:w="90" w:type="dxa"/>
             </w:tcMar>
             <w:vAlign w:val="center"/>
           </w:tcPr>
@@ -3468,16 +3114,15 @@
       <w:tr>
         <w:trPr>
           <w:cantSplit/>
-          <w:jc w:val="center"/>
         </w:trPr>
         <w:tc>
           <w:tcPr>
-            <w:tcW w:w="1703" w:type="dxa"/>
-            <w:tcMar>
-              <w:top w:w="45" w:type="dxa"/>
-              <w:left w:w="90" w:type="dxa"/>
-              <w:bottom w:w="45" w:type="dxa"/>
-              <w:right w:w="90" w:type="dxa"/>
+            <w:tcW w:type="dxa" w:w="1703"/>
+            <w:tcMar>
+              <w:top w:w="45" w:type="dxa"/>
+              <w:start w:w="90" w:type="dxa"/>
+              <w:bottom w:w="45" w:type="dxa"/>
+              <w:end w:w="90" w:type="dxa"/>
             </w:tcMar>
             <w:vAlign w:val="center"/>
           </w:tcPr>
@@ -3499,12 +3144,12 @@
         </w:tc>
         <w:tc>
           <w:tcPr>
-            <w:tcW w:w="4510" w:type="dxa"/>
-            <w:tcMar>
-              <w:top w:w="45" w:type="dxa"/>
-              <w:left w:w="90" w:type="dxa"/>
-              <w:bottom w:w="45" w:type="dxa"/>
-              <w:right w:w="90" w:type="dxa"/>
+            <w:tcW w:type="dxa" w:w="4510"/>
+            <w:tcMar>
+              <w:top w:w="45" w:type="dxa"/>
+              <w:start w:w="90" w:type="dxa"/>
+              <w:bottom w:w="45" w:type="dxa"/>
+              <w:end w:w="90" w:type="dxa"/>
             </w:tcMar>
             <w:vAlign w:val="center"/>
           </w:tcPr>
@@ -3526,12 +3171,12 @@
         </w:tc>
         <w:tc>
           <w:tcPr>
-            <w:tcW w:w="2807" w:type="dxa"/>
-            <w:tcMar>
-              <w:top w:w="45" w:type="dxa"/>
-              <w:left w:w="90" w:type="dxa"/>
-              <w:bottom w:w="45" w:type="dxa"/>
-              <w:right w:w="90" w:type="dxa"/>
+            <w:tcW w:type="dxa" w:w="2807"/>
+            <w:tcMar>
+              <w:top w:w="45" w:type="dxa"/>
+              <w:start w:w="90" w:type="dxa"/>
+              <w:bottom w:w="45" w:type="dxa"/>
+              <w:end w:w="90" w:type="dxa"/>
             </w:tcMar>
             <w:vAlign w:val="center"/>
           </w:tcPr>
@@ -3557,11 +3202,6 @@
       <w:pPr>
         <w:widowControl/>
       </w:pPr>
-    </w:p>
-    <w:p>
-      <w:pPr>
-        <w:widowControl/>
-      </w:pPr>
       <w:r>
         <w:t>The graph contains up to five nearby taxis and five nearby requests. Features are normalised and request/taxi masks prevent padded nodes from receiving attention.</w:t>
       </w:r>
@@ -3583,24 +3223,21 @@
       </w:pPr>
       <w:r>
         <w:drawing>
-          <wp:inline distT="0" distB="0" distL="114300" distR="114300">
-            <wp:extent cx="5623560" cy="2769870"/>
-            <wp:effectExtent l="0" t="0" r="15240" b="24130"/>
-            <wp:docPr id="2" name="Picture 2" descr="Observation graph and request-to-action mapping"/>
+          <wp:inline xmlns:a="http://schemas.openxmlformats.org/drawingml/2006/main" xmlns:pic="http://schemas.openxmlformats.org/drawingml/2006/picture">
+            <wp:extent cx="5623560" cy="2904119"/>
+            <wp:docPr id="2" name="Picture 2" descr="Local observation graph with peer taxis, requests and request-to-action mapping"/>
             <wp:cNvGraphicFramePr>
-              <a:graphicFrameLocks xmlns:a="http://schemas.openxmlformats.org/drawingml/2006/main" noChangeAspect="1"/>
+              <a:graphicFrameLocks noChangeAspect="1"/>
             </wp:cNvGraphicFramePr>
-            <a:graphic xmlns:a="http://schemas.openxmlformats.org/drawingml/2006/main">
+            <a:graphic>
               <a:graphicData uri="http://schemas.openxmlformats.org/drawingml/2006/picture">
-                <pic:pic xmlns:pic="http://schemas.openxmlformats.org/drawingml/2006/picture">
+                <pic:pic>
                   <pic:nvPicPr>
-                    <pic:cNvPr id="2" name="Picture 2" descr="Observation graph and request-to-action mapping"/>
-                    <pic:cNvPicPr>
-                      <a:picLocks noChangeAspect="1"/>
-                    </pic:cNvPicPr>
+                    <pic:cNvPr id="0" name="image.png"/>
+                    <pic:cNvPicPr/>
                   </pic:nvPicPr>
                   <pic:blipFill>
-                    <a:blip r:embed="rId12"/>
+                    <a:blip r:embed="rId25"/>
                     <a:stretch>
                       <a:fillRect/>
                     </a:stretch>
@@ -3608,11 +3245,9 @@
                   <pic:spPr>
                     <a:xfrm>
                       <a:off x="0" y="0"/>
-                      <a:ext cx="5623560" cy="2770177"/>
+                      <a:ext cx="5623560" cy="2904119"/>
                     </a:xfrm>
-                    <a:prstGeom prst="rect">
-                      <a:avLst/>
-                    </a:prstGeom>
+                    <a:prstGeom prst="rect"/>
                   </pic:spPr>
                 </pic:pic>
               </a:graphicData>
@@ -3627,7 +3262,7 @@
         <w:keepLines/>
       </w:pPr>
       <w:r>
-        <w:t>Figure 3.1. Self, peer-taxi and request nodes enter the same masked graph, but only request nodes map directly to dispatch actions. This difference is central to the construct-validity audit.</w:t>
+        <w:t>Figure 3.1. Valid self, peer-taxi and request nodes form a fully connected local graph. The red ring marks a stale peer observation, and the illustrative edge widths show attention into the acting taxi. Only request nodes map directly to dispatch actions, which motivates the construct-validity controls.</w:t>
       </w:r>
     </w:p>
     <w:p>
@@ -3656,24 +3291,21 @@
       </w:pPr>
       <w:r>
         <w:drawing>
-          <wp:inline distT="0" distB="0" distL="114300" distR="114300">
-            <wp:extent cx="5623560" cy="2666365"/>
-            <wp:effectExtent l="0" t="0" r="15240" b="635"/>
+          <wp:inline xmlns:a="http://schemas.openxmlformats.org/drawingml/2006/main" xmlns:pic="http://schemas.openxmlformats.org/drawingml/2006/picture">
+            <wp:extent cx="5623560" cy="3113151"/>
             <wp:docPr id="3" name="Picture 3" descr="Simplified graph-attention design"/>
             <wp:cNvGraphicFramePr>
-              <a:graphicFrameLocks xmlns:a="http://schemas.openxmlformats.org/drawingml/2006/main" noChangeAspect="1"/>
+              <a:graphicFrameLocks noChangeAspect="1"/>
             </wp:cNvGraphicFramePr>
-            <a:graphic xmlns:a="http://schemas.openxmlformats.org/drawingml/2006/main">
+            <a:graphic>
               <a:graphicData uri="http://schemas.openxmlformats.org/drawingml/2006/picture">
-                <pic:pic xmlns:pic="http://schemas.openxmlformats.org/drawingml/2006/picture">
+                <pic:pic>
                   <pic:nvPicPr>
-                    <pic:cNvPr id="3" name="Picture 3" descr="Simplified graph-attention design"/>
-                    <pic:cNvPicPr>
-                      <a:picLocks noChangeAspect="1"/>
-                    </pic:cNvPicPr>
+                    <pic:cNvPr id="0" name="image.png"/>
+                    <pic:cNvPicPr/>
                   </pic:nvPicPr>
                   <pic:blipFill>
-                    <a:blip r:embed="rId13"/>
+                    <a:blip r:embed="rId40"/>
                     <a:stretch>
                       <a:fillRect/>
                     </a:stretch>
@@ -3681,11 +3313,9 @@
                   <pic:spPr>
                     <a:xfrm>
                       <a:off x="0" y="0"/>
-                      <a:ext cx="5623560" cy="2666675"/>
+                      <a:ext cx="5623560" cy="3113151"/>
                     </a:xfrm>
-                    <a:prstGeom prst="rect">
-                      <a:avLst/>
-                    </a:prstGeom>
+                    <a:prstGeom prst="rect"/>
                   </pic:spPr>
                 </pic:pic>
               </a:graphicData>
@@ -3700,7 +3330,7 @@
         <w:keepLines/>
       </w:pPr>
       <w:r>
-        <w:t>Figure 3.2. The policy uses typed node embeddings and two masked, scaled-dot-product graph self-attention layers. The self-node attention row is retained for faithfulness testing.</w:t>
+        <w:t>Figure 3.2. The policy and audit share the same two-layer attention encoder. The audit reduces the self-node attention row to node importance without modifying the actor, critic or selected action.</w:t>
       </w:r>
     </w:p>
     <w:p>
@@ -3725,24 +3355,18 @@
     </w:p>
     <w:tbl>
       <w:tblPr>
-        <w:tblStyle w:val="6"/>
-        <w:tblW w:w="9020" w:type="dxa"/>
+        <w:tblW w:type="dxa" w:w="9020"/>
         <w:jc w:val="center"/>
+        <w:tblLayout w:type="fixed"/>
+        <w:tblLook w:firstColumn="1" w:firstRow="1" w:lastColumn="0" w:lastRow="0" w:noHBand="0" w:noVBand="1" w:val="04A0"/>
         <w:tblBorders>
-          <w:top w:val="single" w:color="7F7F7F" w:sz="8" w:space="0"/>
-          <w:left w:val="none" w:color="FFFFFF" w:sz="0" w:space="0"/>
-          <w:bottom w:val="single" w:color="7F7F7F" w:sz="8" w:space="0"/>
-          <w:right w:val="none" w:color="FFFFFF" w:sz="0" w:space="0"/>
-          <w:insideH w:val="single" w:color="D9D9D9" w:sz="4" w:space="0"/>
-          <w:insideV w:val="none" w:color="FFFFFF" w:sz="0" w:space="0"/>
+          <w:top w:val="single" w:sz="8" w:color="7F7F7F"/>
+          <w:bottom w:val="single" w:sz="8" w:color="7F7F7F"/>
+          <w:left w:val="nil" w:sz="0" w:color="FFFFFF"/>
+          <w:right w:val="nil" w:sz="0" w:color="FFFFFF"/>
+          <w:insideH w:val="single" w:sz="4" w:color="D9D9D9"/>
+          <w:insideV w:val="nil" w:sz="0" w:color="FFFFFF"/>
         </w:tblBorders>
-        <w:tblLayout w:type="fixed"/>
-        <w:tblCellMar>
-          <w:top w:w="0" w:type="dxa"/>
-          <w:left w:w="108" w:type="dxa"/>
-          <w:bottom w:w="0" w:type="dxa"/>
-          <w:right w:w="108" w:type="dxa"/>
-        </w:tblCellMar>
       </w:tblPr>
       <w:tblGrid>
         <w:gridCol w:w="644"/>
@@ -3753,20 +3377,19 @@
       <w:tr>
         <w:trPr>
           <w:cantSplit/>
-          <w:tblHeader/>
-          <w:jc w:val="center"/>
+          <w:tblHeader w:val="true"/>
         </w:trPr>
         <w:tc>
           <w:tcPr>
-            <w:tcW w:w="644" w:type="dxa"/>
-            <w:shd w:val="clear" w:color="auto" w:fill="E7E6E6"/>
-            <w:tcMar>
-              <w:top w:w="45" w:type="dxa"/>
-              <w:left w:w="90" w:type="dxa"/>
-              <w:bottom w:w="45" w:type="dxa"/>
-              <w:right w:w="90" w:type="dxa"/>
-            </w:tcMar>
-            <w:vAlign w:val="center"/>
+            <w:tcW w:type="dxa" w:w="644"/>
+            <w:tcMar>
+              <w:top w:w="45" w:type="dxa"/>
+              <w:start w:w="90" w:type="dxa"/>
+              <w:bottom w:w="45" w:type="dxa"/>
+              <w:end w:w="90" w:type="dxa"/>
+            </w:tcMar>
+            <w:vAlign w:val="center"/>
+            <w:shd w:fill="E7E6E6"/>
           </w:tcPr>
           <w:p>
             <w:pPr>
@@ -3787,15 +3410,15 @@
         </w:tc>
         <w:tc>
           <w:tcPr>
-            <w:tcW w:w="2174" w:type="dxa"/>
-            <w:shd w:val="clear" w:color="auto" w:fill="E7E6E6"/>
-            <w:tcMar>
-              <w:top w:w="45" w:type="dxa"/>
-              <w:left w:w="90" w:type="dxa"/>
-              <w:bottom w:w="45" w:type="dxa"/>
-              <w:right w:w="90" w:type="dxa"/>
-            </w:tcMar>
-            <w:vAlign w:val="center"/>
+            <w:tcW w:type="dxa" w:w="2174"/>
+            <w:tcMar>
+              <w:top w:w="45" w:type="dxa"/>
+              <w:start w:w="90" w:type="dxa"/>
+              <w:bottom w:w="45" w:type="dxa"/>
+              <w:end w:w="90" w:type="dxa"/>
+            </w:tcMar>
+            <w:vAlign w:val="center"/>
+            <w:shd w:fill="E7E6E6"/>
           </w:tcPr>
           <w:p>
             <w:pPr>
@@ -3816,15 +3439,15 @@
         </w:tc>
         <w:tc>
           <w:tcPr>
-            <w:tcW w:w="2738" w:type="dxa"/>
-            <w:shd w:val="clear" w:color="auto" w:fill="E7E6E6"/>
-            <w:tcMar>
-              <w:top w:w="45" w:type="dxa"/>
-              <w:left w:w="90" w:type="dxa"/>
-              <w:bottom w:w="45" w:type="dxa"/>
-              <w:right w:w="90" w:type="dxa"/>
-            </w:tcMar>
-            <w:vAlign w:val="center"/>
+            <w:tcW w:type="dxa" w:w="2738"/>
+            <w:tcMar>
+              <w:top w:w="45" w:type="dxa"/>
+              <w:start w:w="90" w:type="dxa"/>
+              <w:bottom w:w="45" w:type="dxa"/>
+              <w:end w:w="90" w:type="dxa"/>
+            </w:tcMar>
+            <w:vAlign w:val="center"/>
+            <w:shd w:fill="E7E6E6"/>
           </w:tcPr>
           <w:p>
             <w:pPr>
@@ -3845,15 +3468,15 @@
         </w:tc>
         <w:tc>
           <w:tcPr>
-            <w:tcW w:w="3464" w:type="dxa"/>
-            <w:shd w:val="clear" w:color="auto" w:fill="E7E6E6"/>
-            <w:tcMar>
-              <w:top w:w="45" w:type="dxa"/>
-              <w:left w:w="90" w:type="dxa"/>
-              <w:bottom w:w="45" w:type="dxa"/>
-              <w:right w:w="90" w:type="dxa"/>
-            </w:tcMar>
-            <w:vAlign w:val="center"/>
+            <w:tcW w:type="dxa" w:w="3464"/>
+            <w:tcMar>
+              <w:top w:w="45" w:type="dxa"/>
+              <w:start w:w="90" w:type="dxa"/>
+              <w:bottom w:w="45" w:type="dxa"/>
+              <w:end w:w="90" w:type="dxa"/>
+            </w:tcMar>
+            <w:vAlign w:val="center"/>
+            <w:shd w:fill="E7E6E6"/>
           </w:tcPr>
           <w:p>
             <w:pPr>
@@ -3876,16 +3499,15 @@
       <w:tr>
         <w:trPr>
           <w:cantSplit/>
-          <w:jc w:val="center"/>
         </w:trPr>
         <w:tc>
           <w:tcPr>
-            <w:tcW w:w="644" w:type="dxa"/>
-            <w:tcMar>
-              <w:top w:w="45" w:type="dxa"/>
-              <w:left w:w="90" w:type="dxa"/>
-              <w:bottom w:w="45" w:type="dxa"/>
-              <w:right w:w="90" w:type="dxa"/>
+            <w:tcW w:type="dxa" w:w="644"/>
+            <w:tcMar>
+              <w:top w:w="45" w:type="dxa"/>
+              <w:start w:w="90" w:type="dxa"/>
+              <w:bottom w:w="45" w:type="dxa"/>
+              <w:end w:w="90" w:type="dxa"/>
             </w:tcMar>
             <w:vAlign w:val="center"/>
           </w:tcPr>
@@ -3907,12 +3529,12 @@
         </w:tc>
         <w:tc>
           <w:tcPr>
-            <w:tcW w:w="2174" w:type="dxa"/>
-            <w:tcMar>
-              <w:top w:w="45" w:type="dxa"/>
-              <w:left w:w="90" w:type="dxa"/>
-              <w:bottom w:w="45" w:type="dxa"/>
-              <w:right w:w="90" w:type="dxa"/>
+            <w:tcW w:type="dxa" w:w="2174"/>
+            <w:tcMar>
+              <w:top w:w="45" w:type="dxa"/>
+              <w:start w:w="90" w:type="dxa"/>
+              <w:bottom w:w="45" w:type="dxa"/>
+              <w:end w:w="90" w:type="dxa"/>
             </w:tcMar>
             <w:vAlign w:val="center"/>
           </w:tcPr>
@@ -3934,12 +3556,12 @@
         </w:tc>
         <w:tc>
           <w:tcPr>
-            <w:tcW w:w="2738" w:type="dxa"/>
-            <w:tcMar>
-              <w:top w:w="45" w:type="dxa"/>
-              <w:left w:w="90" w:type="dxa"/>
-              <w:bottom w:w="45" w:type="dxa"/>
-              <w:right w:w="90" w:type="dxa"/>
+            <w:tcW w:type="dxa" w:w="2738"/>
+            <w:tcMar>
+              <w:top w:w="45" w:type="dxa"/>
+              <w:start w:w="90" w:type="dxa"/>
+              <w:bottom w:w="45" w:type="dxa"/>
+              <w:end w:w="90" w:type="dxa"/>
             </w:tcMar>
             <w:vAlign w:val="center"/>
           </w:tcPr>
@@ -3961,12 +3583,12 @@
         </w:tc>
         <w:tc>
           <w:tcPr>
-            <w:tcW w:w="3464" w:type="dxa"/>
-            <w:tcMar>
-              <w:top w:w="45" w:type="dxa"/>
-              <w:left w:w="90" w:type="dxa"/>
-              <w:bottom w:w="45" w:type="dxa"/>
-              <w:right w:w="90" w:type="dxa"/>
+            <w:tcW w:type="dxa" w:w="3464"/>
+            <w:tcMar>
+              <w:top w:w="45" w:type="dxa"/>
+              <w:start w:w="90" w:type="dxa"/>
+              <w:bottom w:w="45" w:type="dxa"/>
+              <w:end w:w="90" w:type="dxa"/>
             </w:tcMar>
             <w:vAlign w:val="center"/>
           </w:tcPr>
@@ -3990,16 +3612,15 @@
       <w:tr>
         <w:trPr>
           <w:cantSplit/>
-          <w:jc w:val="center"/>
         </w:trPr>
         <w:tc>
           <w:tcPr>
-            <w:tcW w:w="644" w:type="dxa"/>
-            <w:tcMar>
-              <w:top w:w="45" w:type="dxa"/>
-              <w:left w:w="90" w:type="dxa"/>
-              <w:bottom w:w="45" w:type="dxa"/>
-              <w:right w:w="90" w:type="dxa"/>
+            <w:tcW w:type="dxa" w:w="644"/>
+            <w:tcMar>
+              <w:top w:w="45" w:type="dxa"/>
+              <w:start w:w="90" w:type="dxa"/>
+              <w:bottom w:w="45" w:type="dxa"/>
+              <w:end w:w="90" w:type="dxa"/>
             </w:tcMar>
             <w:vAlign w:val="center"/>
           </w:tcPr>
@@ -4021,12 +3642,12 @@
         </w:tc>
         <w:tc>
           <w:tcPr>
-            <w:tcW w:w="2174" w:type="dxa"/>
-            <w:tcMar>
-              <w:top w:w="45" w:type="dxa"/>
-              <w:left w:w="90" w:type="dxa"/>
-              <w:bottom w:w="45" w:type="dxa"/>
-              <w:right w:w="90" w:type="dxa"/>
+            <w:tcW w:type="dxa" w:w="2174"/>
+            <w:tcMar>
+              <w:top w:w="45" w:type="dxa"/>
+              <w:start w:w="90" w:type="dxa"/>
+              <w:bottom w:w="45" w:type="dxa"/>
+              <w:end w:w="90" w:type="dxa"/>
             </w:tcMar>
             <w:vAlign w:val="center"/>
           </w:tcPr>
@@ -4048,12 +3669,12 @@
         </w:tc>
         <w:tc>
           <w:tcPr>
-            <w:tcW w:w="2738" w:type="dxa"/>
-            <w:tcMar>
-              <w:top w:w="45" w:type="dxa"/>
-              <w:left w:w="90" w:type="dxa"/>
-              <w:bottom w:w="45" w:type="dxa"/>
-              <w:right w:w="90" w:type="dxa"/>
+            <w:tcW w:type="dxa" w:w="2738"/>
+            <w:tcMar>
+              <w:top w:w="45" w:type="dxa"/>
+              <w:start w:w="90" w:type="dxa"/>
+              <w:bottom w:w="45" w:type="dxa"/>
+              <w:end w:w="90" w:type="dxa"/>
             </w:tcMar>
             <w:vAlign w:val="center"/>
           </w:tcPr>
@@ -4075,12 +3696,12 @@
         </w:tc>
         <w:tc>
           <w:tcPr>
-            <w:tcW w:w="3464" w:type="dxa"/>
-            <w:tcMar>
-              <w:top w:w="45" w:type="dxa"/>
-              <w:left w:w="90" w:type="dxa"/>
-              <w:bottom w:w="45" w:type="dxa"/>
-              <w:right w:w="90" w:type="dxa"/>
+            <w:tcW w:type="dxa" w:w="3464"/>
+            <w:tcMar>
+              <w:top w:w="45" w:type="dxa"/>
+              <w:start w:w="90" w:type="dxa"/>
+              <w:bottom w:w="45" w:type="dxa"/>
+              <w:end w:w="90" w:type="dxa"/>
             </w:tcMar>
             <w:vAlign w:val="center"/>
           </w:tcPr>
@@ -4104,16 +3725,15 @@
       <w:tr>
         <w:trPr>
           <w:cantSplit/>
-          <w:jc w:val="center"/>
         </w:trPr>
         <w:tc>
           <w:tcPr>
-            <w:tcW w:w="644" w:type="dxa"/>
-            <w:tcMar>
-              <w:top w:w="45" w:type="dxa"/>
-              <w:left w:w="90" w:type="dxa"/>
-              <w:bottom w:w="45" w:type="dxa"/>
-              <w:right w:w="90" w:type="dxa"/>
+            <w:tcW w:type="dxa" w:w="644"/>
+            <w:tcMar>
+              <w:top w:w="45" w:type="dxa"/>
+              <w:start w:w="90" w:type="dxa"/>
+              <w:bottom w:w="45" w:type="dxa"/>
+              <w:end w:w="90" w:type="dxa"/>
             </w:tcMar>
             <w:vAlign w:val="center"/>
           </w:tcPr>
@@ -4135,12 +3755,12 @@
         </w:tc>
         <w:tc>
           <w:tcPr>
-            <w:tcW w:w="2174" w:type="dxa"/>
-            <w:tcMar>
-              <w:top w:w="45" w:type="dxa"/>
-              <w:left w:w="90" w:type="dxa"/>
-              <w:bottom w:w="45" w:type="dxa"/>
-              <w:right w:w="90" w:type="dxa"/>
+            <w:tcW w:type="dxa" w:w="2174"/>
+            <w:tcMar>
+              <w:top w:w="45" w:type="dxa"/>
+              <w:start w:w="90" w:type="dxa"/>
+              <w:bottom w:w="45" w:type="dxa"/>
+              <w:end w:w="90" w:type="dxa"/>
             </w:tcMar>
             <w:vAlign w:val="center"/>
           </w:tcPr>
@@ -4162,12 +3782,12 @@
         </w:tc>
         <w:tc>
           <w:tcPr>
-            <w:tcW w:w="2738" w:type="dxa"/>
-            <w:tcMar>
-              <w:top w:w="45" w:type="dxa"/>
-              <w:left w:w="90" w:type="dxa"/>
-              <w:bottom w:w="45" w:type="dxa"/>
-              <w:right w:w="90" w:type="dxa"/>
+            <w:tcW w:type="dxa" w:w="2738"/>
+            <w:tcMar>
+              <w:top w:w="45" w:type="dxa"/>
+              <w:start w:w="90" w:type="dxa"/>
+              <w:bottom w:w="45" w:type="dxa"/>
+              <w:end w:w="90" w:type="dxa"/>
             </w:tcMar>
             <w:vAlign w:val="center"/>
           </w:tcPr>
@@ -4189,12 +3809,12 @@
         </w:tc>
         <w:tc>
           <w:tcPr>
-            <w:tcW w:w="3464" w:type="dxa"/>
-            <w:tcMar>
-              <w:top w:w="45" w:type="dxa"/>
-              <w:left w:w="90" w:type="dxa"/>
-              <w:bottom w:w="45" w:type="dxa"/>
-              <w:right w:w="90" w:type="dxa"/>
+            <w:tcW w:type="dxa" w:w="3464"/>
+            <w:tcMar>
+              <w:top w:w="45" w:type="dxa"/>
+              <w:start w:w="90" w:type="dxa"/>
+              <w:bottom w:w="45" w:type="dxa"/>
+              <w:end w:w="90" w:type="dxa"/>
             </w:tcMar>
             <w:vAlign w:val="center"/>
           </w:tcPr>
@@ -4218,16 +3838,15 @@
       <w:tr>
         <w:trPr>
           <w:cantSplit/>
-          <w:jc w:val="center"/>
         </w:trPr>
         <w:tc>
           <w:tcPr>
-            <w:tcW w:w="644" w:type="dxa"/>
-            <w:tcMar>
-              <w:top w:w="45" w:type="dxa"/>
-              <w:left w:w="90" w:type="dxa"/>
-              <w:bottom w:w="45" w:type="dxa"/>
-              <w:right w:w="90" w:type="dxa"/>
+            <w:tcW w:type="dxa" w:w="644"/>
+            <w:tcMar>
+              <w:top w:w="45" w:type="dxa"/>
+              <w:start w:w="90" w:type="dxa"/>
+              <w:bottom w:w="45" w:type="dxa"/>
+              <w:end w:w="90" w:type="dxa"/>
             </w:tcMar>
             <w:vAlign w:val="center"/>
           </w:tcPr>
@@ -4249,12 +3868,12 @@
         </w:tc>
         <w:tc>
           <w:tcPr>
-            <w:tcW w:w="2174" w:type="dxa"/>
-            <w:tcMar>
-              <w:top w:w="45" w:type="dxa"/>
-              <w:left w:w="90" w:type="dxa"/>
-              <w:bottom w:w="45" w:type="dxa"/>
-              <w:right w:w="90" w:type="dxa"/>
+            <w:tcW w:type="dxa" w:w="2174"/>
+            <w:tcMar>
+              <w:top w:w="45" w:type="dxa"/>
+              <w:start w:w="90" w:type="dxa"/>
+              <w:bottom w:w="45" w:type="dxa"/>
+              <w:end w:w="90" w:type="dxa"/>
             </w:tcMar>
             <w:vAlign w:val="center"/>
           </w:tcPr>
@@ -4276,12 +3895,12 @@
         </w:tc>
         <w:tc>
           <w:tcPr>
-            <w:tcW w:w="2738" w:type="dxa"/>
-            <w:tcMar>
-              <w:top w:w="45" w:type="dxa"/>
-              <w:left w:w="90" w:type="dxa"/>
-              <w:bottom w:w="45" w:type="dxa"/>
-              <w:right w:w="90" w:type="dxa"/>
+            <w:tcW w:type="dxa" w:w="2738"/>
+            <w:tcMar>
+              <w:top w:w="45" w:type="dxa"/>
+              <w:start w:w="90" w:type="dxa"/>
+              <w:bottom w:w="45" w:type="dxa"/>
+              <w:end w:w="90" w:type="dxa"/>
             </w:tcMar>
             <w:vAlign w:val="center"/>
           </w:tcPr>
@@ -4303,12 +3922,12 @@
         </w:tc>
         <w:tc>
           <w:tcPr>
-            <w:tcW w:w="3464" w:type="dxa"/>
-            <w:tcMar>
-              <w:top w:w="45" w:type="dxa"/>
-              <w:left w:w="90" w:type="dxa"/>
-              <w:bottom w:w="45" w:type="dxa"/>
-              <w:right w:w="90" w:type="dxa"/>
+            <w:tcW w:type="dxa" w:w="3464"/>
+            <w:tcMar>
+              <w:top w:w="45" w:type="dxa"/>
+              <w:start w:w="90" w:type="dxa"/>
+              <w:bottom w:w="45" w:type="dxa"/>
+              <w:end w:w="90" w:type="dxa"/>
             </w:tcMar>
             <w:vAlign w:val="center"/>
           </w:tcPr>
@@ -4334,11 +3953,6 @@
       <w:pPr>
         <w:widowControl/>
       </w:pPr>
-    </w:p>
-    <w:p>
-      <w:pPr>
-        <w:widowControl/>
-      </w:pPr>
       <w:r>
         <w:t>Each condition is trained for 150 epochs with seeds 42, 43, and 44. B2 and B3 produce identical clean-test behaviour because AoI is always zero during clean training and clean evaluation; B3 is useful only when observations can become stale. It should not be described as evidence that AoI has no effect.</w:t>
       </w:r>
@@ -4365,24 +3979,18 @@
     </w:p>
     <w:tbl>
       <w:tblPr>
-        <w:tblStyle w:val="6"/>
-        <w:tblW w:w="9020" w:type="dxa"/>
+        <w:tblW w:type="dxa" w:w="9020"/>
         <w:jc w:val="center"/>
+        <w:tblLayout w:type="fixed"/>
+        <w:tblLook w:firstColumn="1" w:firstRow="1" w:lastColumn="0" w:lastRow="0" w:noHBand="0" w:noVBand="1" w:val="04A0"/>
         <w:tblBorders>
-          <w:top w:val="single" w:color="7F7F7F" w:sz="8" w:space="0"/>
-          <w:left w:val="none" w:color="FFFFFF" w:sz="0" w:space="0"/>
-          <w:bottom w:val="single" w:color="7F7F7F" w:sz="8" w:space="0"/>
-          <w:right w:val="none" w:color="FFFFFF" w:sz="0" w:space="0"/>
-          <w:insideH w:val="single" w:color="D9D9D9" w:sz="4" w:space="0"/>
-          <w:insideV w:val="none" w:color="FFFFFF" w:sz="0" w:space="0"/>
+          <w:top w:val="single" w:sz="8" w:color="7F7F7F"/>
+          <w:bottom w:val="single" w:sz="8" w:color="7F7F7F"/>
+          <w:left w:val="nil" w:sz="0" w:color="FFFFFF"/>
+          <w:right w:val="nil" w:sz="0" w:color="FFFFFF"/>
+          <w:insideH w:val="single" w:sz="4" w:color="D9D9D9"/>
+          <w:insideV w:val="nil" w:sz="0" w:color="FFFFFF"/>
         </w:tblBorders>
-        <w:tblLayout w:type="fixed"/>
-        <w:tblCellMar>
-          <w:top w:w="0" w:type="dxa"/>
-          <w:left w:w="108" w:type="dxa"/>
-          <w:bottom w:w="0" w:type="dxa"/>
-          <w:right w:w="108" w:type="dxa"/>
-        </w:tblCellMar>
       </w:tblPr>
       <w:tblGrid>
         <w:gridCol w:w="2255"/>
@@ -4393,20 +4001,19 @@
       <w:tr>
         <w:trPr>
           <w:cantSplit/>
-          <w:tblHeader/>
-          <w:jc w:val="center"/>
+          <w:tblHeader w:val="true"/>
         </w:trPr>
         <w:tc>
           <w:tcPr>
-            <w:tcW w:w="2255" w:type="dxa"/>
-            <w:shd w:val="clear" w:color="auto" w:fill="E7E6E6"/>
-            <w:tcMar>
-              <w:top w:w="45" w:type="dxa"/>
-              <w:left w:w="90" w:type="dxa"/>
-              <w:bottom w:w="45" w:type="dxa"/>
-              <w:right w:w="90" w:type="dxa"/>
-            </w:tcMar>
-            <w:vAlign w:val="center"/>
+            <w:tcW w:type="dxa" w:w="2255"/>
+            <w:tcMar>
+              <w:top w:w="45" w:type="dxa"/>
+              <w:start w:w="90" w:type="dxa"/>
+              <w:bottom w:w="45" w:type="dxa"/>
+              <w:end w:w="90" w:type="dxa"/>
+            </w:tcMar>
+            <w:vAlign w:val="center"/>
+            <w:shd w:fill="E7E6E6"/>
           </w:tcPr>
           <w:p>
             <w:pPr>
@@ -4427,15 +4034,15 @@
         </w:tc>
         <w:tc>
           <w:tcPr>
-            <w:tcW w:w="2255" w:type="dxa"/>
-            <w:shd w:val="clear" w:color="auto" w:fill="E7E6E6"/>
-            <w:tcMar>
-              <w:top w:w="45" w:type="dxa"/>
-              <w:left w:w="90" w:type="dxa"/>
-              <w:bottom w:w="45" w:type="dxa"/>
-              <w:right w:w="90" w:type="dxa"/>
-            </w:tcMar>
-            <w:vAlign w:val="center"/>
+            <w:tcW w:type="dxa" w:w="2255"/>
+            <w:tcMar>
+              <w:top w:w="45" w:type="dxa"/>
+              <w:start w:w="90" w:type="dxa"/>
+              <w:bottom w:w="45" w:type="dxa"/>
+              <w:end w:w="90" w:type="dxa"/>
+            </w:tcMar>
+            <w:vAlign w:val="center"/>
+            <w:shd w:fill="E7E6E6"/>
           </w:tcPr>
           <w:p>
             <w:pPr>
@@ -4456,15 +4063,15 @@
         </w:tc>
         <w:tc>
           <w:tcPr>
-            <w:tcW w:w="2255" w:type="dxa"/>
-            <w:shd w:val="clear" w:color="auto" w:fill="E7E6E6"/>
-            <w:tcMar>
-              <w:top w:w="45" w:type="dxa"/>
-              <w:left w:w="90" w:type="dxa"/>
-              <w:bottom w:w="45" w:type="dxa"/>
-              <w:right w:w="90" w:type="dxa"/>
-            </w:tcMar>
-            <w:vAlign w:val="center"/>
+            <w:tcW w:type="dxa" w:w="2255"/>
+            <w:tcMar>
+              <w:top w:w="45" w:type="dxa"/>
+              <w:start w:w="90" w:type="dxa"/>
+              <w:bottom w:w="45" w:type="dxa"/>
+              <w:end w:w="90" w:type="dxa"/>
+            </w:tcMar>
+            <w:vAlign w:val="center"/>
+            <w:shd w:fill="E7E6E6"/>
           </w:tcPr>
           <w:p>
             <w:pPr>
@@ -4485,15 +4092,15 @@
         </w:tc>
         <w:tc>
           <w:tcPr>
-            <w:tcW w:w="2255" w:type="dxa"/>
-            <w:shd w:val="clear" w:color="auto" w:fill="E7E6E6"/>
-            <w:tcMar>
-              <w:top w:w="45" w:type="dxa"/>
-              <w:left w:w="90" w:type="dxa"/>
-              <w:bottom w:w="45" w:type="dxa"/>
-              <w:right w:w="90" w:type="dxa"/>
-            </w:tcMar>
-            <w:vAlign w:val="center"/>
+            <w:tcW w:type="dxa" w:w="2255"/>
+            <w:tcMar>
+              <w:top w:w="45" w:type="dxa"/>
+              <w:start w:w="90" w:type="dxa"/>
+              <w:bottom w:w="45" w:type="dxa"/>
+              <w:end w:w="90" w:type="dxa"/>
+            </w:tcMar>
+            <w:vAlign w:val="center"/>
+            <w:shd w:fill="E7E6E6"/>
           </w:tcPr>
           <w:p>
             <w:pPr>
@@ -4516,16 +4123,15 @@
       <w:tr>
         <w:trPr>
           <w:cantSplit/>
-          <w:jc w:val="center"/>
         </w:trPr>
         <w:tc>
           <w:tcPr>
-            <w:tcW w:w="2255" w:type="dxa"/>
-            <w:tcMar>
-              <w:top w:w="45" w:type="dxa"/>
-              <w:left w:w="90" w:type="dxa"/>
-              <w:bottom w:w="45" w:type="dxa"/>
-              <w:right w:w="90" w:type="dxa"/>
+            <w:tcW w:type="dxa" w:w="2255"/>
+            <w:tcMar>
+              <w:top w:w="45" w:type="dxa"/>
+              <w:start w:w="90" w:type="dxa"/>
+              <w:bottom w:w="45" w:type="dxa"/>
+              <w:end w:w="90" w:type="dxa"/>
             </w:tcMar>
             <w:vAlign w:val="center"/>
           </w:tcPr>
@@ -4547,12 +4153,12 @@
         </w:tc>
         <w:tc>
           <w:tcPr>
-            <w:tcW w:w="2255" w:type="dxa"/>
-            <w:tcMar>
-              <w:top w:w="45" w:type="dxa"/>
-              <w:left w:w="90" w:type="dxa"/>
-              <w:bottom w:w="45" w:type="dxa"/>
-              <w:right w:w="90" w:type="dxa"/>
+            <w:tcW w:type="dxa" w:w="2255"/>
+            <w:tcMar>
+              <w:top w:w="45" w:type="dxa"/>
+              <w:start w:w="90" w:type="dxa"/>
+              <w:bottom w:w="45" w:type="dxa"/>
+              <w:end w:w="90" w:type="dxa"/>
             </w:tcMar>
             <w:vAlign w:val="center"/>
           </w:tcPr>
@@ -4574,12 +4180,12 @@
         </w:tc>
         <w:tc>
           <w:tcPr>
-            <w:tcW w:w="2255" w:type="dxa"/>
-            <w:tcMar>
-              <w:top w:w="45" w:type="dxa"/>
-              <w:left w:w="90" w:type="dxa"/>
-              <w:bottom w:w="45" w:type="dxa"/>
-              <w:right w:w="90" w:type="dxa"/>
+            <w:tcW w:type="dxa" w:w="2255"/>
+            <w:tcMar>
+              <w:top w:w="45" w:type="dxa"/>
+              <w:start w:w="90" w:type="dxa"/>
+              <w:bottom w:w="45" w:type="dxa"/>
+              <w:end w:w="90" w:type="dxa"/>
             </w:tcMar>
             <w:vAlign w:val="center"/>
           </w:tcPr>
@@ -4601,12 +4207,12 @@
         </w:tc>
         <w:tc>
           <w:tcPr>
-            <w:tcW w:w="2255" w:type="dxa"/>
-            <w:tcMar>
-              <w:top w:w="45" w:type="dxa"/>
-              <w:left w:w="90" w:type="dxa"/>
-              <w:bottom w:w="45" w:type="dxa"/>
-              <w:right w:w="90" w:type="dxa"/>
+            <w:tcW w:type="dxa" w:w="2255"/>
+            <w:tcMar>
+              <w:top w:w="45" w:type="dxa"/>
+              <w:start w:w="90" w:type="dxa"/>
+              <w:bottom w:w="45" w:type="dxa"/>
+              <w:end w:w="90" w:type="dxa"/>
             </w:tcMar>
             <w:vAlign w:val="center"/>
           </w:tcPr>
@@ -4630,16 +4236,15 @@
       <w:tr>
         <w:trPr>
           <w:cantSplit/>
-          <w:jc w:val="center"/>
         </w:trPr>
         <w:tc>
           <w:tcPr>
-            <w:tcW w:w="2255" w:type="dxa"/>
-            <w:tcMar>
-              <w:top w:w="45" w:type="dxa"/>
-              <w:left w:w="90" w:type="dxa"/>
-              <w:bottom w:w="45" w:type="dxa"/>
-              <w:right w:w="90" w:type="dxa"/>
+            <w:tcW w:type="dxa" w:w="2255"/>
+            <w:tcMar>
+              <w:top w:w="45" w:type="dxa"/>
+              <w:start w:w="90" w:type="dxa"/>
+              <w:bottom w:w="45" w:type="dxa"/>
+              <w:end w:w="90" w:type="dxa"/>
             </w:tcMar>
             <w:vAlign w:val="center"/>
           </w:tcPr>
@@ -4661,12 +4266,12 @@
         </w:tc>
         <w:tc>
           <w:tcPr>
-            <w:tcW w:w="2255" w:type="dxa"/>
-            <w:tcMar>
-              <w:top w:w="45" w:type="dxa"/>
-              <w:left w:w="90" w:type="dxa"/>
-              <w:bottom w:w="45" w:type="dxa"/>
-              <w:right w:w="90" w:type="dxa"/>
+            <w:tcW w:type="dxa" w:w="2255"/>
+            <w:tcMar>
+              <w:top w:w="45" w:type="dxa"/>
+              <w:start w:w="90" w:type="dxa"/>
+              <w:bottom w:w="45" w:type="dxa"/>
+              <w:end w:w="90" w:type="dxa"/>
             </w:tcMar>
             <w:vAlign w:val="center"/>
           </w:tcPr>
@@ -4688,12 +4293,12 @@
         </w:tc>
         <w:tc>
           <w:tcPr>
-            <w:tcW w:w="2255" w:type="dxa"/>
-            <w:tcMar>
-              <w:top w:w="45" w:type="dxa"/>
-              <w:left w:w="90" w:type="dxa"/>
-              <w:bottom w:w="45" w:type="dxa"/>
-              <w:right w:w="90" w:type="dxa"/>
+            <w:tcW w:type="dxa" w:w="2255"/>
+            <w:tcMar>
+              <w:top w:w="45" w:type="dxa"/>
+              <w:start w:w="90" w:type="dxa"/>
+              <w:bottom w:w="45" w:type="dxa"/>
+              <w:end w:w="90" w:type="dxa"/>
             </w:tcMar>
             <w:vAlign w:val="center"/>
           </w:tcPr>
@@ -4715,12 +4320,12 @@
         </w:tc>
         <w:tc>
           <w:tcPr>
-            <w:tcW w:w="2255" w:type="dxa"/>
-            <w:tcMar>
-              <w:top w:w="45" w:type="dxa"/>
-              <w:left w:w="90" w:type="dxa"/>
-              <w:bottom w:w="45" w:type="dxa"/>
-              <w:right w:w="90" w:type="dxa"/>
+            <w:tcW w:type="dxa" w:w="2255"/>
+            <w:tcMar>
+              <w:top w:w="45" w:type="dxa"/>
+              <w:start w:w="90" w:type="dxa"/>
+              <w:bottom w:w="45" w:type="dxa"/>
+              <w:end w:w="90" w:type="dxa"/>
             </w:tcMar>
             <w:vAlign w:val="center"/>
           </w:tcPr>
@@ -4744,16 +4349,15 @@
       <w:tr>
         <w:trPr>
           <w:cantSplit/>
-          <w:jc w:val="center"/>
         </w:trPr>
         <w:tc>
           <w:tcPr>
-            <w:tcW w:w="2255" w:type="dxa"/>
-            <w:tcMar>
-              <w:top w:w="45" w:type="dxa"/>
-              <w:left w:w="90" w:type="dxa"/>
-              <w:bottom w:w="45" w:type="dxa"/>
-              <w:right w:w="90" w:type="dxa"/>
+            <w:tcW w:type="dxa" w:w="2255"/>
+            <w:tcMar>
+              <w:top w:w="45" w:type="dxa"/>
+              <w:start w:w="90" w:type="dxa"/>
+              <w:bottom w:w="45" w:type="dxa"/>
+              <w:end w:w="90" w:type="dxa"/>
             </w:tcMar>
             <w:vAlign w:val="center"/>
           </w:tcPr>
@@ -4775,12 +4379,12 @@
         </w:tc>
         <w:tc>
           <w:tcPr>
-            <w:tcW w:w="2255" w:type="dxa"/>
-            <w:tcMar>
-              <w:top w:w="45" w:type="dxa"/>
-              <w:left w:w="90" w:type="dxa"/>
-              <w:bottom w:w="45" w:type="dxa"/>
-              <w:right w:w="90" w:type="dxa"/>
+            <w:tcW w:type="dxa" w:w="2255"/>
+            <w:tcMar>
+              <w:top w:w="45" w:type="dxa"/>
+              <w:start w:w="90" w:type="dxa"/>
+              <w:bottom w:w="45" w:type="dxa"/>
+              <w:end w:w="90" w:type="dxa"/>
             </w:tcMar>
             <w:vAlign w:val="center"/>
           </w:tcPr>
@@ -4802,12 +4406,12 @@
         </w:tc>
         <w:tc>
           <w:tcPr>
-            <w:tcW w:w="2255" w:type="dxa"/>
-            <w:tcMar>
-              <w:top w:w="45" w:type="dxa"/>
-              <w:left w:w="90" w:type="dxa"/>
-              <w:bottom w:w="45" w:type="dxa"/>
-              <w:right w:w="90" w:type="dxa"/>
+            <w:tcW w:type="dxa" w:w="2255"/>
+            <w:tcMar>
+              <w:top w:w="45" w:type="dxa"/>
+              <w:start w:w="90" w:type="dxa"/>
+              <w:bottom w:w="45" w:type="dxa"/>
+              <w:end w:w="90" w:type="dxa"/>
             </w:tcMar>
             <w:vAlign w:val="center"/>
           </w:tcPr>
@@ -4829,12 +4433,12 @@
         </w:tc>
         <w:tc>
           <w:tcPr>
-            <w:tcW w:w="2255" w:type="dxa"/>
-            <w:tcMar>
-              <w:top w:w="45" w:type="dxa"/>
-              <w:left w:w="90" w:type="dxa"/>
-              <w:bottom w:w="45" w:type="dxa"/>
-              <w:right w:w="90" w:type="dxa"/>
+            <w:tcW w:type="dxa" w:w="2255"/>
+            <w:tcMar>
+              <w:top w:w="45" w:type="dxa"/>
+              <w:start w:w="90" w:type="dxa"/>
+              <w:bottom w:w="45" w:type="dxa"/>
+              <w:end w:w="90" w:type="dxa"/>
             </w:tcMar>
             <w:vAlign w:val="center"/>
           </w:tcPr>
@@ -4858,16 +4462,15 @@
       <w:tr>
         <w:trPr>
           <w:cantSplit/>
-          <w:jc w:val="center"/>
         </w:trPr>
         <w:tc>
           <w:tcPr>
-            <w:tcW w:w="2255" w:type="dxa"/>
-            <w:tcMar>
-              <w:top w:w="45" w:type="dxa"/>
-              <w:left w:w="90" w:type="dxa"/>
-              <w:bottom w:w="45" w:type="dxa"/>
-              <w:right w:w="90" w:type="dxa"/>
+            <w:tcW w:type="dxa" w:w="2255"/>
+            <w:tcMar>
+              <w:top w:w="45" w:type="dxa"/>
+              <w:start w:w="90" w:type="dxa"/>
+              <w:bottom w:w="45" w:type="dxa"/>
+              <w:end w:w="90" w:type="dxa"/>
             </w:tcMar>
             <w:vAlign w:val="center"/>
           </w:tcPr>
@@ -4889,12 +4492,12 @@
         </w:tc>
         <w:tc>
           <w:tcPr>
-            <w:tcW w:w="2255" w:type="dxa"/>
-            <w:tcMar>
-              <w:top w:w="45" w:type="dxa"/>
-              <w:left w:w="90" w:type="dxa"/>
-              <w:bottom w:w="45" w:type="dxa"/>
-              <w:right w:w="90" w:type="dxa"/>
+            <w:tcW w:type="dxa" w:w="2255"/>
+            <w:tcMar>
+              <w:top w:w="45" w:type="dxa"/>
+              <w:start w:w="90" w:type="dxa"/>
+              <w:bottom w:w="45" w:type="dxa"/>
+              <w:end w:w="90" w:type="dxa"/>
             </w:tcMar>
             <w:vAlign w:val="center"/>
           </w:tcPr>
@@ -4916,12 +4519,12 @@
         </w:tc>
         <w:tc>
           <w:tcPr>
-            <w:tcW w:w="2255" w:type="dxa"/>
-            <w:tcMar>
-              <w:top w:w="45" w:type="dxa"/>
-              <w:left w:w="90" w:type="dxa"/>
-              <w:bottom w:w="45" w:type="dxa"/>
-              <w:right w:w="90" w:type="dxa"/>
+            <w:tcW w:type="dxa" w:w="2255"/>
+            <w:tcMar>
+              <w:top w:w="45" w:type="dxa"/>
+              <w:start w:w="90" w:type="dxa"/>
+              <w:bottom w:w="45" w:type="dxa"/>
+              <w:end w:w="90" w:type="dxa"/>
             </w:tcMar>
             <w:vAlign w:val="center"/>
           </w:tcPr>
@@ -4943,12 +4546,12 @@
         </w:tc>
         <w:tc>
           <w:tcPr>
-            <w:tcW w:w="2255" w:type="dxa"/>
-            <w:tcMar>
-              <w:top w:w="45" w:type="dxa"/>
-              <w:left w:w="90" w:type="dxa"/>
-              <w:bottom w:w="45" w:type="dxa"/>
-              <w:right w:w="90" w:type="dxa"/>
+            <w:tcW w:type="dxa" w:w="2255"/>
+            <w:tcMar>
+              <w:top w:w="45" w:type="dxa"/>
+              <w:start w:w="90" w:type="dxa"/>
+              <w:bottom w:w="45" w:type="dxa"/>
+              <w:end w:w="90" w:type="dxa"/>
             </w:tcMar>
             <w:vAlign w:val="center"/>
           </w:tcPr>
@@ -4979,24 +4582,21 @@
       </w:pPr>
       <w:r>
         <w:drawing>
-          <wp:inline distT="0" distB="0" distL="114300" distR="114300">
-            <wp:extent cx="5623560" cy="2903855"/>
-            <wp:effectExtent l="0" t="0" r="15240" b="17145"/>
+          <wp:inline xmlns:a="http://schemas.openxmlformats.org/drawingml/2006/main" xmlns:pic="http://schemas.openxmlformats.org/drawingml/2006/picture">
+            <wp:extent cx="5623560" cy="3247093"/>
             <wp:docPr id="4" name="Picture 4" descr="Model conditions and training process"/>
             <wp:cNvGraphicFramePr>
-              <a:graphicFrameLocks xmlns:a="http://schemas.openxmlformats.org/drawingml/2006/main" noChangeAspect="1"/>
+              <a:graphicFrameLocks noChangeAspect="1"/>
             </wp:cNvGraphicFramePr>
-            <a:graphic xmlns:a="http://schemas.openxmlformats.org/drawingml/2006/main">
+            <a:graphic>
               <a:graphicData uri="http://schemas.openxmlformats.org/drawingml/2006/picture">
-                <pic:pic xmlns:pic="http://schemas.openxmlformats.org/drawingml/2006/picture">
+                <pic:pic>
                   <pic:nvPicPr>
-                    <pic:cNvPr id="4" name="Picture 4" descr="Model conditions and training process"/>
-                    <pic:cNvPicPr>
-                      <a:picLocks noChangeAspect="1"/>
-                    </pic:cNvPicPr>
+                    <pic:cNvPr id="0" name="image.png"/>
+                    <pic:cNvPicPr/>
                   </pic:nvPicPr>
                   <pic:blipFill>
-                    <a:blip r:embed="rId14"/>
+                    <a:blip r:embed="rId41"/>
                     <a:stretch>
                       <a:fillRect/>
                     </a:stretch>
@@ -5004,11 +4604,9 @@
                   <pic:spPr>
                     <a:xfrm>
                       <a:off x="0" y="0"/>
-                      <a:ext cx="5623560" cy="2904119"/>
+                      <a:ext cx="5623560" cy="3247093"/>
                     </a:xfrm>
-                    <a:prstGeom prst="rect">
-                      <a:avLst/>
-                    </a:prstGeom>
+                    <a:prstGeom prst="rect"/>
                   </pic:spPr>
                 </pic:pic>
               </a:graphicData>
@@ -5023,7 +4621,7 @@
         <w:keepLines/>
       </w:pPr>
       <w:r>
-        <w:t>Figure 3.3. All learned conditions use the same training, validation and held-out evaluation protocol. Only the declared architecture, AoI input or training telemetry changes.</w:t>
+        <w:t>Figure 3.3. Common training and validation-based checkpoint selection for all four model conditions. Frozen checkpoints are evaluated on held-out demand; the faithfulness audit compares B2 and H5.</w:t>
       </w:r>
     </w:p>
     <w:p>
@@ -5132,24 +4730,21 @@
       </w:pPr>
       <w:r>
         <w:drawing>
-          <wp:inline distT="0" distB="0" distL="114300" distR="114300">
-            <wp:extent cx="5623560" cy="2903855"/>
-            <wp:effectExtent l="0" t="0" r="15240" b="17145"/>
+          <wp:inline xmlns:a="http://schemas.openxmlformats.org/drawingml/2006/main" xmlns:pic="http://schemas.openxmlformats.org/drawingml/2006/picture">
+            <wp:extent cx="5623560" cy="3113151"/>
             <wp:docPr id="5" name="Picture 5" descr="Telemetry degradation data flow"/>
             <wp:cNvGraphicFramePr>
-              <a:graphicFrameLocks xmlns:a="http://schemas.openxmlformats.org/drawingml/2006/main" noChangeAspect="1"/>
+              <a:graphicFrameLocks noChangeAspect="1"/>
             </wp:cNvGraphicFramePr>
-            <a:graphic xmlns:a="http://schemas.openxmlformats.org/drawingml/2006/main">
+            <a:graphic>
               <a:graphicData uri="http://schemas.openxmlformats.org/drawingml/2006/picture">
-                <pic:pic xmlns:pic="http://schemas.openxmlformats.org/drawingml/2006/picture">
+                <pic:pic>
                   <pic:nvPicPr>
-                    <pic:cNvPr id="5" name="Picture 5" descr="Telemetry degradation data flow"/>
-                    <pic:cNvPicPr>
-                      <a:picLocks noChangeAspect="1"/>
-                    </pic:cNvPicPr>
+                    <pic:cNvPr id="0" name="image.png"/>
+                    <pic:cNvPicPr/>
                   </pic:nvPicPr>
                   <pic:blipFill>
-                    <a:blip r:embed="rId15"/>
+                    <a:blip r:embed="rId43"/>
                     <a:stretch>
                       <a:fillRect/>
                     </a:stretch>
@@ -5157,11 +4752,9 @@
                   <pic:spPr>
                     <a:xfrm>
                       <a:off x="0" y="0"/>
-                      <a:ext cx="5623560" cy="2904119"/>
+                      <a:ext cx="5623560" cy="3113151"/>
                     </a:xfrm>
-                    <a:prstGeom prst="rect">
-                      <a:avLst/>
-                    </a:prstGeom>
+                    <a:prstGeom prst="rect"/>
                   </pic:spPr>
                 </pic:pic>
               </a:graphicData>
@@ -5176,7 +4769,7 @@
         <w:keepLines/>
       </w:pPr>
       <w:r>
-        <w:t>Figure 3.4. A tunnel-entry transition triggers one fixed observation-layer outage. Remaining inside the tunnel does not retrigger it, and SUMO ground truth remains unchanged.</w:t>
+        <w:t>Figure 3.4. Tunnel entry starts a timed observation-layer outage. SUMO state continues to advance and receives the policy action; the clean twin is read only for counterfactual comparison.</w:t>
       </w:r>
     </w:p>
     <w:p>
@@ -5374,24 +4967,21 @@
       </w:pPr>
       <w:r>
         <w:drawing>
-          <wp:inline distT="0" distB="0" distL="114300" distR="114300">
-            <wp:extent cx="5623560" cy="2769870"/>
-            <wp:effectExtent l="0" t="0" r="15240" b="24130"/>
+          <wp:inline xmlns:a="http://schemas.openxmlformats.org/drawingml/2006/main" xmlns:pic="http://schemas.openxmlformats.org/drawingml/2006/picture">
+            <wp:extent cx="5623560" cy="3113151"/>
             <wp:docPr id="6" name="Picture 6" descr="Construct-validity controls for action-linked request nodes"/>
             <wp:cNvGraphicFramePr>
-              <a:graphicFrameLocks xmlns:a="http://schemas.openxmlformats.org/drawingml/2006/main" noChangeAspect="1"/>
+              <a:graphicFrameLocks noChangeAspect="1"/>
             </wp:cNvGraphicFramePr>
-            <a:graphic xmlns:a="http://schemas.openxmlformats.org/drawingml/2006/main">
+            <a:graphic>
               <a:graphicData uri="http://schemas.openxmlformats.org/drawingml/2006/picture">
-                <pic:pic xmlns:pic="http://schemas.openxmlformats.org/drawingml/2006/picture">
+                <pic:pic>
                   <pic:nvPicPr>
-                    <pic:cNvPr id="6" name="Picture 6" descr="Construct-validity controls for action-linked request nodes"/>
-                    <pic:cNvPicPr>
-                      <a:picLocks noChangeAspect="1"/>
-                    </pic:cNvPicPr>
+                    <pic:cNvPr id="0" name="construct_validity_action_deletion.png"/>
+                    <pic:cNvPicPr/>
                   </pic:nvPicPr>
                   <pic:blipFill>
-                    <a:blip r:embed="rId16"/>
+                    <a:blip r:embed="rId44"/>
                     <a:stretch>
                       <a:fillRect/>
                     </a:stretch>
@@ -5399,11 +4989,9 @@
                   <pic:spPr>
                     <a:xfrm>
                       <a:off x="0" y="0"/>
-                      <a:ext cx="5623560" cy="2770177"/>
+                      <a:ext cx="5623560" cy="3113151"/>
                     </a:xfrm>
-                    <a:prstGeom prst="rect">
-                      <a:avLst/>
-                    </a:prstGeom>
+                    <a:prstGeom prst="rect"/>
                   </pic:spPr>
                 </pic:pic>
               </a:graphicData>
@@ -5418,7 +5006,7 @@
         <w:keepLines/>
       </w:pPr>
       <w:r>
-        <w:t>Figure 3.5. Request-node and peer-taxi occlusions are not equivalent interventions. The v4 protocol therefore matches node types, protects the chosen request-action and records margin clamps.</w:t>
+        <w:t>Figure 3.5. Request-node occlusion can remove its action, while peer-taxi occlusion removes context only. Corrected DEF matches subset size and node types, protects the chosen request, and logs margin clamps.</w:t>
       </w:r>
     </w:p>
     <w:p>
@@ -5649,24 +5237,21 @@
       </w:pPr>
       <w:r>
         <w:drawing>
-          <wp:inline distT="0" distB="0" distL="114300" distR="114300">
-            <wp:extent cx="5623560" cy="4231640"/>
-            <wp:effectExtent l="0" t="0" r="15240" b="10160"/>
+          <wp:inline xmlns:a="http://schemas.openxmlformats.org/drawingml/2006/main" xmlns:pic="http://schemas.openxmlformats.org/drawingml/2006/picture">
+            <wp:extent cx="5623560" cy="4222523"/>
             <wp:docPr id="7" name="Picture 7" descr="Validation checkpoint selection by model and training seed"/>
             <wp:cNvGraphicFramePr>
-              <a:graphicFrameLocks xmlns:a="http://schemas.openxmlformats.org/drawingml/2006/main" noChangeAspect="1"/>
+              <a:graphicFrameLocks noChangeAspect="1"/>
             </wp:cNvGraphicFramePr>
-            <a:graphic xmlns:a="http://schemas.openxmlformats.org/drawingml/2006/main">
+            <a:graphic>
               <a:graphicData uri="http://schemas.openxmlformats.org/drawingml/2006/picture">
-                <pic:pic xmlns:pic="http://schemas.openxmlformats.org/drawingml/2006/picture">
+                <pic:pic>
                   <pic:nvPicPr>
-                    <pic:cNvPr id="7" name="Picture 7" descr="Validation checkpoint selection by model and training seed"/>
-                    <pic:cNvPicPr>
-                      <a:picLocks noChangeAspect="1"/>
-                    </pic:cNvPicPr>
+                    <pic:cNvPr id="0" name="image.png"/>
+                    <pic:cNvPicPr/>
                   </pic:nvPicPr>
                   <pic:blipFill>
-                    <a:blip r:embed="rId17"/>
+                    <a:blip r:embed="rId34"/>
                     <a:stretch>
                       <a:fillRect/>
                     </a:stretch>
@@ -5674,11 +5259,9 @@
                   <pic:spPr>
                     <a:xfrm>
                       <a:off x="0" y="0"/>
-                      <a:ext cx="5623560" cy="4232264"/>
+                      <a:ext cx="5623560" cy="4222523"/>
                     </a:xfrm>
-                    <a:prstGeom prst="rect">
-                      <a:avLst/>
-                    </a:prstGeom>
+                    <a:prstGeom prst="rect"/>
                   </pic:spPr>
                 </pic:pic>
               </a:graphicData>
@@ -5693,7 +5276,7 @@
         <w:keepLines/>
       </w:pPr>
       <w:r>
-        <w:t>Figure 4.1. Validation pickups vary strongly across checkpoints and training seeds. Stars mark the checkpoints selected without reading the held-out test split. The curves are selection evidence, not estimates of final test performance.</w:t>
+        <w:t>Figure 4.1. Validation pickups by checkpoint and training seed. Stars and labels identify the checkpoints frozen before held-out evaluation.</w:t>
       </w:r>
     </w:p>
     <w:p>
@@ -5718,24 +5301,18 @@
     </w:p>
     <w:tbl>
       <w:tblPr>
-        <w:tblStyle w:val="6"/>
-        <w:tblW w:w="9020" w:type="dxa"/>
+        <w:tblW w:type="dxa" w:w="9020"/>
         <w:jc w:val="center"/>
+        <w:tblLayout w:type="fixed"/>
+        <w:tblLook w:firstColumn="1" w:firstRow="1" w:lastColumn="0" w:lastRow="0" w:noHBand="0" w:noVBand="1" w:val="04A0"/>
         <w:tblBorders>
-          <w:top w:val="single" w:color="7F7F7F" w:sz="8" w:space="0"/>
-          <w:left w:val="none" w:color="FFFFFF" w:sz="0" w:space="0"/>
-          <w:bottom w:val="single" w:color="7F7F7F" w:sz="8" w:space="0"/>
-          <w:right w:val="none" w:color="FFFFFF" w:sz="0" w:space="0"/>
-          <w:insideH w:val="single" w:color="D9D9D9" w:sz="4" w:space="0"/>
-          <w:insideV w:val="none" w:color="FFFFFF" w:sz="0" w:space="0"/>
+          <w:top w:val="single" w:sz="8" w:color="7F7F7F"/>
+          <w:bottom w:val="single" w:sz="8" w:color="7F7F7F"/>
+          <w:left w:val="nil" w:sz="0" w:color="FFFFFF"/>
+          <w:right w:val="nil" w:sz="0" w:color="FFFFFF"/>
+          <w:insideH w:val="single" w:sz="4" w:color="D9D9D9"/>
+          <w:insideV w:val="nil" w:sz="0" w:color="FFFFFF"/>
         </w:tblBorders>
-        <w:tblLayout w:type="fixed"/>
-        <w:tblCellMar>
-          <w:top w:w="0" w:type="dxa"/>
-          <w:left w:w="108" w:type="dxa"/>
-          <w:bottom w:w="0" w:type="dxa"/>
-          <w:right w:w="108" w:type="dxa"/>
-        </w:tblCellMar>
       </w:tblPr>
       <w:tblGrid>
         <w:gridCol w:w="2968"/>
@@ -5745,20 +5322,19 @@
       <w:tr>
         <w:trPr>
           <w:cantSplit/>
-          <w:tblHeader/>
-          <w:jc w:val="center"/>
+          <w:tblHeader w:val="true"/>
         </w:trPr>
         <w:tc>
           <w:tcPr>
-            <w:tcW w:w="2968" w:type="dxa"/>
-            <w:shd w:val="clear" w:color="auto" w:fill="E7E6E6"/>
-            <w:tcMar>
-              <w:top w:w="45" w:type="dxa"/>
-              <w:left w:w="90" w:type="dxa"/>
-              <w:bottom w:w="45" w:type="dxa"/>
-              <w:right w:w="90" w:type="dxa"/>
-            </w:tcMar>
-            <w:vAlign w:val="center"/>
+            <w:tcW w:type="dxa" w:w="2968"/>
+            <w:tcMar>
+              <w:top w:w="45" w:type="dxa"/>
+              <w:start w:w="90" w:type="dxa"/>
+              <w:bottom w:w="45" w:type="dxa"/>
+              <w:end w:w="90" w:type="dxa"/>
+            </w:tcMar>
+            <w:vAlign w:val="center"/>
+            <w:shd w:fill="E7E6E6"/>
           </w:tcPr>
           <w:p>
             <w:pPr>
@@ -5779,15 +5355,15 @@
         </w:tc>
         <w:tc>
           <w:tcPr>
-            <w:tcW w:w="2968" w:type="dxa"/>
-            <w:shd w:val="clear" w:color="auto" w:fill="E7E6E6"/>
-            <w:tcMar>
-              <w:top w:w="45" w:type="dxa"/>
-              <w:left w:w="90" w:type="dxa"/>
-              <w:bottom w:w="45" w:type="dxa"/>
-              <w:right w:w="90" w:type="dxa"/>
-            </w:tcMar>
-            <w:vAlign w:val="center"/>
+            <w:tcW w:type="dxa" w:w="2968"/>
+            <w:tcMar>
+              <w:top w:w="45" w:type="dxa"/>
+              <w:start w:w="90" w:type="dxa"/>
+              <w:bottom w:w="45" w:type="dxa"/>
+              <w:end w:w="90" w:type="dxa"/>
+            </w:tcMar>
+            <w:vAlign w:val="center"/>
+            <w:shd w:fill="E7E6E6"/>
           </w:tcPr>
           <w:p>
             <w:pPr>
@@ -5808,15 +5384,15 @@
         </w:tc>
         <w:tc>
           <w:tcPr>
-            <w:tcW w:w="3084" w:type="dxa"/>
-            <w:shd w:val="clear" w:color="auto" w:fill="E7E6E6"/>
-            <w:tcMar>
-              <w:top w:w="45" w:type="dxa"/>
-              <w:left w:w="90" w:type="dxa"/>
-              <w:bottom w:w="45" w:type="dxa"/>
-              <w:right w:w="90" w:type="dxa"/>
-            </w:tcMar>
-            <w:vAlign w:val="center"/>
+            <w:tcW w:type="dxa" w:w="3084"/>
+            <w:tcMar>
+              <w:top w:w="45" w:type="dxa"/>
+              <w:start w:w="90" w:type="dxa"/>
+              <w:bottom w:w="45" w:type="dxa"/>
+              <w:end w:w="90" w:type="dxa"/>
+            </w:tcMar>
+            <w:vAlign w:val="center"/>
+            <w:shd w:fill="E7E6E6"/>
           </w:tcPr>
           <w:p>
             <w:pPr>
@@ -5839,16 +5415,15 @@
       <w:tr>
         <w:trPr>
           <w:cantSplit/>
-          <w:jc w:val="center"/>
         </w:trPr>
         <w:tc>
           <w:tcPr>
-            <w:tcW w:w="2968" w:type="dxa"/>
-            <w:tcMar>
-              <w:top w:w="45" w:type="dxa"/>
-              <w:left w:w="90" w:type="dxa"/>
-              <w:bottom w:w="45" w:type="dxa"/>
-              <w:right w:w="90" w:type="dxa"/>
+            <w:tcW w:type="dxa" w:w="2968"/>
+            <w:tcMar>
+              <w:top w:w="45" w:type="dxa"/>
+              <w:start w:w="90" w:type="dxa"/>
+              <w:bottom w:w="45" w:type="dxa"/>
+              <w:end w:w="90" w:type="dxa"/>
             </w:tcMar>
             <w:vAlign w:val="center"/>
           </w:tcPr>
@@ -5870,12 +5445,12 @@
         </w:tc>
         <w:tc>
           <w:tcPr>
-            <w:tcW w:w="2968" w:type="dxa"/>
-            <w:tcMar>
-              <w:top w:w="45" w:type="dxa"/>
-              <w:left w:w="90" w:type="dxa"/>
-              <w:bottom w:w="45" w:type="dxa"/>
-              <w:right w:w="90" w:type="dxa"/>
+            <w:tcW w:type="dxa" w:w="2968"/>
+            <w:tcMar>
+              <w:top w:w="45" w:type="dxa"/>
+              <w:start w:w="90" w:type="dxa"/>
+              <w:bottom w:w="45" w:type="dxa"/>
+              <w:end w:w="90" w:type="dxa"/>
             </w:tcMar>
             <w:vAlign w:val="center"/>
           </w:tcPr>
@@ -5897,12 +5472,12 @@
         </w:tc>
         <w:tc>
           <w:tcPr>
-            <w:tcW w:w="3084" w:type="dxa"/>
-            <w:tcMar>
-              <w:top w:w="45" w:type="dxa"/>
-              <w:left w:w="90" w:type="dxa"/>
-              <w:bottom w:w="45" w:type="dxa"/>
-              <w:right w:w="90" w:type="dxa"/>
+            <w:tcW w:type="dxa" w:w="3084"/>
+            <w:tcMar>
+              <w:top w:w="45" w:type="dxa"/>
+              <w:start w:w="90" w:type="dxa"/>
+              <w:bottom w:w="45" w:type="dxa"/>
+              <w:end w:w="90" w:type="dxa"/>
             </w:tcMar>
             <w:vAlign w:val="center"/>
           </w:tcPr>
@@ -5926,16 +5501,15 @@
       <w:tr>
         <w:trPr>
           <w:cantSplit/>
-          <w:jc w:val="center"/>
         </w:trPr>
         <w:tc>
           <w:tcPr>
-            <w:tcW w:w="2968" w:type="dxa"/>
-            <w:tcMar>
-              <w:top w:w="45" w:type="dxa"/>
-              <w:left w:w="90" w:type="dxa"/>
-              <w:bottom w:w="45" w:type="dxa"/>
-              <w:right w:w="90" w:type="dxa"/>
+            <w:tcW w:type="dxa" w:w="2968"/>
+            <w:tcMar>
+              <w:top w:w="45" w:type="dxa"/>
+              <w:start w:w="90" w:type="dxa"/>
+              <w:bottom w:w="45" w:type="dxa"/>
+              <w:end w:w="90" w:type="dxa"/>
             </w:tcMar>
             <w:vAlign w:val="center"/>
           </w:tcPr>
@@ -5957,12 +5531,12 @@
         </w:tc>
         <w:tc>
           <w:tcPr>
-            <w:tcW w:w="2968" w:type="dxa"/>
-            <w:tcMar>
-              <w:top w:w="45" w:type="dxa"/>
-              <w:left w:w="90" w:type="dxa"/>
-              <w:bottom w:w="45" w:type="dxa"/>
-              <w:right w:w="90" w:type="dxa"/>
+            <w:tcW w:type="dxa" w:w="2968"/>
+            <w:tcMar>
+              <w:top w:w="45" w:type="dxa"/>
+              <w:start w:w="90" w:type="dxa"/>
+              <w:bottom w:w="45" w:type="dxa"/>
+              <w:end w:w="90" w:type="dxa"/>
             </w:tcMar>
             <w:vAlign w:val="center"/>
           </w:tcPr>
@@ -5984,12 +5558,12 @@
         </w:tc>
         <w:tc>
           <w:tcPr>
-            <w:tcW w:w="3084" w:type="dxa"/>
-            <w:tcMar>
-              <w:top w:w="45" w:type="dxa"/>
-              <w:left w:w="90" w:type="dxa"/>
-              <w:bottom w:w="45" w:type="dxa"/>
-              <w:right w:w="90" w:type="dxa"/>
+            <w:tcW w:type="dxa" w:w="3084"/>
+            <w:tcMar>
+              <w:top w:w="45" w:type="dxa"/>
+              <w:start w:w="90" w:type="dxa"/>
+              <w:bottom w:w="45" w:type="dxa"/>
+              <w:end w:w="90" w:type="dxa"/>
             </w:tcMar>
             <w:vAlign w:val="center"/>
           </w:tcPr>
@@ -6013,16 +5587,15 @@
       <w:tr>
         <w:trPr>
           <w:cantSplit/>
-          <w:jc w:val="center"/>
         </w:trPr>
         <w:tc>
           <w:tcPr>
-            <w:tcW w:w="2968" w:type="dxa"/>
-            <w:tcMar>
-              <w:top w:w="45" w:type="dxa"/>
-              <w:left w:w="90" w:type="dxa"/>
-              <w:bottom w:w="45" w:type="dxa"/>
-              <w:right w:w="90" w:type="dxa"/>
+            <w:tcW w:type="dxa" w:w="2968"/>
+            <w:tcMar>
+              <w:top w:w="45" w:type="dxa"/>
+              <w:start w:w="90" w:type="dxa"/>
+              <w:bottom w:w="45" w:type="dxa"/>
+              <w:end w:w="90" w:type="dxa"/>
             </w:tcMar>
             <w:vAlign w:val="center"/>
           </w:tcPr>
@@ -6044,12 +5617,12 @@
         </w:tc>
         <w:tc>
           <w:tcPr>
-            <w:tcW w:w="2968" w:type="dxa"/>
-            <w:tcMar>
-              <w:top w:w="45" w:type="dxa"/>
-              <w:left w:w="90" w:type="dxa"/>
-              <w:bottom w:w="45" w:type="dxa"/>
-              <w:right w:w="90" w:type="dxa"/>
+            <w:tcW w:type="dxa" w:w="2968"/>
+            <w:tcMar>
+              <w:top w:w="45" w:type="dxa"/>
+              <w:start w:w="90" w:type="dxa"/>
+              <w:bottom w:w="45" w:type="dxa"/>
+              <w:end w:w="90" w:type="dxa"/>
             </w:tcMar>
             <w:vAlign w:val="center"/>
           </w:tcPr>
@@ -6071,12 +5644,12 @@
         </w:tc>
         <w:tc>
           <w:tcPr>
-            <w:tcW w:w="3084" w:type="dxa"/>
-            <w:tcMar>
-              <w:top w:w="45" w:type="dxa"/>
-              <w:left w:w="90" w:type="dxa"/>
-              <w:bottom w:w="45" w:type="dxa"/>
-              <w:right w:w="90" w:type="dxa"/>
+            <w:tcW w:type="dxa" w:w="3084"/>
+            <w:tcMar>
+              <w:top w:w="45" w:type="dxa"/>
+              <w:start w:w="90" w:type="dxa"/>
+              <w:bottom w:w="45" w:type="dxa"/>
+              <w:end w:w="90" w:type="dxa"/>
             </w:tcMar>
             <w:vAlign w:val="center"/>
           </w:tcPr>
@@ -6100,16 +5673,15 @@
       <w:tr>
         <w:trPr>
           <w:cantSplit/>
-          <w:jc w:val="center"/>
         </w:trPr>
         <w:tc>
           <w:tcPr>
-            <w:tcW w:w="2968" w:type="dxa"/>
-            <w:tcMar>
-              <w:top w:w="45" w:type="dxa"/>
-              <w:left w:w="90" w:type="dxa"/>
-              <w:bottom w:w="45" w:type="dxa"/>
-              <w:right w:w="90" w:type="dxa"/>
+            <w:tcW w:type="dxa" w:w="2968"/>
+            <w:tcMar>
+              <w:top w:w="45" w:type="dxa"/>
+              <w:start w:w="90" w:type="dxa"/>
+              <w:bottom w:w="45" w:type="dxa"/>
+              <w:end w:w="90" w:type="dxa"/>
             </w:tcMar>
             <w:vAlign w:val="center"/>
           </w:tcPr>
@@ -6131,12 +5703,12 @@
         </w:tc>
         <w:tc>
           <w:tcPr>
-            <w:tcW w:w="2968" w:type="dxa"/>
-            <w:tcMar>
-              <w:top w:w="45" w:type="dxa"/>
-              <w:left w:w="90" w:type="dxa"/>
-              <w:bottom w:w="45" w:type="dxa"/>
-              <w:right w:w="90" w:type="dxa"/>
+            <w:tcW w:type="dxa" w:w="2968"/>
+            <w:tcMar>
+              <w:top w:w="45" w:type="dxa"/>
+              <w:start w:w="90" w:type="dxa"/>
+              <w:bottom w:w="45" w:type="dxa"/>
+              <w:end w:w="90" w:type="dxa"/>
             </w:tcMar>
             <w:vAlign w:val="center"/>
           </w:tcPr>
@@ -6158,12 +5730,12 @@
         </w:tc>
         <w:tc>
           <w:tcPr>
-            <w:tcW w:w="3084" w:type="dxa"/>
-            <w:tcMar>
-              <w:top w:w="45" w:type="dxa"/>
-              <w:left w:w="90" w:type="dxa"/>
-              <w:bottom w:w="45" w:type="dxa"/>
-              <w:right w:w="90" w:type="dxa"/>
+            <w:tcW w:type="dxa" w:w="3084"/>
+            <w:tcMar>
+              <w:top w:w="45" w:type="dxa"/>
+              <w:start w:w="90" w:type="dxa"/>
+              <w:bottom w:w="45" w:type="dxa"/>
+              <w:end w:w="90" w:type="dxa"/>
             </w:tcMar>
             <w:vAlign w:val="center"/>
           </w:tcPr>
@@ -6202,24 +5774,21 @@
       </w:pPr>
       <w:r>
         <w:drawing>
-          <wp:inline distT="0" distB="0" distL="114300" distR="114300">
-            <wp:extent cx="5623560" cy="2954655"/>
-            <wp:effectExtent l="0" t="0" r="15240" b="17145"/>
+          <wp:inline xmlns:a="http://schemas.openxmlformats.org/drawingml/2006/main" xmlns:pic="http://schemas.openxmlformats.org/drawingml/2006/picture">
+            <wp:extent cx="5623560" cy="2951552"/>
             <wp:docPr id="8" name="Picture 8" descr="Clean-test performance by training seed"/>
             <wp:cNvGraphicFramePr>
-              <a:graphicFrameLocks xmlns:a="http://schemas.openxmlformats.org/drawingml/2006/main" noChangeAspect="1"/>
+              <a:graphicFrameLocks noChangeAspect="1"/>
             </wp:cNvGraphicFramePr>
-            <a:graphic xmlns:a="http://schemas.openxmlformats.org/drawingml/2006/main">
+            <a:graphic>
               <a:graphicData uri="http://schemas.openxmlformats.org/drawingml/2006/picture">
-                <pic:pic xmlns:pic="http://schemas.openxmlformats.org/drawingml/2006/picture">
+                <pic:pic>
                   <pic:nvPicPr>
-                    <pic:cNvPr id="8" name="Picture 8" descr="Clean-test performance by training seed"/>
-                    <pic:cNvPicPr>
-                      <a:picLocks noChangeAspect="1"/>
-                    </pic:cNvPicPr>
+                    <pic:cNvPr id="0" name="image.png"/>
+                    <pic:cNvPicPr/>
                   </pic:nvPicPr>
                   <pic:blipFill>
-                    <a:blip r:embed="rId18"/>
+                    <a:blip r:embed="rId35"/>
                     <a:stretch>
                       <a:fillRect/>
                     </a:stretch>
@@ -6227,11 +5796,9 @@
                   <pic:spPr>
                     <a:xfrm>
                       <a:off x="0" y="0"/>
-                      <a:ext cx="5623560" cy="2955183"/>
+                      <a:ext cx="5623560" cy="2951552"/>
                     </a:xfrm>
-                    <a:prstGeom prst="rect">
-                      <a:avLst/>
-                    </a:prstGeom>
+                    <a:prstGeom prst="rect"/>
                   </pic:spPr>
                 </pic:pic>
               </a:graphicData>
@@ -6246,7 +5813,7 @@
         <w:keepLines/>
       </w:pPr>
       <w:r>
-        <w:t>Figure 4.2. Each point is one independently trained policy evaluated over 24 held-out episodes; horizontal lines show the mean across training seeds.</w:t>
+        <w:t>Figure 4.2. Each labelled point is one trained policy evaluated over 24 held-out episodes; horizontal lines show cross-seed means.</w:t>
       </w:r>
     </w:p>
     <w:p>
@@ -6280,24 +5847,18 @@
     </w:p>
     <w:tbl>
       <w:tblPr>
-        <w:tblStyle w:val="6"/>
-        <w:tblW w:w="9020" w:type="dxa"/>
+        <w:tblW w:type="dxa" w:w="9020"/>
         <w:jc w:val="center"/>
+        <w:tblLayout w:type="fixed"/>
+        <w:tblLook w:firstColumn="1" w:firstRow="1" w:lastColumn="0" w:lastRow="0" w:noHBand="0" w:noVBand="1" w:val="04A0"/>
         <w:tblBorders>
-          <w:top w:val="single" w:color="7F7F7F" w:sz="8" w:space="0"/>
-          <w:left w:val="none" w:color="FFFFFF" w:sz="0" w:space="0"/>
-          <w:bottom w:val="single" w:color="7F7F7F" w:sz="8" w:space="0"/>
-          <w:right w:val="none" w:color="FFFFFF" w:sz="0" w:space="0"/>
-          <w:insideH w:val="single" w:color="D9D9D9" w:sz="4" w:space="0"/>
-          <w:insideV w:val="none" w:color="FFFFFF" w:sz="0" w:space="0"/>
+          <w:top w:val="single" w:sz="8" w:color="7F7F7F"/>
+          <w:bottom w:val="single" w:sz="8" w:color="7F7F7F"/>
+          <w:left w:val="nil" w:sz="0" w:color="FFFFFF"/>
+          <w:right w:val="nil" w:sz="0" w:color="FFFFFF"/>
+          <w:insideH w:val="single" w:sz="4" w:color="D9D9D9"/>
+          <w:insideV w:val="nil" w:sz="0" w:color="FFFFFF"/>
         </w:tblBorders>
-        <w:tblLayout w:type="fixed"/>
-        <w:tblCellMar>
-          <w:top w:w="0" w:type="dxa"/>
-          <w:left w:w="108" w:type="dxa"/>
-          <w:bottom w:w="0" w:type="dxa"/>
-          <w:right w:w="108" w:type="dxa"/>
-        </w:tblCellMar>
       </w:tblPr>
       <w:tblGrid>
         <w:gridCol w:w="1766"/>
@@ -6308,20 +5869,19 @@
       <w:tr>
         <w:trPr>
           <w:cantSplit/>
-          <w:tblHeader/>
-          <w:jc w:val="center"/>
+          <w:tblHeader w:val="true"/>
         </w:trPr>
         <w:tc>
           <w:tcPr>
-            <w:tcW w:w="1766" w:type="dxa"/>
-            <w:shd w:val="clear" w:color="auto" w:fill="E7E6E6"/>
-            <w:tcMar>
-              <w:top w:w="45" w:type="dxa"/>
-              <w:left w:w="90" w:type="dxa"/>
-              <w:bottom w:w="45" w:type="dxa"/>
-              <w:right w:w="90" w:type="dxa"/>
-            </w:tcMar>
-            <w:vAlign w:val="center"/>
+            <w:tcW w:type="dxa" w:w="1766"/>
+            <w:tcMar>
+              <w:top w:w="45" w:type="dxa"/>
+              <w:start w:w="90" w:type="dxa"/>
+              <w:bottom w:w="45" w:type="dxa"/>
+              <w:end w:w="90" w:type="dxa"/>
+            </w:tcMar>
+            <w:vAlign w:val="center"/>
+            <w:shd w:fill="E7E6E6"/>
           </w:tcPr>
           <w:p>
             <w:pPr>
@@ -6342,15 +5902,15 @@
         </w:tc>
         <w:tc>
           <w:tcPr>
-            <w:tcW w:w="1394" w:type="dxa"/>
-            <w:shd w:val="clear" w:color="auto" w:fill="E7E6E6"/>
-            <w:tcMar>
-              <w:top w:w="45" w:type="dxa"/>
-              <w:left w:w="90" w:type="dxa"/>
-              <w:bottom w:w="45" w:type="dxa"/>
-              <w:right w:w="90" w:type="dxa"/>
-            </w:tcMar>
-            <w:vAlign w:val="center"/>
+            <w:tcW w:type="dxa" w:w="1394"/>
+            <w:tcMar>
+              <w:top w:w="45" w:type="dxa"/>
+              <w:start w:w="90" w:type="dxa"/>
+              <w:bottom w:w="45" w:type="dxa"/>
+              <w:end w:w="90" w:type="dxa"/>
+            </w:tcMar>
+            <w:vAlign w:val="center"/>
+            <w:shd w:fill="E7E6E6"/>
           </w:tcPr>
           <w:p>
             <w:pPr>
@@ -6371,15 +5931,15 @@
         </w:tc>
         <w:tc>
           <w:tcPr>
-            <w:tcW w:w="1673" w:type="dxa"/>
-            <w:shd w:val="clear" w:color="auto" w:fill="E7E6E6"/>
-            <w:tcMar>
-              <w:top w:w="45" w:type="dxa"/>
-              <w:left w:w="90" w:type="dxa"/>
-              <w:bottom w:w="45" w:type="dxa"/>
-              <w:right w:w="90" w:type="dxa"/>
-            </w:tcMar>
-            <w:vAlign w:val="center"/>
+            <w:tcW w:type="dxa" w:w="1673"/>
+            <w:tcMar>
+              <w:top w:w="45" w:type="dxa"/>
+              <w:start w:w="90" w:type="dxa"/>
+              <w:bottom w:w="45" w:type="dxa"/>
+              <w:end w:w="90" w:type="dxa"/>
+            </w:tcMar>
+            <w:vAlign w:val="center"/>
+            <w:shd w:fill="E7E6E6"/>
           </w:tcPr>
           <w:p>
             <w:pPr>
@@ -6400,15 +5960,15 @@
         </w:tc>
         <w:tc>
           <w:tcPr>
-            <w:tcW w:w="4187" w:type="dxa"/>
-            <w:shd w:val="clear" w:color="auto" w:fill="E7E6E6"/>
-            <w:tcMar>
-              <w:top w:w="45" w:type="dxa"/>
-              <w:left w:w="90" w:type="dxa"/>
-              <w:bottom w:w="45" w:type="dxa"/>
-              <w:right w:w="90" w:type="dxa"/>
-            </w:tcMar>
-            <w:vAlign w:val="center"/>
+            <w:tcW w:type="dxa" w:w="4187"/>
+            <w:tcMar>
+              <w:top w:w="45" w:type="dxa"/>
+              <w:start w:w="90" w:type="dxa"/>
+              <w:bottom w:w="45" w:type="dxa"/>
+              <w:end w:w="90" w:type="dxa"/>
+            </w:tcMar>
+            <w:vAlign w:val="center"/>
+            <w:shd w:fill="E7E6E6"/>
           </w:tcPr>
           <w:p>
             <w:pPr>
@@ -6431,16 +5991,15 @@
       <w:tr>
         <w:trPr>
           <w:cantSplit/>
-          <w:jc w:val="center"/>
         </w:trPr>
         <w:tc>
           <w:tcPr>
-            <w:tcW w:w="1766" w:type="dxa"/>
-            <w:tcMar>
-              <w:top w:w="45" w:type="dxa"/>
-              <w:left w:w="90" w:type="dxa"/>
-              <w:bottom w:w="45" w:type="dxa"/>
-              <w:right w:w="90" w:type="dxa"/>
+            <w:tcW w:type="dxa" w:w="1766"/>
+            <w:tcMar>
+              <w:top w:w="45" w:type="dxa"/>
+              <w:start w:w="90" w:type="dxa"/>
+              <w:bottom w:w="45" w:type="dxa"/>
+              <w:end w:w="90" w:type="dxa"/>
             </w:tcMar>
             <w:vAlign w:val="center"/>
           </w:tcPr>
@@ -6462,12 +6021,12 @@
         </w:tc>
         <w:tc>
           <w:tcPr>
-            <w:tcW w:w="1394" w:type="dxa"/>
-            <w:tcMar>
-              <w:top w:w="45" w:type="dxa"/>
-              <w:left w:w="90" w:type="dxa"/>
-              <w:bottom w:w="45" w:type="dxa"/>
-              <w:right w:w="90" w:type="dxa"/>
+            <w:tcW w:type="dxa" w:w="1394"/>
+            <w:tcMar>
+              <w:top w:w="45" w:type="dxa"/>
+              <w:start w:w="90" w:type="dxa"/>
+              <w:bottom w:w="45" w:type="dxa"/>
+              <w:end w:w="90" w:type="dxa"/>
             </w:tcMar>
             <w:vAlign w:val="center"/>
           </w:tcPr>
@@ -6489,12 +6048,12 @@
         </w:tc>
         <w:tc>
           <w:tcPr>
-            <w:tcW w:w="1673" w:type="dxa"/>
-            <w:tcMar>
-              <w:top w:w="45" w:type="dxa"/>
-              <w:left w:w="90" w:type="dxa"/>
-              <w:bottom w:w="45" w:type="dxa"/>
-              <w:right w:w="90" w:type="dxa"/>
+            <w:tcW w:type="dxa" w:w="1673"/>
+            <w:tcMar>
+              <w:top w:w="45" w:type="dxa"/>
+              <w:start w:w="90" w:type="dxa"/>
+              <w:bottom w:w="45" w:type="dxa"/>
+              <w:end w:w="90" w:type="dxa"/>
             </w:tcMar>
             <w:vAlign w:val="center"/>
           </w:tcPr>
@@ -6516,12 +6075,12 @@
         </w:tc>
         <w:tc>
           <w:tcPr>
-            <w:tcW w:w="4187" w:type="dxa"/>
-            <w:tcMar>
-              <w:top w:w="45" w:type="dxa"/>
-              <w:left w:w="90" w:type="dxa"/>
-              <w:bottom w:w="45" w:type="dxa"/>
-              <w:right w:w="90" w:type="dxa"/>
+            <w:tcW w:type="dxa" w:w="4187"/>
+            <w:tcMar>
+              <w:top w:w="45" w:type="dxa"/>
+              <w:start w:w="90" w:type="dxa"/>
+              <w:bottom w:w="45" w:type="dxa"/>
+              <w:end w:w="90" w:type="dxa"/>
             </w:tcMar>
             <w:vAlign w:val="center"/>
           </w:tcPr>
@@ -6545,16 +6104,15 @@
       <w:tr>
         <w:trPr>
           <w:cantSplit/>
-          <w:jc w:val="center"/>
         </w:trPr>
         <w:tc>
           <w:tcPr>
-            <w:tcW w:w="1766" w:type="dxa"/>
-            <w:tcMar>
-              <w:top w:w="45" w:type="dxa"/>
-              <w:left w:w="90" w:type="dxa"/>
-              <w:bottom w:w="45" w:type="dxa"/>
-              <w:right w:w="90" w:type="dxa"/>
+            <w:tcW w:type="dxa" w:w="1766"/>
+            <w:tcMar>
+              <w:top w:w="45" w:type="dxa"/>
+              <w:start w:w="90" w:type="dxa"/>
+              <w:bottom w:w="45" w:type="dxa"/>
+              <w:end w:w="90" w:type="dxa"/>
             </w:tcMar>
             <w:vAlign w:val="center"/>
           </w:tcPr>
@@ -6576,12 +6134,12 @@
         </w:tc>
         <w:tc>
           <w:tcPr>
-            <w:tcW w:w="1394" w:type="dxa"/>
-            <w:tcMar>
-              <w:top w:w="45" w:type="dxa"/>
-              <w:left w:w="90" w:type="dxa"/>
-              <w:bottom w:w="45" w:type="dxa"/>
-              <w:right w:w="90" w:type="dxa"/>
+            <w:tcW w:type="dxa" w:w="1394"/>
+            <w:tcMar>
+              <w:top w:w="45" w:type="dxa"/>
+              <w:start w:w="90" w:type="dxa"/>
+              <w:bottom w:w="45" w:type="dxa"/>
+              <w:end w:w="90" w:type="dxa"/>
             </w:tcMar>
             <w:vAlign w:val="center"/>
           </w:tcPr>
@@ -6603,12 +6161,12 @@
         </w:tc>
         <w:tc>
           <w:tcPr>
-            <w:tcW w:w="1673" w:type="dxa"/>
-            <w:tcMar>
-              <w:top w:w="45" w:type="dxa"/>
-              <w:left w:w="90" w:type="dxa"/>
-              <w:bottom w:w="45" w:type="dxa"/>
-              <w:right w:w="90" w:type="dxa"/>
+            <w:tcW w:type="dxa" w:w="1673"/>
+            <w:tcMar>
+              <w:top w:w="45" w:type="dxa"/>
+              <w:start w:w="90" w:type="dxa"/>
+              <w:bottom w:w="45" w:type="dxa"/>
+              <w:end w:w="90" w:type="dxa"/>
             </w:tcMar>
             <w:vAlign w:val="center"/>
           </w:tcPr>
@@ -6630,12 +6188,12 @@
         </w:tc>
         <w:tc>
           <w:tcPr>
-            <w:tcW w:w="4187" w:type="dxa"/>
-            <w:tcMar>
-              <w:top w:w="45" w:type="dxa"/>
-              <w:left w:w="90" w:type="dxa"/>
-              <w:bottom w:w="45" w:type="dxa"/>
-              <w:right w:w="90" w:type="dxa"/>
+            <w:tcW w:type="dxa" w:w="4187"/>
+            <w:tcMar>
+              <w:top w:w="45" w:type="dxa"/>
+              <w:start w:w="90" w:type="dxa"/>
+              <w:bottom w:w="45" w:type="dxa"/>
+              <w:end w:w="90" w:type="dxa"/>
             </w:tcMar>
             <w:vAlign w:val="center"/>
           </w:tcPr>
@@ -6661,11 +6219,6 @@
       <w:pPr>
         <w:widowControl/>
       </w:pPr>
-    </w:p>
-    <w:p>
-      <w:pPr>
-        <w:widowControl/>
-      </w:pPr>
       <w:r>
         <w:t>The audit contains 1,199 paired clean decisions from the earlier B2 protocol. It diagnoses the measurement problem; it is not part of the v4 hypothesis test.</w:t>
       </w:r>
@@ -6712,24 +6265,21 @@
       </w:pPr>
       <w:r>
         <w:drawing>
-          <wp:inline distT="0" distB="0" distL="114300" distR="114300">
-            <wp:extent cx="5623560" cy="5471160"/>
-            <wp:effectExtent l="0" t="0" r="15240" b="15240"/>
+          <wp:inline xmlns:a="http://schemas.openxmlformats.org/drawingml/2006/main" xmlns:pic="http://schemas.openxmlformats.org/drawingml/2006/picture">
+            <wp:extent cx="5623560" cy="5415635"/>
             <wp:docPr id="9" name="Picture 9" descr="WAMSN, type-matched DEF and pickups by outage duration"/>
             <wp:cNvGraphicFramePr>
-              <a:graphicFrameLocks xmlns:a="http://schemas.openxmlformats.org/drawingml/2006/main" noChangeAspect="1"/>
+              <a:graphicFrameLocks noChangeAspect="1"/>
             </wp:cNvGraphicFramePr>
-            <a:graphic xmlns:a="http://schemas.openxmlformats.org/drawingml/2006/main">
+            <a:graphic>
               <a:graphicData uri="http://schemas.openxmlformats.org/drawingml/2006/picture">
-                <pic:pic xmlns:pic="http://schemas.openxmlformats.org/drawingml/2006/picture">
+                <pic:pic>
                   <pic:nvPicPr>
-                    <pic:cNvPr id="9" name="Picture 9" descr="WAMSN, type-matched DEF and pickups by outage duration"/>
-                    <pic:cNvPicPr>
-                      <a:picLocks noChangeAspect="1"/>
-                    </pic:cNvPicPr>
+                    <pic:cNvPr id="0" name="image.png"/>
+                    <pic:cNvPicPr/>
                   </pic:nvPicPr>
                   <pic:blipFill>
-                    <a:blip r:embed="rId19"/>
+                    <a:blip r:embed="rId36"/>
                     <a:stretch>
                       <a:fillRect/>
                     </a:stretch>
@@ -6737,11 +6287,9 @@
                   <pic:spPr>
                     <a:xfrm>
                       <a:off x="0" y="0"/>
-                      <a:ext cx="5623560" cy="5471659"/>
+                      <a:ext cx="5623560" cy="5415635"/>
                     </a:xfrm>
-                    <a:prstGeom prst="rect">
-                      <a:avLst/>
-                    </a:prstGeom>
+                    <a:prstGeom prst="rect"/>
                   </pic:spPr>
                 </pic:pic>
               </a:graphicData>
@@ -6756,7 +6304,7 @@
         <w:keepLines/>
       </w:pPr>
       <w:r>
-        <w:t>Figure 4.3. Conditional WAMSN rises with observation-layer outage duration for every training seed, while type-matched DEF and pickups remain nearly flat. The three rows make the decoupling visible, but they do not imply that AoI caused a change in faithfulness: WAMSN itself includes normalised AoI.</w:t>
+        <w:t>Figure 4.3. Common row-wise scales show rising conditional WAMSN and little movement in DEF or pickups. WAMSN includes normalised AoI and is not causal evidence about faithfulness.</w:t>
       </w:r>
     </w:p>
     <w:p>
@@ -6790,24 +6338,18 @@
     </w:p>
     <w:tbl>
       <w:tblPr>
-        <w:tblStyle w:val="6"/>
-        <w:tblW w:w="9020" w:type="dxa"/>
+        <w:tblW w:type="dxa" w:w="9020"/>
         <w:jc w:val="center"/>
+        <w:tblLayout w:type="fixed"/>
+        <w:tblLook w:firstColumn="1" w:firstRow="1" w:lastColumn="0" w:lastRow="0" w:noHBand="0" w:noVBand="1" w:val="04A0"/>
         <w:tblBorders>
-          <w:top w:val="single" w:color="7F7F7F" w:sz="8" w:space="0"/>
-          <w:left w:val="none" w:color="FFFFFF" w:sz="0" w:space="0"/>
-          <w:bottom w:val="single" w:color="7F7F7F" w:sz="8" w:space="0"/>
-          <w:right w:val="none" w:color="FFFFFF" w:sz="0" w:space="0"/>
-          <w:insideH w:val="single" w:color="D9D9D9" w:sz="4" w:space="0"/>
-          <w:insideV w:val="none" w:color="FFFFFF" w:sz="0" w:space="0"/>
+          <w:top w:val="single" w:sz="8" w:color="7F7F7F"/>
+          <w:bottom w:val="single" w:sz="8" w:color="7F7F7F"/>
+          <w:left w:val="nil" w:sz="0" w:color="FFFFFF"/>
+          <w:right w:val="nil" w:sz="0" w:color="FFFFFF"/>
+          <w:insideH w:val="single" w:sz="4" w:color="D9D9D9"/>
+          <w:insideV w:val="nil" w:sz="0" w:color="FFFFFF"/>
         </w:tblBorders>
-        <w:tblLayout w:type="fixed"/>
-        <w:tblCellMar>
-          <w:top w:w="0" w:type="dxa"/>
-          <w:left w:w="108" w:type="dxa"/>
-          <w:bottom w:w="0" w:type="dxa"/>
-          <w:right w:w="108" w:type="dxa"/>
-        </w:tblCellMar>
       </w:tblPr>
       <w:tblGrid>
         <w:gridCol w:w="2775"/>
@@ -6818,20 +6360,19 @@
       <w:tr>
         <w:trPr>
           <w:cantSplit/>
-          <w:tblHeader/>
-          <w:jc w:val="center"/>
+          <w:tblHeader w:val="true"/>
         </w:trPr>
         <w:tc>
           <w:tcPr>
-            <w:tcW w:w="2775" w:type="dxa"/>
-            <w:shd w:val="clear" w:color="auto" w:fill="E7E6E6"/>
-            <w:tcMar>
-              <w:top w:w="45" w:type="dxa"/>
-              <w:left w:w="90" w:type="dxa"/>
-              <w:bottom w:w="45" w:type="dxa"/>
-              <w:right w:w="90" w:type="dxa"/>
-            </w:tcMar>
-            <w:vAlign w:val="center"/>
+            <w:tcW w:type="dxa" w:w="2775"/>
+            <w:tcMar>
+              <w:top w:w="45" w:type="dxa"/>
+              <w:start w:w="90" w:type="dxa"/>
+              <w:bottom w:w="45" w:type="dxa"/>
+              <w:end w:w="90" w:type="dxa"/>
+            </w:tcMar>
+            <w:vAlign w:val="center"/>
+            <w:shd w:fill="E7E6E6"/>
           </w:tcPr>
           <w:p>
             <w:pPr>
@@ -6852,15 +6393,15 @@
         </w:tc>
         <w:tc>
           <w:tcPr>
-            <w:tcW w:w="1804" w:type="dxa"/>
-            <w:shd w:val="clear" w:color="auto" w:fill="E7E6E6"/>
-            <w:tcMar>
-              <w:top w:w="45" w:type="dxa"/>
-              <w:left w:w="90" w:type="dxa"/>
-              <w:bottom w:w="45" w:type="dxa"/>
-              <w:right w:w="90" w:type="dxa"/>
-            </w:tcMar>
-            <w:vAlign w:val="center"/>
+            <w:tcW w:type="dxa" w:w="1804"/>
+            <w:tcMar>
+              <w:top w:w="45" w:type="dxa"/>
+              <w:start w:w="90" w:type="dxa"/>
+              <w:bottom w:w="45" w:type="dxa"/>
+              <w:end w:w="90" w:type="dxa"/>
+            </w:tcMar>
+            <w:vAlign w:val="center"/>
+            <w:shd w:fill="E7E6E6"/>
           </w:tcPr>
           <w:p>
             <w:pPr>
@@ -6881,15 +6422,15 @@
         </w:tc>
         <w:tc>
           <w:tcPr>
-            <w:tcW w:w="1387" w:type="dxa"/>
-            <w:shd w:val="clear" w:color="auto" w:fill="E7E6E6"/>
-            <w:tcMar>
-              <w:top w:w="45" w:type="dxa"/>
-              <w:left w:w="90" w:type="dxa"/>
-              <w:bottom w:w="45" w:type="dxa"/>
-              <w:right w:w="90" w:type="dxa"/>
-            </w:tcMar>
-            <w:vAlign w:val="center"/>
+            <w:tcW w:type="dxa" w:w="1387"/>
+            <w:tcMar>
+              <w:top w:w="45" w:type="dxa"/>
+              <w:start w:w="90" w:type="dxa"/>
+              <w:bottom w:w="45" w:type="dxa"/>
+              <w:end w:w="90" w:type="dxa"/>
+            </w:tcMar>
+            <w:vAlign w:val="center"/>
+            <w:shd w:fill="E7E6E6"/>
           </w:tcPr>
           <w:p>
             <w:pPr>
@@ -6910,15 +6451,15 @@
         </w:tc>
         <w:tc>
           <w:tcPr>
-            <w:tcW w:w="3054" w:type="dxa"/>
-            <w:shd w:val="clear" w:color="auto" w:fill="E7E6E6"/>
-            <w:tcMar>
-              <w:top w:w="45" w:type="dxa"/>
-              <w:left w:w="90" w:type="dxa"/>
-              <w:bottom w:w="45" w:type="dxa"/>
-              <w:right w:w="90" w:type="dxa"/>
-            </w:tcMar>
-            <w:vAlign w:val="center"/>
+            <w:tcW w:type="dxa" w:w="3054"/>
+            <w:tcMar>
+              <w:top w:w="45" w:type="dxa"/>
+              <w:start w:w="90" w:type="dxa"/>
+              <w:bottom w:w="45" w:type="dxa"/>
+              <w:end w:w="90" w:type="dxa"/>
+            </w:tcMar>
+            <w:vAlign w:val="center"/>
+            <w:shd w:fill="E7E6E6"/>
           </w:tcPr>
           <w:p>
             <w:pPr>
@@ -6941,16 +6482,15 @@
       <w:tr>
         <w:trPr>
           <w:cantSplit/>
-          <w:jc w:val="center"/>
         </w:trPr>
         <w:tc>
           <w:tcPr>
-            <w:tcW w:w="2775" w:type="dxa"/>
-            <w:tcMar>
-              <w:top w:w="45" w:type="dxa"/>
-              <w:left w:w="90" w:type="dxa"/>
-              <w:bottom w:w="45" w:type="dxa"/>
-              <w:right w:w="90" w:type="dxa"/>
+            <w:tcW w:type="dxa" w:w="2775"/>
+            <w:tcMar>
+              <w:top w:w="45" w:type="dxa"/>
+              <w:start w:w="90" w:type="dxa"/>
+              <w:bottom w:w="45" w:type="dxa"/>
+              <w:end w:w="90" w:type="dxa"/>
             </w:tcMar>
             <w:vAlign w:val="center"/>
           </w:tcPr>
@@ -6972,12 +6512,12 @@
         </w:tc>
         <w:tc>
           <w:tcPr>
-            <w:tcW w:w="1804" w:type="dxa"/>
-            <w:tcMar>
-              <w:top w:w="45" w:type="dxa"/>
-              <w:left w:w="90" w:type="dxa"/>
-              <w:bottom w:w="45" w:type="dxa"/>
-              <w:right w:w="90" w:type="dxa"/>
+            <w:tcW w:type="dxa" w:w="1804"/>
+            <w:tcMar>
+              <w:top w:w="45" w:type="dxa"/>
+              <w:start w:w="90" w:type="dxa"/>
+              <w:bottom w:w="45" w:type="dxa"/>
+              <w:end w:w="90" w:type="dxa"/>
             </w:tcMar>
             <w:vAlign w:val="center"/>
           </w:tcPr>
@@ -6999,12 +6539,12 @@
         </w:tc>
         <w:tc>
           <w:tcPr>
-            <w:tcW w:w="1387" w:type="dxa"/>
-            <w:tcMar>
-              <w:top w:w="45" w:type="dxa"/>
-              <w:left w:w="90" w:type="dxa"/>
-              <w:bottom w:w="45" w:type="dxa"/>
-              <w:right w:w="90" w:type="dxa"/>
+            <w:tcW w:type="dxa" w:w="1387"/>
+            <w:tcMar>
+              <w:top w:w="45" w:type="dxa"/>
+              <w:start w:w="90" w:type="dxa"/>
+              <w:bottom w:w="45" w:type="dxa"/>
+              <w:end w:w="90" w:type="dxa"/>
             </w:tcMar>
             <w:vAlign w:val="center"/>
           </w:tcPr>
@@ -7026,12 +6566,12 @@
         </w:tc>
         <w:tc>
           <w:tcPr>
-            <w:tcW w:w="3054" w:type="dxa"/>
-            <w:tcMar>
-              <w:top w:w="45" w:type="dxa"/>
-              <w:left w:w="90" w:type="dxa"/>
-              <w:bottom w:w="45" w:type="dxa"/>
-              <w:right w:w="90" w:type="dxa"/>
+            <w:tcW w:type="dxa" w:w="3054"/>
+            <w:tcMar>
+              <w:top w:w="45" w:type="dxa"/>
+              <w:start w:w="90" w:type="dxa"/>
+              <w:bottom w:w="45" w:type="dxa"/>
+              <w:end w:w="90" w:type="dxa"/>
             </w:tcMar>
             <w:vAlign w:val="center"/>
           </w:tcPr>
@@ -7055,16 +6595,15 @@
       <w:tr>
         <w:trPr>
           <w:cantSplit/>
-          <w:jc w:val="center"/>
         </w:trPr>
         <w:tc>
           <w:tcPr>
-            <w:tcW w:w="2775" w:type="dxa"/>
-            <w:tcMar>
-              <w:top w:w="45" w:type="dxa"/>
-              <w:left w:w="90" w:type="dxa"/>
-              <w:bottom w:w="45" w:type="dxa"/>
-              <w:right w:w="90" w:type="dxa"/>
+            <w:tcW w:type="dxa" w:w="2775"/>
+            <w:tcMar>
+              <w:top w:w="45" w:type="dxa"/>
+              <w:start w:w="90" w:type="dxa"/>
+              <w:bottom w:w="45" w:type="dxa"/>
+              <w:end w:w="90" w:type="dxa"/>
             </w:tcMar>
             <w:vAlign w:val="center"/>
           </w:tcPr>
@@ -7086,12 +6625,12 @@
         </w:tc>
         <w:tc>
           <w:tcPr>
-            <w:tcW w:w="1804" w:type="dxa"/>
-            <w:tcMar>
-              <w:top w:w="45" w:type="dxa"/>
-              <w:left w:w="90" w:type="dxa"/>
-              <w:bottom w:w="45" w:type="dxa"/>
-              <w:right w:w="90" w:type="dxa"/>
+            <w:tcW w:type="dxa" w:w="1804"/>
+            <w:tcMar>
+              <w:top w:w="45" w:type="dxa"/>
+              <w:start w:w="90" w:type="dxa"/>
+              <w:bottom w:w="45" w:type="dxa"/>
+              <w:end w:w="90" w:type="dxa"/>
             </w:tcMar>
             <w:vAlign w:val="center"/>
           </w:tcPr>
@@ -7113,12 +6652,12 @@
         </w:tc>
         <w:tc>
           <w:tcPr>
-            <w:tcW w:w="1387" w:type="dxa"/>
-            <w:tcMar>
-              <w:top w:w="45" w:type="dxa"/>
-              <w:left w:w="90" w:type="dxa"/>
-              <w:bottom w:w="45" w:type="dxa"/>
-              <w:right w:w="90" w:type="dxa"/>
+            <w:tcW w:type="dxa" w:w="1387"/>
+            <w:tcMar>
+              <w:top w:w="45" w:type="dxa"/>
+              <w:start w:w="90" w:type="dxa"/>
+              <w:bottom w:w="45" w:type="dxa"/>
+              <w:end w:w="90" w:type="dxa"/>
             </w:tcMar>
             <w:vAlign w:val="center"/>
           </w:tcPr>
@@ -7140,12 +6679,12 @@
         </w:tc>
         <w:tc>
           <w:tcPr>
-            <w:tcW w:w="3054" w:type="dxa"/>
-            <w:tcMar>
-              <w:top w:w="45" w:type="dxa"/>
-              <w:left w:w="90" w:type="dxa"/>
-              <w:bottom w:w="45" w:type="dxa"/>
-              <w:right w:w="90" w:type="dxa"/>
+            <w:tcW w:type="dxa" w:w="3054"/>
+            <w:tcMar>
+              <w:top w:w="45" w:type="dxa"/>
+              <w:start w:w="90" w:type="dxa"/>
+              <w:bottom w:w="45" w:type="dxa"/>
+              <w:end w:w="90" w:type="dxa"/>
             </w:tcMar>
             <w:vAlign w:val="center"/>
           </w:tcPr>
@@ -7169,16 +6708,15 @@
       <w:tr>
         <w:trPr>
           <w:cantSplit/>
-          <w:jc w:val="center"/>
         </w:trPr>
         <w:tc>
           <w:tcPr>
-            <w:tcW w:w="2775" w:type="dxa"/>
-            <w:tcMar>
-              <w:top w:w="45" w:type="dxa"/>
-              <w:left w:w="90" w:type="dxa"/>
-              <w:bottom w:w="45" w:type="dxa"/>
-              <w:right w:w="90" w:type="dxa"/>
+            <w:tcW w:type="dxa" w:w="2775"/>
+            <w:tcMar>
+              <w:top w:w="45" w:type="dxa"/>
+              <w:start w:w="90" w:type="dxa"/>
+              <w:bottom w:w="45" w:type="dxa"/>
+              <w:end w:w="90" w:type="dxa"/>
             </w:tcMar>
             <w:vAlign w:val="center"/>
           </w:tcPr>
@@ -7200,12 +6738,12 @@
         </w:tc>
         <w:tc>
           <w:tcPr>
-            <w:tcW w:w="1804" w:type="dxa"/>
-            <w:tcMar>
-              <w:top w:w="45" w:type="dxa"/>
-              <w:left w:w="90" w:type="dxa"/>
-              <w:bottom w:w="45" w:type="dxa"/>
-              <w:right w:w="90" w:type="dxa"/>
+            <w:tcW w:type="dxa" w:w="1804"/>
+            <w:tcMar>
+              <w:top w:w="45" w:type="dxa"/>
+              <w:start w:w="90" w:type="dxa"/>
+              <w:bottom w:w="45" w:type="dxa"/>
+              <w:end w:w="90" w:type="dxa"/>
             </w:tcMar>
             <w:vAlign w:val="center"/>
           </w:tcPr>
@@ -7227,12 +6765,12 @@
         </w:tc>
         <w:tc>
           <w:tcPr>
-            <w:tcW w:w="1387" w:type="dxa"/>
-            <w:tcMar>
-              <w:top w:w="45" w:type="dxa"/>
-              <w:left w:w="90" w:type="dxa"/>
-              <w:bottom w:w="45" w:type="dxa"/>
-              <w:right w:w="90" w:type="dxa"/>
+            <w:tcW w:type="dxa" w:w="1387"/>
+            <w:tcMar>
+              <w:top w:w="45" w:type="dxa"/>
+              <w:start w:w="90" w:type="dxa"/>
+              <w:bottom w:w="45" w:type="dxa"/>
+              <w:end w:w="90" w:type="dxa"/>
             </w:tcMar>
             <w:vAlign w:val="center"/>
           </w:tcPr>
@@ -7254,12 +6792,12 @@
         </w:tc>
         <w:tc>
           <w:tcPr>
-            <w:tcW w:w="3054" w:type="dxa"/>
-            <w:tcMar>
-              <w:top w:w="45" w:type="dxa"/>
-              <w:left w:w="90" w:type="dxa"/>
-              <w:bottom w:w="45" w:type="dxa"/>
-              <w:right w:w="90" w:type="dxa"/>
+            <w:tcW w:type="dxa" w:w="3054"/>
+            <w:tcMar>
+              <w:top w:w="45" w:type="dxa"/>
+              <w:start w:w="90" w:type="dxa"/>
+              <w:bottom w:w="45" w:type="dxa"/>
+              <w:end w:w="90" w:type="dxa"/>
             </w:tcMar>
             <w:vAlign w:val="center"/>
           </w:tcPr>
@@ -7283,16 +6821,15 @@
       <w:tr>
         <w:trPr>
           <w:cantSplit/>
-          <w:jc w:val="center"/>
         </w:trPr>
         <w:tc>
           <w:tcPr>
-            <w:tcW w:w="2775" w:type="dxa"/>
-            <w:tcMar>
-              <w:top w:w="45" w:type="dxa"/>
-              <w:left w:w="90" w:type="dxa"/>
-              <w:bottom w:w="45" w:type="dxa"/>
-              <w:right w:w="90" w:type="dxa"/>
+            <w:tcW w:type="dxa" w:w="2775"/>
+            <w:tcMar>
+              <w:top w:w="45" w:type="dxa"/>
+              <w:start w:w="90" w:type="dxa"/>
+              <w:bottom w:w="45" w:type="dxa"/>
+              <w:end w:w="90" w:type="dxa"/>
             </w:tcMar>
             <w:vAlign w:val="center"/>
           </w:tcPr>
@@ -7314,12 +6851,12 @@
         </w:tc>
         <w:tc>
           <w:tcPr>
-            <w:tcW w:w="1804" w:type="dxa"/>
-            <w:tcMar>
-              <w:top w:w="45" w:type="dxa"/>
-              <w:left w:w="90" w:type="dxa"/>
-              <w:bottom w:w="45" w:type="dxa"/>
-              <w:right w:w="90" w:type="dxa"/>
+            <w:tcW w:type="dxa" w:w="1804"/>
+            <w:tcMar>
+              <w:top w:w="45" w:type="dxa"/>
+              <w:start w:w="90" w:type="dxa"/>
+              <w:bottom w:w="45" w:type="dxa"/>
+              <w:end w:w="90" w:type="dxa"/>
             </w:tcMar>
             <w:vAlign w:val="center"/>
           </w:tcPr>
@@ -7341,12 +6878,12 @@
         </w:tc>
         <w:tc>
           <w:tcPr>
-            <w:tcW w:w="1387" w:type="dxa"/>
-            <w:tcMar>
-              <w:top w:w="45" w:type="dxa"/>
-              <w:left w:w="90" w:type="dxa"/>
-              <w:bottom w:w="45" w:type="dxa"/>
-              <w:right w:w="90" w:type="dxa"/>
+            <w:tcW w:type="dxa" w:w="1387"/>
+            <w:tcMar>
+              <w:top w:w="45" w:type="dxa"/>
+              <w:start w:w="90" w:type="dxa"/>
+              <w:bottom w:w="45" w:type="dxa"/>
+              <w:end w:w="90" w:type="dxa"/>
             </w:tcMar>
             <w:vAlign w:val="center"/>
           </w:tcPr>
@@ -7368,12 +6905,12 @@
         </w:tc>
         <w:tc>
           <w:tcPr>
-            <w:tcW w:w="3054" w:type="dxa"/>
-            <w:tcMar>
-              <w:top w:w="45" w:type="dxa"/>
-              <w:left w:w="90" w:type="dxa"/>
-              <w:bottom w:w="45" w:type="dxa"/>
-              <w:right w:w="90" w:type="dxa"/>
+            <w:tcW w:type="dxa" w:w="3054"/>
+            <w:tcMar>
+              <w:top w:w="45" w:type="dxa"/>
+              <w:start w:w="90" w:type="dxa"/>
+              <w:bottom w:w="45" w:type="dxa"/>
+              <w:end w:w="90" w:type="dxa"/>
             </w:tcMar>
             <w:vAlign w:val="center"/>
           </w:tcPr>
@@ -7397,16 +6934,15 @@
       <w:tr>
         <w:trPr>
           <w:cantSplit/>
-          <w:jc w:val="center"/>
         </w:trPr>
         <w:tc>
           <w:tcPr>
-            <w:tcW w:w="2775" w:type="dxa"/>
-            <w:tcMar>
-              <w:top w:w="45" w:type="dxa"/>
-              <w:left w:w="90" w:type="dxa"/>
-              <w:bottom w:w="45" w:type="dxa"/>
-              <w:right w:w="90" w:type="dxa"/>
+            <w:tcW w:type="dxa" w:w="2775"/>
+            <w:tcMar>
+              <w:top w:w="45" w:type="dxa"/>
+              <w:start w:w="90" w:type="dxa"/>
+              <w:bottom w:w="45" w:type="dxa"/>
+              <w:end w:w="90" w:type="dxa"/>
             </w:tcMar>
             <w:vAlign w:val="center"/>
           </w:tcPr>
@@ -7428,12 +6964,12 @@
         </w:tc>
         <w:tc>
           <w:tcPr>
-            <w:tcW w:w="1804" w:type="dxa"/>
-            <w:tcMar>
-              <w:top w:w="45" w:type="dxa"/>
-              <w:left w:w="90" w:type="dxa"/>
-              <w:bottom w:w="45" w:type="dxa"/>
-              <w:right w:w="90" w:type="dxa"/>
+            <w:tcW w:type="dxa" w:w="1804"/>
+            <w:tcMar>
+              <w:top w:w="45" w:type="dxa"/>
+              <w:start w:w="90" w:type="dxa"/>
+              <w:bottom w:w="45" w:type="dxa"/>
+              <w:end w:w="90" w:type="dxa"/>
             </w:tcMar>
             <w:vAlign w:val="center"/>
           </w:tcPr>
@@ -7455,12 +6991,12 @@
         </w:tc>
         <w:tc>
           <w:tcPr>
-            <w:tcW w:w="1387" w:type="dxa"/>
-            <w:tcMar>
-              <w:top w:w="45" w:type="dxa"/>
-              <w:left w:w="90" w:type="dxa"/>
-              <w:bottom w:w="45" w:type="dxa"/>
-              <w:right w:w="90" w:type="dxa"/>
+            <w:tcW w:type="dxa" w:w="1387"/>
+            <w:tcMar>
+              <w:top w:w="45" w:type="dxa"/>
+              <w:start w:w="90" w:type="dxa"/>
+              <w:bottom w:w="45" w:type="dxa"/>
+              <w:end w:w="90" w:type="dxa"/>
             </w:tcMar>
             <w:vAlign w:val="center"/>
           </w:tcPr>
@@ -7482,12 +7018,12 @@
         </w:tc>
         <w:tc>
           <w:tcPr>
-            <w:tcW w:w="3054" w:type="dxa"/>
-            <w:tcMar>
-              <w:top w:w="45" w:type="dxa"/>
-              <w:left w:w="90" w:type="dxa"/>
-              <w:bottom w:w="45" w:type="dxa"/>
-              <w:right w:w="90" w:type="dxa"/>
+            <w:tcW w:type="dxa" w:w="3054"/>
+            <w:tcMar>
+              <w:top w:w="45" w:type="dxa"/>
+              <w:start w:w="90" w:type="dxa"/>
+              <w:bottom w:w="45" w:type="dxa"/>
+              <w:end w:w="90" w:type="dxa"/>
             </w:tcMar>
             <w:vAlign w:val="center"/>
           </w:tcPr>
@@ -7511,16 +7047,15 @@
       <w:tr>
         <w:trPr>
           <w:cantSplit/>
-          <w:jc w:val="center"/>
         </w:trPr>
         <w:tc>
           <w:tcPr>
-            <w:tcW w:w="2775" w:type="dxa"/>
-            <w:tcMar>
-              <w:top w:w="45" w:type="dxa"/>
-              <w:left w:w="90" w:type="dxa"/>
-              <w:bottom w:w="45" w:type="dxa"/>
-              <w:right w:w="90" w:type="dxa"/>
+            <w:tcW w:type="dxa" w:w="2775"/>
+            <w:tcMar>
+              <w:top w:w="45" w:type="dxa"/>
+              <w:start w:w="90" w:type="dxa"/>
+              <w:bottom w:w="45" w:type="dxa"/>
+              <w:end w:w="90" w:type="dxa"/>
             </w:tcMar>
             <w:vAlign w:val="center"/>
           </w:tcPr>
@@ -7542,12 +7077,12 @@
         </w:tc>
         <w:tc>
           <w:tcPr>
-            <w:tcW w:w="1804" w:type="dxa"/>
-            <w:tcMar>
-              <w:top w:w="45" w:type="dxa"/>
-              <w:left w:w="90" w:type="dxa"/>
-              <w:bottom w:w="45" w:type="dxa"/>
-              <w:right w:w="90" w:type="dxa"/>
+            <w:tcW w:type="dxa" w:w="1804"/>
+            <w:tcMar>
+              <w:top w:w="45" w:type="dxa"/>
+              <w:start w:w="90" w:type="dxa"/>
+              <w:bottom w:w="45" w:type="dxa"/>
+              <w:end w:w="90" w:type="dxa"/>
             </w:tcMar>
             <w:vAlign w:val="center"/>
           </w:tcPr>
@@ -7569,12 +7104,12 @@
         </w:tc>
         <w:tc>
           <w:tcPr>
-            <w:tcW w:w="1387" w:type="dxa"/>
-            <w:tcMar>
-              <w:top w:w="45" w:type="dxa"/>
-              <w:left w:w="90" w:type="dxa"/>
-              <w:bottom w:w="45" w:type="dxa"/>
-              <w:right w:w="90" w:type="dxa"/>
+            <w:tcW w:type="dxa" w:w="1387"/>
+            <w:tcMar>
+              <w:top w:w="45" w:type="dxa"/>
+              <w:start w:w="90" w:type="dxa"/>
+              <w:bottom w:w="45" w:type="dxa"/>
+              <w:end w:w="90" w:type="dxa"/>
             </w:tcMar>
             <w:vAlign w:val="center"/>
           </w:tcPr>
@@ -7596,12 +7131,12 @@
         </w:tc>
         <w:tc>
           <w:tcPr>
-            <w:tcW w:w="3054" w:type="dxa"/>
-            <w:tcMar>
-              <w:top w:w="45" w:type="dxa"/>
-              <w:left w:w="90" w:type="dxa"/>
-              <w:bottom w:w="45" w:type="dxa"/>
-              <w:right w:w="90" w:type="dxa"/>
+            <w:tcW w:type="dxa" w:w="3054"/>
+            <w:tcMar>
+              <w:top w:w="45" w:type="dxa"/>
+              <w:start w:w="90" w:type="dxa"/>
+              <w:bottom w:w="45" w:type="dxa"/>
+              <w:end w:w="90" w:type="dxa"/>
             </w:tcMar>
             <w:vAlign w:val="center"/>
           </w:tcPr>
@@ -7627,13 +7162,6 @@
       <w:pPr>
         <w:widowControl/>
       </w:pPr>
-    </w:p>
-    <w:p>
-      <w:pPr>
-        <w:widowControl/>
-      </w:pPr>
-      <w:bookmarkStart w:id="0" w:name="_GoBack"/>
-      <w:bookmarkEnd w:id="0"/>
       <w:r>
         <w:t>Both training regimes therefore have two positive seeds out of three.</w:t>
       </w:r>
@@ -7655,24 +7183,21 @@
       </w:pPr>
       <w:r>
         <w:drawing>
-          <wp:inline distT="0" distB="0" distL="114300" distR="114300">
-            <wp:extent cx="5623560" cy="3115945"/>
-            <wp:effectExtent l="0" t="0" r="15240" b="8255"/>
+          <wp:inline xmlns:a="http://schemas.openxmlformats.org/drawingml/2006/main" xmlns:pic="http://schemas.openxmlformats.org/drawingml/2006/picture">
+            <wp:extent cx="5623560" cy="3101732"/>
             <wp:docPr id="10" name="Picture 10" descr="Paired stale-attention shift"/>
             <wp:cNvGraphicFramePr>
-              <a:graphicFrameLocks xmlns:a="http://schemas.openxmlformats.org/drawingml/2006/main" noChangeAspect="1"/>
+              <a:graphicFrameLocks noChangeAspect="1"/>
             </wp:cNvGraphicFramePr>
-            <a:graphic xmlns:a="http://schemas.openxmlformats.org/drawingml/2006/main">
+            <a:graphic>
               <a:graphicData uri="http://schemas.openxmlformats.org/drawingml/2006/picture">
-                <pic:pic xmlns:pic="http://schemas.openxmlformats.org/drawingml/2006/picture">
+                <pic:pic>
                   <pic:nvPicPr>
-                    <pic:cNvPr id="10" name="Picture 10" descr="Paired stale-attention shift"/>
-                    <pic:cNvPicPr>
-                      <a:picLocks noChangeAspect="1"/>
-                    </pic:cNvPicPr>
+                    <pic:cNvPr id="0" name="image.png"/>
+                    <pic:cNvPicPr/>
                   </pic:nvPicPr>
                   <pic:blipFill>
-                    <a:blip r:embed="rId20"/>
+                    <a:blip r:embed="rId37"/>
                     <a:stretch>
                       <a:fillRect/>
                     </a:stretch>
@@ -7680,11 +7205,9 @@
                   <pic:spPr>
                     <a:xfrm>
                       <a:off x="0" y="0"/>
-                      <a:ext cx="5623560" cy="3116118"/>
+                      <a:ext cx="5623560" cy="3101732"/>
                     </a:xfrm>
-                    <a:prstGeom prst="rect">
-                      <a:avLst/>
-                    </a:prstGeom>
+                    <a:prstGeom prst="rect"/>
                   </pic:spPr>
                 </pic:pic>
               </a:graphicData>
@@ -7699,7 +7222,7 @@
         <w:keepLines/>
       </w:pPr>
       <w:r>
-        <w:t>Figure 4.4. Positive values mean more attention mass on stale nodes in the degraded twin; seed 44 reverses the direction for both training regimes.</w:t>
+        <w:t>Figure 4.4. Degraded-minus-clean attention mass is positive for seeds 42 and 43 but negative for seed 44 in both training regimes.</w:t>
       </w:r>
     </w:p>
     <w:p>
@@ -7744,24 +7267,21 @@
       </w:pPr>
       <w:r>
         <w:drawing>
-          <wp:inline distT="0" distB="0" distL="114300" distR="114300">
-            <wp:extent cx="5623560" cy="3014980"/>
-            <wp:effectExtent l="0" t="0" r="15240" b="7620"/>
+          <wp:inline xmlns:a="http://schemas.openxmlformats.org/drawingml/2006/main" xmlns:pic="http://schemas.openxmlformats.org/drawingml/2006/picture">
+            <wp:extent cx="5623560" cy="3112290"/>
             <wp:docPr id="11" name="Picture 11" descr="Within-episode WAMSN-DEF correlation by training seed"/>
             <wp:cNvGraphicFramePr>
-              <a:graphicFrameLocks xmlns:a="http://schemas.openxmlformats.org/drawingml/2006/main" noChangeAspect="1"/>
+              <a:graphicFrameLocks noChangeAspect="1"/>
             </wp:cNvGraphicFramePr>
-            <a:graphic xmlns:a="http://schemas.openxmlformats.org/drawingml/2006/main">
+            <a:graphic>
               <a:graphicData uri="http://schemas.openxmlformats.org/drawingml/2006/picture">
-                <pic:pic xmlns:pic="http://schemas.openxmlformats.org/drawingml/2006/picture">
+                <pic:pic>
                   <pic:nvPicPr>
-                    <pic:cNvPr id="11" name="Picture 11" descr="Within-episode WAMSN-DEF correlation by training seed"/>
-                    <pic:cNvPicPr>
-                      <a:picLocks noChangeAspect="1"/>
-                    </pic:cNvPicPr>
+                    <pic:cNvPr id="0" name="image.png"/>
+                    <pic:cNvPicPr/>
                   </pic:nvPicPr>
                   <pic:blipFill>
-                    <a:blip r:embed="rId21"/>
+                    <a:blip r:embed="rId38"/>
                     <a:stretch>
                       <a:fillRect/>
                     </a:stretch>
@@ -7769,11 +7289,9 @@
                   <pic:spPr>
                     <a:xfrm>
                       <a:off x="0" y="0"/>
-                      <a:ext cx="5623560" cy="3015532"/>
+                      <a:ext cx="5623560" cy="3112290"/>
                     </a:xfrm>
-                    <a:prstGeom prst="rect">
-                      <a:avLst/>
-                    </a:prstGeom>
+                    <a:prstGeom prst="rect"/>
                   </pic:spPr>
                 </pic:pic>
               </a:graphicData>
@@ -7788,7 +7306,7 @@
         <w:keepLines/>
       </w:pPr>
       <w:r>
-        <w:t>Figure 4.5. Within-episode Spearman correlations between WAMSN and DEF. Filled points passed the within-policy Holm-corrected H4 test; open points did not. The direction differs between B2 and H5 and is not consistent across all training seeds.</w:t>
+        <w:t>Figure 4.5. Mean within-episode WAMSN-DEF correlations. Filled markers pass the within-policy Holm-corrected H4 test; open markers do not.</w:t>
       </w:r>
     </w:p>
     <w:p>
@@ -7839,24 +7357,18 @@
     </w:p>
     <w:tbl>
       <w:tblPr>
-        <w:tblStyle w:val="6"/>
-        <w:tblW w:w="9020" w:type="dxa"/>
+        <w:tblW w:type="dxa" w:w="9020"/>
         <w:jc w:val="center"/>
+        <w:tblLayout w:type="fixed"/>
+        <w:tblLook w:firstColumn="1" w:firstRow="1" w:lastColumn="0" w:lastRow="0" w:noHBand="0" w:noVBand="1" w:val="04A0"/>
         <w:tblBorders>
-          <w:top w:val="single" w:color="7F7F7F" w:sz="8" w:space="0"/>
-          <w:left w:val="none" w:color="FFFFFF" w:sz="0" w:space="0"/>
-          <w:bottom w:val="single" w:color="7F7F7F" w:sz="8" w:space="0"/>
-          <w:right w:val="none" w:color="FFFFFF" w:sz="0" w:space="0"/>
-          <w:insideH w:val="single" w:color="D9D9D9" w:sz="4" w:space="0"/>
-          <w:insideV w:val="none" w:color="FFFFFF" w:sz="0" w:space="0"/>
+          <w:top w:val="single" w:sz="8" w:color="7F7F7F"/>
+          <w:bottom w:val="single" w:sz="8" w:color="7F7F7F"/>
+          <w:left w:val="nil" w:sz="0" w:color="FFFFFF"/>
+          <w:right w:val="nil" w:sz="0" w:color="FFFFFF"/>
+          <w:insideH w:val="single" w:sz="4" w:color="D9D9D9"/>
+          <w:insideV w:val="nil" w:sz="0" w:color="FFFFFF"/>
         </w:tblBorders>
-        <w:tblLayout w:type="fixed"/>
-        <w:tblCellMar>
-          <w:top w:w="0" w:type="dxa"/>
-          <w:left w:w="108" w:type="dxa"/>
-          <w:bottom w:w="0" w:type="dxa"/>
-          <w:right w:w="108" w:type="dxa"/>
-        </w:tblCellMar>
       </w:tblPr>
       <w:tblGrid>
         <w:gridCol w:w="3560"/>
@@ -7867,20 +7379,19 @@
       <w:tr>
         <w:trPr>
           <w:cantSplit/>
-          <w:tblHeader/>
-          <w:jc w:val="center"/>
+          <w:tblHeader w:val="true"/>
         </w:trPr>
         <w:tc>
           <w:tcPr>
-            <w:tcW w:w="3560" w:type="dxa"/>
-            <w:shd w:val="clear" w:color="auto" w:fill="E7E6E6"/>
-            <w:tcMar>
-              <w:top w:w="45" w:type="dxa"/>
-              <w:left w:w="90" w:type="dxa"/>
-              <w:bottom w:w="45" w:type="dxa"/>
-              <w:right w:w="90" w:type="dxa"/>
-            </w:tcMar>
-            <w:vAlign w:val="center"/>
+            <w:tcW w:type="dxa" w:w="3560"/>
+            <w:tcMar>
+              <w:top w:w="45" w:type="dxa"/>
+              <w:start w:w="90" w:type="dxa"/>
+              <w:bottom w:w="45" w:type="dxa"/>
+              <w:end w:w="90" w:type="dxa"/>
+            </w:tcMar>
+            <w:vAlign w:val="center"/>
+            <w:shd w:fill="E7E6E6"/>
           </w:tcPr>
           <w:p>
             <w:pPr>
@@ -7901,15 +7412,15 @@
         </w:tc>
         <w:tc>
           <w:tcPr>
-            <w:tcW w:w="1503" w:type="dxa"/>
-            <w:shd w:val="clear" w:color="auto" w:fill="E7E6E6"/>
-            <w:tcMar>
-              <w:top w:w="45" w:type="dxa"/>
-              <w:left w:w="90" w:type="dxa"/>
-              <w:bottom w:w="45" w:type="dxa"/>
-              <w:right w:w="90" w:type="dxa"/>
-            </w:tcMar>
-            <w:vAlign w:val="center"/>
+            <w:tcW w:type="dxa" w:w="1503"/>
+            <w:tcMar>
+              <w:top w:w="45" w:type="dxa"/>
+              <w:start w:w="90" w:type="dxa"/>
+              <w:bottom w:w="45" w:type="dxa"/>
+              <w:end w:w="90" w:type="dxa"/>
+            </w:tcMar>
+            <w:vAlign w:val="center"/>
+            <w:shd w:fill="E7E6E6"/>
           </w:tcPr>
           <w:p>
             <w:pPr>
@@ -7930,15 +7441,15 @@
         </w:tc>
         <w:tc>
           <w:tcPr>
-            <w:tcW w:w="1978" w:type="dxa"/>
-            <w:shd w:val="clear" w:color="auto" w:fill="E7E6E6"/>
-            <w:tcMar>
-              <w:top w:w="45" w:type="dxa"/>
-              <w:left w:w="90" w:type="dxa"/>
-              <w:bottom w:w="45" w:type="dxa"/>
-              <w:right w:w="90" w:type="dxa"/>
-            </w:tcMar>
-            <w:vAlign w:val="center"/>
+            <w:tcW w:type="dxa" w:w="1978"/>
+            <w:tcMar>
+              <w:top w:w="45" w:type="dxa"/>
+              <w:start w:w="90" w:type="dxa"/>
+              <w:bottom w:w="45" w:type="dxa"/>
+              <w:end w:w="90" w:type="dxa"/>
+            </w:tcMar>
+            <w:vAlign w:val="center"/>
+            <w:shd w:fill="E7E6E6"/>
           </w:tcPr>
           <w:p>
             <w:pPr>
@@ -7959,15 +7470,15 @@
         </w:tc>
         <w:tc>
           <w:tcPr>
-            <w:tcW w:w="1979" w:type="dxa"/>
-            <w:shd w:val="clear" w:color="auto" w:fill="E7E6E6"/>
-            <w:tcMar>
-              <w:top w:w="45" w:type="dxa"/>
-              <w:left w:w="90" w:type="dxa"/>
-              <w:bottom w:w="45" w:type="dxa"/>
-              <w:right w:w="90" w:type="dxa"/>
-            </w:tcMar>
-            <w:vAlign w:val="center"/>
+            <w:tcW w:type="dxa" w:w="1979"/>
+            <w:tcMar>
+              <w:top w:w="45" w:type="dxa"/>
+              <w:start w:w="90" w:type="dxa"/>
+              <w:bottom w:w="45" w:type="dxa"/>
+              <w:end w:w="90" w:type="dxa"/>
+            </w:tcMar>
+            <w:vAlign w:val="center"/>
+            <w:shd w:fill="E7E6E6"/>
           </w:tcPr>
           <w:p>
             <w:pPr>
@@ -7990,16 +7501,15 @@
       <w:tr>
         <w:trPr>
           <w:cantSplit/>
-          <w:jc w:val="center"/>
         </w:trPr>
         <w:tc>
           <w:tcPr>
-            <w:tcW w:w="3560" w:type="dxa"/>
-            <w:tcMar>
-              <w:top w:w="45" w:type="dxa"/>
-              <w:left w:w="90" w:type="dxa"/>
-              <w:bottom w:w="45" w:type="dxa"/>
-              <w:right w:w="90" w:type="dxa"/>
+            <w:tcW w:type="dxa" w:w="3560"/>
+            <w:tcMar>
+              <w:top w:w="45" w:type="dxa"/>
+              <w:start w:w="90" w:type="dxa"/>
+              <w:bottom w:w="45" w:type="dxa"/>
+              <w:end w:w="90" w:type="dxa"/>
             </w:tcMar>
             <w:vAlign w:val="center"/>
           </w:tcPr>
@@ -8021,12 +7531,12 @@
         </w:tc>
         <w:tc>
           <w:tcPr>
-            <w:tcW w:w="1503" w:type="dxa"/>
-            <w:tcMar>
-              <w:top w:w="45" w:type="dxa"/>
-              <w:left w:w="90" w:type="dxa"/>
-              <w:bottom w:w="45" w:type="dxa"/>
-              <w:right w:w="90" w:type="dxa"/>
+            <w:tcW w:type="dxa" w:w="1503"/>
+            <w:tcMar>
+              <w:top w:w="45" w:type="dxa"/>
+              <w:start w:w="90" w:type="dxa"/>
+              <w:bottom w:w="45" w:type="dxa"/>
+              <w:end w:w="90" w:type="dxa"/>
             </w:tcMar>
             <w:vAlign w:val="center"/>
           </w:tcPr>
@@ -8048,12 +7558,12 @@
         </w:tc>
         <w:tc>
           <w:tcPr>
-            <w:tcW w:w="1978" w:type="dxa"/>
-            <w:tcMar>
-              <w:top w:w="45" w:type="dxa"/>
-              <w:left w:w="90" w:type="dxa"/>
-              <w:bottom w:w="45" w:type="dxa"/>
-              <w:right w:w="90" w:type="dxa"/>
+            <w:tcW w:type="dxa" w:w="1978"/>
+            <w:tcMar>
+              <w:top w:w="45" w:type="dxa"/>
+              <w:start w:w="90" w:type="dxa"/>
+              <w:bottom w:w="45" w:type="dxa"/>
+              <w:end w:w="90" w:type="dxa"/>
             </w:tcMar>
             <w:vAlign w:val="center"/>
           </w:tcPr>
@@ -8075,12 +7585,12 @@
         </w:tc>
         <w:tc>
           <w:tcPr>
-            <w:tcW w:w="1979" w:type="dxa"/>
-            <w:tcMar>
-              <w:top w:w="45" w:type="dxa"/>
-              <w:left w:w="90" w:type="dxa"/>
-              <w:bottom w:w="45" w:type="dxa"/>
-              <w:right w:w="90" w:type="dxa"/>
+            <w:tcW w:type="dxa" w:w="1979"/>
+            <w:tcMar>
+              <w:top w:w="45" w:type="dxa"/>
+              <w:start w:w="90" w:type="dxa"/>
+              <w:bottom w:w="45" w:type="dxa"/>
+              <w:end w:w="90" w:type="dxa"/>
             </w:tcMar>
             <w:vAlign w:val="center"/>
           </w:tcPr>
@@ -8104,16 +7614,15 @@
       <w:tr>
         <w:trPr>
           <w:cantSplit/>
-          <w:jc w:val="center"/>
         </w:trPr>
         <w:tc>
           <w:tcPr>
-            <w:tcW w:w="3560" w:type="dxa"/>
-            <w:tcMar>
-              <w:top w:w="45" w:type="dxa"/>
-              <w:left w:w="90" w:type="dxa"/>
-              <w:bottom w:w="45" w:type="dxa"/>
-              <w:right w:w="90" w:type="dxa"/>
+            <w:tcW w:type="dxa" w:w="3560"/>
+            <w:tcMar>
+              <w:top w:w="45" w:type="dxa"/>
+              <w:start w:w="90" w:type="dxa"/>
+              <w:bottom w:w="45" w:type="dxa"/>
+              <w:end w:w="90" w:type="dxa"/>
             </w:tcMar>
             <w:vAlign w:val="center"/>
           </w:tcPr>
@@ -8135,12 +7644,12 @@
         </w:tc>
         <w:tc>
           <w:tcPr>
-            <w:tcW w:w="1503" w:type="dxa"/>
-            <w:tcMar>
-              <w:top w:w="45" w:type="dxa"/>
-              <w:left w:w="90" w:type="dxa"/>
-              <w:bottom w:w="45" w:type="dxa"/>
-              <w:right w:w="90" w:type="dxa"/>
+            <w:tcW w:type="dxa" w:w="1503"/>
+            <w:tcMar>
+              <w:top w:w="45" w:type="dxa"/>
+              <w:start w:w="90" w:type="dxa"/>
+              <w:bottom w:w="45" w:type="dxa"/>
+              <w:end w:w="90" w:type="dxa"/>
             </w:tcMar>
             <w:vAlign w:val="center"/>
           </w:tcPr>
@@ -8162,12 +7671,12 @@
         </w:tc>
         <w:tc>
           <w:tcPr>
-            <w:tcW w:w="1978" w:type="dxa"/>
-            <w:tcMar>
-              <w:top w:w="45" w:type="dxa"/>
-              <w:left w:w="90" w:type="dxa"/>
-              <w:bottom w:w="45" w:type="dxa"/>
-              <w:right w:w="90" w:type="dxa"/>
+            <w:tcW w:type="dxa" w:w="1978"/>
+            <w:tcMar>
+              <w:top w:w="45" w:type="dxa"/>
+              <w:start w:w="90" w:type="dxa"/>
+              <w:bottom w:w="45" w:type="dxa"/>
+              <w:end w:w="90" w:type="dxa"/>
             </w:tcMar>
             <w:vAlign w:val="center"/>
           </w:tcPr>
@@ -8189,12 +7698,12 @@
         </w:tc>
         <w:tc>
           <w:tcPr>
-            <w:tcW w:w="1979" w:type="dxa"/>
-            <w:tcMar>
-              <w:top w:w="45" w:type="dxa"/>
-              <w:left w:w="90" w:type="dxa"/>
-              <w:bottom w:w="45" w:type="dxa"/>
-              <w:right w:w="90" w:type="dxa"/>
+            <w:tcW w:type="dxa" w:w="1979"/>
+            <w:tcMar>
+              <w:top w:w="45" w:type="dxa"/>
+              <w:start w:w="90" w:type="dxa"/>
+              <w:bottom w:w="45" w:type="dxa"/>
+              <w:end w:w="90" w:type="dxa"/>
             </w:tcMar>
             <w:vAlign w:val="center"/>
           </w:tcPr>
@@ -8218,16 +7727,15 @@
       <w:tr>
         <w:trPr>
           <w:cantSplit/>
-          <w:jc w:val="center"/>
         </w:trPr>
         <w:tc>
           <w:tcPr>
-            <w:tcW w:w="3560" w:type="dxa"/>
-            <w:tcMar>
-              <w:top w:w="45" w:type="dxa"/>
-              <w:left w:w="90" w:type="dxa"/>
-              <w:bottom w:w="45" w:type="dxa"/>
-              <w:right w:w="90" w:type="dxa"/>
+            <w:tcW w:type="dxa" w:w="3560"/>
+            <w:tcMar>
+              <w:top w:w="45" w:type="dxa"/>
+              <w:start w:w="90" w:type="dxa"/>
+              <w:bottom w:w="45" w:type="dxa"/>
+              <w:end w:w="90" w:type="dxa"/>
             </w:tcMar>
             <w:vAlign w:val="center"/>
           </w:tcPr>
@@ -8249,12 +7757,12 @@
         </w:tc>
         <w:tc>
           <w:tcPr>
-            <w:tcW w:w="1503" w:type="dxa"/>
-            <w:tcMar>
-              <w:top w:w="45" w:type="dxa"/>
-              <w:left w:w="90" w:type="dxa"/>
-              <w:bottom w:w="45" w:type="dxa"/>
-              <w:right w:w="90" w:type="dxa"/>
+            <w:tcW w:type="dxa" w:w="1503"/>
+            <w:tcMar>
+              <w:top w:w="45" w:type="dxa"/>
+              <w:start w:w="90" w:type="dxa"/>
+              <w:bottom w:w="45" w:type="dxa"/>
+              <w:end w:w="90" w:type="dxa"/>
             </w:tcMar>
             <w:vAlign w:val="center"/>
           </w:tcPr>
@@ -8276,12 +7784,12 @@
         </w:tc>
         <w:tc>
           <w:tcPr>
-            <w:tcW w:w="1978" w:type="dxa"/>
-            <w:tcMar>
-              <w:top w:w="45" w:type="dxa"/>
-              <w:left w:w="90" w:type="dxa"/>
-              <w:bottom w:w="45" w:type="dxa"/>
-              <w:right w:w="90" w:type="dxa"/>
+            <w:tcW w:type="dxa" w:w="1978"/>
+            <w:tcMar>
+              <w:top w:w="45" w:type="dxa"/>
+              <w:start w:w="90" w:type="dxa"/>
+              <w:bottom w:w="45" w:type="dxa"/>
+              <w:end w:w="90" w:type="dxa"/>
             </w:tcMar>
             <w:vAlign w:val="center"/>
           </w:tcPr>
@@ -8303,12 +7811,12 @@
         </w:tc>
         <w:tc>
           <w:tcPr>
-            <w:tcW w:w="1979" w:type="dxa"/>
-            <w:tcMar>
-              <w:top w:w="45" w:type="dxa"/>
-              <w:left w:w="90" w:type="dxa"/>
-              <w:bottom w:w="45" w:type="dxa"/>
-              <w:right w:w="90" w:type="dxa"/>
+            <w:tcW w:type="dxa" w:w="1979"/>
+            <w:tcMar>
+              <w:top w:w="45" w:type="dxa"/>
+              <w:start w:w="90" w:type="dxa"/>
+              <w:bottom w:w="45" w:type="dxa"/>
+              <w:end w:w="90" w:type="dxa"/>
             </w:tcMar>
             <w:vAlign w:val="center"/>
           </w:tcPr>
@@ -8332,16 +7840,15 @@
       <w:tr>
         <w:trPr>
           <w:cantSplit/>
-          <w:jc w:val="center"/>
         </w:trPr>
         <w:tc>
           <w:tcPr>
-            <w:tcW w:w="3560" w:type="dxa"/>
-            <w:tcMar>
-              <w:top w:w="45" w:type="dxa"/>
-              <w:left w:w="90" w:type="dxa"/>
-              <w:bottom w:w="45" w:type="dxa"/>
-              <w:right w:w="90" w:type="dxa"/>
+            <w:tcW w:type="dxa" w:w="3560"/>
+            <w:tcMar>
+              <w:top w:w="45" w:type="dxa"/>
+              <w:start w:w="90" w:type="dxa"/>
+              <w:bottom w:w="45" w:type="dxa"/>
+              <w:end w:w="90" w:type="dxa"/>
             </w:tcMar>
             <w:vAlign w:val="center"/>
           </w:tcPr>
@@ -8363,12 +7870,12 @@
         </w:tc>
         <w:tc>
           <w:tcPr>
-            <w:tcW w:w="1503" w:type="dxa"/>
-            <w:tcMar>
-              <w:top w:w="45" w:type="dxa"/>
-              <w:left w:w="90" w:type="dxa"/>
-              <w:bottom w:w="45" w:type="dxa"/>
-              <w:right w:w="90" w:type="dxa"/>
+            <w:tcW w:type="dxa" w:w="1503"/>
+            <w:tcMar>
+              <w:top w:w="45" w:type="dxa"/>
+              <w:start w:w="90" w:type="dxa"/>
+              <w:bottom w:w="45" w:type="dxa"/>
+              <w:end w:w="90" w:type="dxa"/>
             </w:tcMar>
             <w:vAlign w:val="center"/>
           </w:tcPr>
@@ -8390,12 +7897,12 @@
         </w:tc>
         <w:tc>
           <w:tcPr>
-            <w:tcW w:w="1978" w:type="dxa"/>
-            <w:tcMar>
-              <w:top w:w="45" w:type="dxa"/>
-              <w:left w:w="90" w:type="dxa"/>
-              <w:bottom w:w="45" w:type="dxa"/>
-              <w:right w:w="90" w:type="dxa"/>
+            <w:tcW w:type="dxa" w:w="1978"/>
+            <w:tcMar>
+              <w:top w:w="45" w:type="dxa"/>
+              <w:start w:w="90" w:type="dxa"/>
+              <w:bottom w:w="45" w:type="dxa"/>
+              <w:end w:w="90" w:type="dxa"/>
             </w:tcMar>
             <w:vAlign w:val="center"/>
           </w:tcPr>
@@ -8417,12 +7924,12 @@
         </w:tc>
         <w:tc>
           <w:tcPr>
-            <w:tcW w:w="1979" w:type="dxa"/>
-            <w:tcMar>
-              <w:top w:w="45" w:type="dxa"/>
-              <w:left w:w="90" w:type="dxa"/>
-              <w:bottom w:w="45" w:type="dxa"/>
-              <w:right w:w="90" w:type="dxa"/>
+            <w:tcW w:type="dxa" w:w="1979"/>
+            <w:tcMar>
+              <w:top w:w="45" w:type="dxa"/>
+              <w:start w:w="90" w:type="dxa"/>
+              <w:bottom w:w="45" w:type="dxa"/>
+              <w:end w:w="90" w:type="dxa"/>
             </w:tcMar>
             <w:vAlign w:val="center"/>
           </w:tcPr>
@@ -8446,16 +7953,15 @@
       <w:tr>
         <w:trPr>
           <w:cantSplit/>
-          <w:jc w:val="center"/>
         </w:trPr>
         <w:tc>
           <w:tcPr>
-            <w:tcW w:w="3560" w:type="dxa"/>
-            <w:tcMar>
-              <w:top w:w="45" w:type="dxa"/>
-              <w:left w:w="90" w:type="dxa"/>
-              <w:bottom w:w="45" w:type="dxa"/>
-              <w:right w:w="90" w:type="dxa"/>
+            <w:tcW w:type="dxa" w:w="3560"/>
+            <w:tcMar>
+              <w:top w:w="45" w:type="dxa"/>
+              <w:start w:w="90" w:type="dxa"/>
+              <w:bottom w:w="45" w:type="dxa"/>
+              <w:end w:w="90" w:type="dxa"/>
             </w:tcMar>
             <w:vAlign w:val="center"/>
           </w:tcPr>
@@ -8477,12 +7983,12 @@
         </w:tc>
         <w:tc>
           <w:tcPr>
-            <w:tcW w:w="1503" w:type="dxa"/>
-            <w:tcMar>
-              <w:top w:w="45" w:type="dxa"/>
-              <w:left w:w="90" w:type="dxa"/>
-              <w:bottom w:w="45" w:type="dxa"/>
-              <w:right w:w="90" w:type="dxa"/>
+            <w:tcW w:type="dxa" w:w="1503"/>
+            <w:tcMar>
+              <w:top w:w="45" w:type="dxa"/>
+              <w:start w:w="90" w:type="dxa"/>
+              <w:bottom w:w="45" w:type="dxa"/>
+              <w:end w:w="90" w:type="dxa"/>
             </w:tcMar>
             <w:vAlign w:val="center"/>
           </w:tcPr>
@@ -8504,12 +8010,12 @@
         </w:tc>
         <w:tc>
           <w:tcPr>
-            <w:tcW w:w="1978" w:type="dxa"/>
-            <w:tcMar>
-              <w:top w:w="45" w:type="dxa"/>
-              <w:left w:w="90" w:type="dxa"/>
-              <w:bottom w:w="45" w:type="dxa"/>
-              <w:right w:w="90" w:type="dxa"/>
+            <w:tcW w:type="dxa" w:w="1978"/>
+            <w:tcMar>
+              <w:top w:w="45" w:type="dxa"/>
+              <w:start w:w="90" w:type="dxa"/>
+              <w:bottom w:w="45" w:type="dxa"/>
+              <w:end w:w="90" w:type="dxa"/>
             </w:tcMar>
             <w:vAlign w:val="center"/>
           </w:tcPr>
@@ -8531,12 +8037,12 @@
         </w:tc>
         <w:tc>
           <w:tcPr>
-            <w:tcW w:w="1979" w:type="dxa"/>
-            <w:tcMar>
-              <w:top w:w="45" w:type="dxa"/>
-              <w:left w:w="90" w:type="dxa"/>
-              <w:bottom w:w="45" w:type="dxa"/>
-              <w:right w:w="90" w:type="dxa"/>
+            <w:tcW w:type="dxa" w:w="1979"/>
+            <w:tcMar>
+              <w:top w:w="45" w:type="dxa"/>
+              <w:start w:w="90" w:type="dxa"/>
+              <w:bottom w:w="45" w:type="dxa"/>
+              <w:end w:w="90" w:type="dxa"/>
             </w:tcMar>
             <w:vAlign w:val="center"/>
           </w:tcPr>
@@ -8627,24 +8133,21 @@
       </w:pPr>
       <w:r>
         <w:drawing>
-          <wp:inline distT="0" distB="0" distL="114300" distR="114300">
-            <wp:extent cx="5623560" cy="2366010"/>
-            <wp:effectExtent l="0" t="0" r="15240" b="21590"/>
-            <wp:docPr id="12" name="Picture 12" descr="Evidence path and final cross-seed verdicts"/>
+          <wp:inline xmlns:a="http://schemas.openxmlformats.org/drawingml/2006/main" xmlns:pic="http://schemas.openxmlformats.org/drawingml/2006/picture">
+            <wp:extent cx="5623560" cy="3141244"/>
+            <wp:docPr id="12" name="Picture 12" descr="Cross-seed evidence matrix"/>
             <wp:cNvGraphicFramePr>
-              <a:graphicFrameLocks xmlns:a="http://schemas.openxmlformats.org/drawingml/2006/main" noChangeAspect="1"/>
+              <a:graphicFrameLocks noChangeAspect="1"/>
             </wp:cNvGraphicFramePr>
-            <a:graphic xmlns:a="http://schemas.openxmlformats.org/drawingml/2006/main">
+            <a:graphic>
               <a:graphicData uri="http://schemas.openxmlformats.org/drawingml/2006/picture">
-                <pic:pic xmlns:pic="http://schemas.openxmlformats.org/drawingml/2006/picture">
+                <pic:pic>
                   <pic:nvPicPr>
-                    <pic:cNvPr id="12" name="Picture 12" descr="Evidence path and final cross-seed verdicts"/>
-                    <pic:cNvPicPr>
-                      <a:picLocks noChangeAspect="1"/>
-                    </pic:cNvPicPr>
+                    <pic:cNvPr id="0" name="image.png"/>
+                    <pic:cNvPicPr/>
                   </pic:nvPicPr>
                   <pic:blipFill>
-                    <a:blip r:embed="rId22"/>
+                    <a:blip r:embed="rId39"/>
                     <a:stretch>
                       <a:fillRect/>
                     </a:stretch>
@@ -8652,11 +8155,9 @@
                   <pic:spPr>
                     <a:xfrm>
                       <a:off x="0" y="0"/>
-                      <a:ext cx="5623560" cy="2366400"/>
+                      <a:ext cx="5623560" cy="3141244"/>
                     </a:xfrm>
-                    <a:prstGeom prst="rect">
-                      <a:avLst/>
-                    </a:prstGeom>
+                    <a:prstGeom prst="rect"/>
                   </pic:spPr>
                 </pic:pic>
               </a:graphicData>
@@ -8671,7 +8172,7 @@
         <w:keepLines/>
       </w:pPr>
       <w:r>
-        <w:t>Figure 5.1. The final evidence path separates the reproducible manipulation check from the mixed or unsupported explanation effects. It summarises cross-seed consistency without presenting outage duration as a direct causal dose of faithfulness.</w:t>
+        <w:t>Figure 5.1. Cross-seed results are reported separately by research question, without presenting stale exposure as a causal chain.</w:t>
       </w:r>
     </w:p>
     <w:p>
